--- a/downloads/workbook/ai-4-week-19.docx
+++ b/downloads/workbook/ai-4-week-19.docx
@@ -1328,6 +1328,178 @@
         <w:t>Project connection: For your Responsible Plant Classifier, save the input, procedure, observed result and limitation of this check. Label this worked example as practice; use a different, previously unreviewed case when checking independent understanding.</w:t>
       </w:r>
     </w:p>
+    <w:p>
+      <w:pPr>
+        <w:pStyle w:val="Heading1"/>
+      </w:pPr>
+      <w:r>
+        <w:t>19. Project portfolio milestone</w:t>
+      </w:r>
+    </w:p>
+    <w:p>
+      <w:r>
+        <w:t>Project: Responsible Plant Classifier</w:t>
+      </w:r>
+    </w:p>
+    <w:p>
+      <w:r>
+        <w:t>Current milestone: Evaluate and revise. Compare with your starting method, explain errors and record a justified revision.</w:t>
+      </w:r>
+    </w:p>
+    <w:p>
+      <w:r>
+        <w:t>For your Responsible Plant Classifier, save the input, procedure, observed result and limitation of this check. Label this worked example as practice; use a different, previously unreviewed case when checking independent understanding.</w:t>
+      </w:r>
+    </w:p>
+    <w:tbl>
+      <w:tblPr>
+        <w:tblStyle w:val="LightShading-Accent1"/>
+        <w:tblW w:type="auto" w:w="0"/>
+        <w:tblLook w:firstColumn="1" w:firstRow="1" w:lastColumn="0" w:lastRow="0" w:noHBand="0" w:noVBand="1" w:val="04A0"/>
+      </w:tblPr>
+      <w:tblGrid>
+        <w:gridCol w:w="5112"/>
+        <w:gridCol w:w="5112"/>
+      </w:tblGrid>
+      <w:tr>
+        <w:trPr>
+          <w:tblHeader/>
+        </w:trPr>
+        <w:tc>
+          <w:tcPr>
+            <w:tcW w:type="dxa" w:w="5112"/>
+          </w:tcPr>
+          <w:p>
+            <w:r>
+              <w:t>Evidence to keep</w:t>
+            </w:r>
+          </w:p>
+        </w:tc>
+        <w:tc>
+          <w:tcPr>
+            <w:tcW w:type="dxa" w:w="5112"/>
+          </w:tcPr>
+          <w:p>
+            <w:r>
+              <w:t>My record</w:t>
+            </w:r>
+          </w:p>
+        </w:tc>
+      </w:tr>
+      <w:tr>
+        <w:tc>
+          <w:tcPr>
+            <w:tcW w:type="dxa" w:w="5112"/>
+          </w:tcPr>
+          <w:p>
+            <w:r>
+              <w:t>This week’s input and deciding step</w:t>
+            </w:r>
+          </w:p>
+        </w:tc>
+        <w:tc>
+          <w:tcPr>
+            <w:tcW w:type="dxa" w:w="5112"/>
+          </w:tcPr>
+          <w:p>
+            <w:r/>
+          </w:p>
+        </w:tc>
+      </w:tr>
+      <w:tr>
+        <w:tc>
+          <w:tcPr>
+            <w:tcW w:type="dxa" w:w="5112"/>
+          </w:tcPr>
+          <w:p>
+            <w:r>
+              <w:t>Prediction and actual result (or labelled paper trace)</w:t>
+            </w:r>
+          </w:p>
+        </w:tc>
+        <w:tc>
+          <w:tcPr>
+            <w:tcW w:type="dxa" w:w="5112"/>
+          </w:tcPr>
+          <w:p>
+            <w:r/>
+          </w:p>
+        </w:tc>
+      </w:tr>
+      <w:tr>
+        <w:tc>
+          <w:tcPr>
+            <w:tcW w:type="dxa" w:w="5112"/>
+          </w:tcPr>
+          <w:p>
+            <w:r>
+              <w:t>One change since the previous checkpoint and why</w:t>
+            </w:r>
+          </w:p>
+        </w:tc>
+        <w:tc>
+          <w:tcPr>
+            <w:tcW w:type="dxa" w:w="5112"/>
+          </w:tcPr>
+          <w:p>
+            <w:r/>
+          </w:p>
+        </w:tc>
+      </w:tr>
+      <w:tr>
+        <w:tc>
+          <w:tcPr>
+            <w:tcW w:type="dxa" w:w="5112"/>
+          </w:tcPr>
+          <w:p>
+            <w:r>
+              <w:t>One error or limit and the next test</w:t>
+            </w:r>
+          </w:p>
+        </w:tc>
+        <w:tc>
+          <w:tcPr>
+            <w:tcW w:type="dxa" w:w="5112"/>
+          </w:tcPr>
+          <w:p>
+            <w:r/>
+          </w:p>
+        </w:tc>
+      </w:tr>
+    </w:tbl>
+    <w:p>
+      <w:pPr>
+        <w:pStyle w:val="Heading3"/>
+      </w:pPr>
+      <w:r>
+        <w:t>Explain what this week adds to your project. Reuse last week’s record rather than starting again.</w:t>
+      </w:r>
+    </w:p>
+    <w:p>
+      <w:r>
+        <w:t>________________________________________________________________</w:t>
+      </w:r>
+    </w:p>
+    <w:p>
+      <w:r>
+        <w:t>________________________________________________________________</w:t>
+      </w:r>
+    </w:p>
+    <w:p>
+      <w:r>
+        <w:t>________________________________________________________________</w:t>
+      </w:r>
+    </w:p>
+    <w:p>
+      <w:r>
+        <w:t>________________________________________________________________</w:t>
+      </w:r>
+    </w:p>
+    <w:p>
+      <w:r>
+        <w:t>________________________________________________________________</w:t>
+      </w:r>
+    </w:p>
     <w:sectPr>
       <w:pgSz w:w="12240" w:h="15840"/>
       <w:pgMar w:top="936" w:right="1008" w:bottom="936" w:left="1008" w:header="720" w:footer="720" w:gutter="0"/>

--- a/downloads/workbook/ai-4-week-19.docx
+++ b/downloads/workbook/ai-4-week-19.docx
@@ -1500,6 +1500,248 @@
         <w:t>________________________________________________________________</w:t>
       </w:r>
     </w:p>
+    <w:p>
+      <w:pPr>
+        <w:pStyle w:val="Heading1"/>
+      </w:pPr>
+      <w:r>
+        <w:t>20. Supported practice and learning evidence</w:t>
+      </w:r>
+    </w:p>
+    <w:p>
+      <w:r>
+        <w:t>Use this supported practice once, in the browser or on paper. Keep the reserved independent assessment for a separate first attempt before teacher feedback.</w:t>
+      </w:r>
+    </w:p>
+    <w:p>
+      <w:r>
+        <w:t>Use residual signs to say whether each plant-height estimate is too high or low.</w:t>
+      </w:r>
+    </w:p>
+    <w:p>
+      <w:pPr>
+        <w:pStyle w:val="Heading3"/>
+      </w:pPr>
+      <w:r>
+        <w:t>Practice 1: explain the deciding evidence</w:t>
+      </w:r>
+    </w:p>
+    <w:p>
+      <w:r>
+        <w:t>Which labelled step matches this detail? Mean residual is 1/3 cm; MAE is 5/3 cm, so small signed mean does not imply small errors.</w:t>
+      </w:r>
+    </w:p>
+    <w:p>
+      <w:r>
+        <w:t>1. Read directions</w:t>
+      </w:r>
+    </w:p>
+    <w:p>
+      <w:r>
+        <w:t>2. Avoid cancellation</w:t>
+      </w:r>
+    </w:p>
+    <w:p>
+      <w:r>
+        <w:t>3. Subtract matched pairs</w:t>
+      </w:r>
+    </w:p>
+    <w:p>
+      <w:pPr>
+        <w:pStyle w:val="Heading3"/>
+      </w:pPr>
+      <w:r>
+        <w:t>My selected conclusion, deciding fact and explanation</w:t>
+      </w:r>
+    </w:p>
+    <w:p>
+      <w:r>
+        <w:t>________________________________________________________________</w:t>
+      </w:r>
+    </w:p>
+    <w:p>
+      <w:r>
+        <w:t>________________________________________________________________</w:t>
+      </w:r>
+    </w:p>
+    <w:p>
+      <w:r>
+        <w:t>________________________________________________________________</w:t>
+      </w:r>
+    </w:p>
+    <w:p>
+      <w:r>
+        <w:t>________________________________________________________________</w:t>
+      </w:r>
+    </w:p>
+    <w:p>
+      <w:r>
+        <w:t>________________________________________________________________</w:t>
+      </w:r>
+    </w:p>
+    <w:p>
+      <w:r>
+        <w:t>Hint if needed: Read the steps in the pictorial case. Match the supplied detail to the stage that performs or records it.</w:t>
+      </w:r>
+    </w:p>
+    <w:p>
+      <w:r>
+        <w:t>After your attempt, compare with the supported explanation: Avoid cancellation Mean residual is 1/3 cm; MAE is 5/3 cm, so small signed mean does not imply small errors. Read the picture in order. Mean residual is 1/3 cm; MAE is 5/3 cm, so small signed mean does not imply small errors. The arrows show which recorded input or intermediate result each decision uses. Explain the deciding step aloud before checking the changed case; pointing to the final answer alone does not show how it follows.</w:t>
+      </w:r>
+    </w:p>
+    <w:p>
+      <w:pPr>
+        <w:pStyle w:val="Heading3"/>
+      </w:pPr>
+      <w:r>
+        <w:t>Practice 2: explain the deciding evidence</w:t>
+      </w:r>
+    </w:p>
+    <w:p>
+      <w:r>
+        <w:t>Changed-case practice: Raise all predictions by1 cm. Which conclusion is supported by the supplied facts?</w:t>
+      </w:r>
+    </w:p>
+    <w:p>
+      <w:r>
+        <w:t>1. This one example guarantees correct results for every future input.</w:t>
+      </w:r>
+    </w:p>
+    <w:p>
+      <w:r>
+        <w:t>2. We can decide the result without examining the changed input or the procedure.</w:t>
+      </w:r>
+    </w:p>
+    <w:p>
+      <w:r>
+        <w:t>3. Residuals become [-3, 0, 1]; mean=-2/3 cm and MAE=4/3 cm.</w:t>
+      </w:r>
+    </w:p>
+    <w:p>
+      <w:pPr>
+        <w:pStyle w:val="Heading3"/>
+      </w:pPr>
+      <w:r>
+        <w:t>My selected conclusion, deciding fact and explanation</w:t>
+      </w:r>
+    </w:p>
+    <w:p>
+      <w:r>
+        <w:t>________________________________________________________________</w:t>
+      </w:r>
+    </w:p>
+    <w:p>
+      <w:r>
+        <w:t>________________________________________________________________</w:t>
+      </w:r>
+    </w:p>
+    <w:p>
+      <w:r>
+        <w:t>________________________________________________________________</w:t>
+      </w:r>
+    </w:p>
+    <w:p>
+      <w:r>
+        <w:t>________________________________________________________________</w:t>
+      </w:r>
+    </w:p>
+    <w:p>
+      <w:r>
+        <w:t>________________________________________________________________</w:t>
+      </w:r>
+    </w:p>
+    <w:p>
+      <w:r>
+        <w:t>Hint if needed: Use the changed condition and the deciding step in the pictorial trace. The answer must say what follows from those facts.</w:t>
+      </w:r>
+    </w:p>
+    <w:p>
+      <w:r>
+        <w:t>After your attempt, compare with the supported explanation: Residuals become [-3, 0, 1]; mean=-2/3 cm and MAE=4/3 cm. Each residual decreases by1 under the observed-minus-predicted convention.</w:t>
+      </w:r>
+    </w:p>
+    <w:p>
+      <w:pPr>
+        <w:pStyle w:val="Heading3"/>
+      </w:pPr>
+      <w:r>
+        <w:t>Repair a missing building block</w:t>
+      </w:r>
+    </w:p>
+    <w:p>
+      <w:r>
+        <w:t>Review Error Analysis (ai-4/18). Goal: Categorize development errors using evidence. Short practice: What evidence would support the claim that a change helps fresh dim-light images? Point to the relevant step in the picture, then write the changed result and the rule or evidence that supports it.. Return to this week and explain what you changed.</w:t>
+      </w:r>
+    </w:p>
+    <w:p>
+      <w:r>
+        <w:t>Review Accuracy and Imbalance (ai-4/16). Goal: Explain why overall accuracy can hide failure on a less common class. Short practice: Why can the 90% baseline still be unsuitable for a detection task? Point to the relevant step in the picture, then write the changed result and the rule or evidence that supports it.. Return to this week and explain what you changed.</w:t>
+      </w:r>
+    </w:p>
+    <w:p>
+      <w:r>
+        <w:t>Review Train a Classifier (ai-4/13). Goal: Connect training-only scaling and neighbour prediction in one pipeline. Short practice: Which pipeline record would help another team reproduce the result? Point to the relevant step in the picture, then write the changed result and the rule or evidence that supports it.. Return to this week and explain what you changed.</w:t>
+      </w:r>
+    </w:p>
+    <w:p>
+      <w:pPr>
+        <w:pStyle w:val="Heading3"/>
+      </w:pPr>
+      <w:r>
+        <w:t>Predict, run and debug</w:t>
+      </w:r>
+    </w:p>
+    <w:p>
+      <w:r>
+        <w:t>The browser lab lets you edit the supported Python examples already included in this lesson. Predict first, run, inspect the actual output or error, change one input, then run again. Keep code, predictions, actual results and a reasoned revision together. On paper, label your result as a trace rather than an execution.</w:t>
+      </w:r>
+    </w:p>
+    <w:p>
+      <w:pPr>
+        <w:pStyle w:val="Heading3"/>
+      </w:pPr>
+      <w:r>
+        <w:t>Keep your completed work</w:t>
+      </w:r>
+    </w:p>
+    <w:p>
+      <w:r>
+        <w:t>Use Download completed work in the hosted lesson to export your answers, reflections, practice feedback and code-run evidence. Open the HTML copy to read or print it. Drafts stay in this browser when storage is available; clear drafts on a shared device.</w:t>
+      </w:r>
+    </w:p>
+    <w:p>
+      <w:pPr>
+        <w:pStyle w:val="Heading3"/>
+      </w:pPr>
+      <w:r>
+        <w:t>What I repaired, the evidence I kept and the next test</w:t>
+      </w:r>
+    </w:p>
+    <w:p>
+      <w:r>
+        <w:t>________________________________________________________________</w:t>
+      </w:r>
+    </w:p>
+    <w:p>
+      <w:r>
+        <w:t>________________________________________________________________</w:t>
+      </w:r>
+    </w:p>
+    <w:p>
+      <w:r>
+        <w:t>________________________________________________________________</w:t>
+      </w:r>
+    </w:p>
+    <w:p>
+      <w:r>
+        <w:t>________________________________________________________________</w:t>
+      </w:r>
+    </w:p>
+    <w:p>
+      <w:r>
+        <w:t>________________________________________________________________</w:t>
+      </w:r>
+    </w:p>
     <w:sectPr>
       <w:pgSz w:w="12240" w:h="15840"/>
       <w:pgMar w:top="936" w:right="1008" w:bottom="936" w:left="1008" w:header="720" w:footer="720" w:gutter="0"/>

--- a/downloads/workbook/ai-4-week-19.docx
+++ b/downloads/workbook/ai-4-week-19.docx
@@ -30,6 +30,17 @@
     </w:p>
     <w:p>
       <w:r>
+        <w:t>Record your starting explanation for Regression and Residuals before opening notes. Show any later correction separately.</w:t>
+      </w:r>
+    </w:p>
+    <w:p>
+      <w:pPr>
+        <w:spacing w:line="336" w:lineRule="auto" w:after="180"/>
+      </w:pPr>
+      <w:r>
+        <w:rPr>
+          <w:b w:val="0"/>
+        </w:rPr>
         <w:t>Try the recall before opening notes. Then use a different colour or a labelled second line to correct your explanation.</w:t>
       </w:r>
     </w:p>
@@ -42,7 +53,13 @@
       </w:r>
     </w:p>
     <w:p>
-      <w:r>
+      <w:pPr>
+        <w:spacing w:line="336" w:lineRule="auto" w:after="180"/>
+      </w:pPr>
+      <w:r>
+        <w:rPr>
+          <w:b w:val="0"/>
+        </w:rPr>
         <w:t>Without opening the old lesson, explain one key idea from Error Analysis. Give an example and a mistake that the idea helps you avoid.</w:t>
       </w:r>
     </w:p>
@@ -78,7 +95,13 @@
       </w:r>
     </w:p>
     <w:p>
-      <w:r>
+      <w:pPr>
+        <w:spacing w:line="336" w:lineRule="auto" w:after="180"/>
+      </w:pPr>
+      <w:r>
+        <w:rPr>
+          <w:b w:val="0"/>
+        </w:rPr>
         <w:t>Without opening the old lesson, explain one key idea from Accuracy and Imbalance. Give an example and a mistake that the idea helps you avoid.</w:t>
       </w:r>
     </w:p>
@@ -114,7 +137,13 @@
       </w:r>
     </w:p>
     <w:p>
-      <w:r>
+      <w:pPr>
+        <w:spacing w:line="336" w:lineRule="auto" w:after="180"/>
+      </w:pPr>
+      <w:r>
+        <w:rPr>
+          <w:b w:val="0"/>
+        </w:rPr>
         <w:t>Without opening the old lesson, explain one key idea from Train a Classifier. Give an example and a mistake that the idea helps you avoid.</w:t>
       </w:r>
     </w:p>
@@ -151,7 +180,42 @@
     </w:p>
     <w:p>
       <w:r>
-        <w:t>Use W2: Explain cancellation for Regression and residuals. Record the answer once; the lesson and workbook refer to the same attempt.</w:t>
+        <w:t>Complete the supported Regression and Residuals trace and record the first step you can explain without help.</w:t>
+      </w:r>
+    </w:p>
+    <w:p>
+      <w:pPr>
+        <w:spacing w:line="336" w:lineRule="auto" w:after="180"/>
+      </w:pPr>
+      <w:r>
+        <w:rPr>
+          <w:b w:val="0"/>
+        </w:rPr>
+        <w:t xml:space="preserve">Use W2: Explain cancellation for </w:t>
+      </w:r>
+      <w:r>
+        <w:rPr>
+          <w:b/>
+        </w:rPr>
+        <w:t>Regression</w:t>
+      </w:r>
+      <w:r>
+        <w:rPr>
+          <w:b w:val="0"/>
+        </w:rPr>
+        <w:t xml:space="preserve"> and </w:t>
+      </w:r>
+      <w:r>
+        <w:rPr>
+          <w:b/>
+        </w:rPr>
+        <w:t>residual</w:t>
+      </w:r>
+      <w:r>
+        <w:rPr>
+          <w:b w:val="0"/>
+        </w:rPr>
+        <w:t>s. Record the answer once; the lesson and workbook refer to the same attempt.</w:t>
       </w:r>
     </w:p>
     <w:tbl>
@@ -279,7 +343,42 @@
     </w:p>
     <w:p>
       <w:r>
-        <w:t>Use the worked case for Regression and residuals. Proposed explanation: “A final answer is enough”. Decide whether this explanation is supported. Point to the step or supplied fact that decides; explain your repair if needed.</w:t>
+        <w:t>Check the proposed Regression and Residuals explanation against the supplied facts before discussing it.</w:t>
+      </w:r>
+    </w:p>
+    <w:p>
+      <w:pPr>
+        <w:spacing w:line="336" w:lineRule="auto" w:after="180"/>
+      </w:pPr>
+      <w:r>
+        <w:rPr>
+          <w:b w:val="0"/>
+        </w:rPr>
+        <w:t xml:space="preserve">Use the worked case for </w:t>
+      </w:r>
+      <w:r>
+        <w:rPr>
+          <w:b/>
+        </w:rPr>
+        <w:t>Regression</w:t>
+      </w:r>
+      <w:r>
+        <w:rPr>
+          <w:b w:val="0"/>
+        </w:rPr>
+        <w:t xml:space="preserve"> and </w:t>
+      </w:r>
+      <w:r>
+        <w:rPr>
+          <w:b/>
+        </w:rPr>
+        <w:t>residual</w:t>
+      </w:r>
+      <w:r>
+        <w:rPr>
+          <w:b w:val="0"/>
+        </w:rPr>
+        <w:t>s. Proposed explanation: “A final answer is enough”. Decide whether this explanation is supported. Point to the step or supplied fact that decides; explain your repair if needed.</w:t>
       </w:r>
     </w:p>
     <w:p>
@@ -319,6 +418,11 @@
       </w:r>
     </w:p>
     <w:p>
+      <w:r>
+        <w:t>Write one first attempt at the reserved independent case before feedback. Repeated copies of that case refer to the same recorded attempt.</w:t>
+      </w:r>
+    </w:p>
+    <w:p>
       <w:pPr>
         <w:pStyle w:val="Heading3"/>
       </w:pPr>
@@ -327,8 +431,38 @@
       </w:r>
     </w:p>
     <w:p>
-      <w:r>
-        <w:t>Observed [6, 10, 13], predicted [8, 9, 11] cm. Give residuals, mean residual and error directions.</w:t>
+      <w:pPr>
+        <w:spacing w:line="336" w:lineRule="auto" w:after="180"/>
+      </w:pPr>
+      <w:r>
+        <w:rPr>
+          <w:b w:val="0"/>
+        </w:rPr>
+        <w:t xml:space="preserve">Observed [6, 10, 13], predicted [8, 9, 11] cm. Give </w:t>
+      </w:r>
+      <w:r>
+        <w:rPr>
+          <w:b/>
+        </w:rPr>
+        <w:t>residual</w:t>
+      </w:r>
+      <w:r>
+        <w:rPr>
+          <w:b w:val="0"/>
+        </w:rPr>
+        <w:t xml:space="preserve">s, mean </w:t>
+      </w:r>
+      <w:r>
+        <w:rPr>
+          <w:b/>
+        </w:rPr>
+        <w:t>residual</w:t>
+      </w:r>
+      <w:r>
+        <w:rPr>
+          <w:b w:val="0"/>
+        </w:rPr>
+        <w:t xml:space="preserve"> and error directions.</w:t>
       </w:r>
     </w:p>
     <w:p>
@@ -375,7 +509,13 @@
       </w:r>
     </w:p>
     <w:p>
-      <w:r>
+      <w:pPr>
+        <w:spacing w:line="336" w:lineRule="auto" w:after="180"/>
+      </w:pPr>
+      <w:r>
+        <w:rPr>
+          <w:b w:val="0"/>
+        </w:rPr>
         <w:t>Attempt this case before feedback. Record any help. Earlier examples below are further practice; a case already practised with feedback cannot establish fresh transfer.</w:t>
       </w:r>
     </w:p>
@@ -389,7 +529,54 @@
     </w:p>
     <w:p>
       <w:r>
-        <w:t>Actual leaf length is 7 cm and prediction is 10 cm. Using residual=actual−predicted, calculate residual and absolute error. Interpret the sign.</w:t>
+        <w:t>Connect the Regression and Residuals target to a trace and a justified conclusion.</w:t>
+      </w:r>
+    </w:p>
+    <w:p>
+      <w:pPr>
+        <w:spacing w:line="336" w:lineRule="auto" w:after="180"/>
+      </w:pPr>
+      <w:r>
+        <w:rPr>
+          <w:b w:val="0"/>
+        </w:rPr>
+        <w:t xml:space="preserve">Actual leaf length is 7 cm and </w:t>
+      </w:r>
+      <w:r>
+        <w:rPr>
+          <w:b/>
+        </w:rPr>
+        <w:t>prediction</w:t>
+      </w:r>
+      <w:r>
+        <w:rPr>
+          <w:b w:val="0"/>
+        </w:rPr>
+        <w:t xml:space="preserve"> is 10 cm. Using </w:t>
+      </w:r>
+      <w:r>
+        <w:rPr>
+          <w:b/>
+        </w:rPr>
+        <w:t>residual</w:t>
+      </w:r>
+      <w:r>
+        <w:rPr>
+          <w:b w:val="0"/>
+        </w:rPr>
+        <w:t xml:space="preserve">=actual−predicted, calculate </w:t>
+      </w:r>
+      <w:r>
+        <w:rPr>
+          <w:b/>
+        </w:rPr>
+        <w:t>residual</w:t>
+      </w:r>
+      <w:r>
+        <w:rPr>
+          <w:b w:val="0"/>
+        </w:rPr>
+        <w:t xml:space="preserve"> and absolute error. Interpret the sign.</w:t>
       </w:r>
     </w:p>
     <w:p>
@@ -402,17 +589,70 @@
     </w:p>
     <w:p>
       <w:r>
-        <w:t>Actual height=12 cm, prediction=9 cm. Residual means actual minus predicted.</w:t>
-      </w:r>
-    </w:p>
-    <w:p>
-      <w:r>
+        <w:t>Solve the supplied Regression and Residuals case and show the deciding evidence.</w:t>
+      </w:r>
+    </w:p>
+    <w:p>
+      <w:pPr>
+        <w:spacing w:line="336" w:lineRule="auto" w:after="180"/>
+      </w:pPr>
+      <w:r>
+        <w:rPr>
+          <w:b w:val="0"/>
+        </w:rPr>
+        <w:t xml:space="preserve">Actual height=12 cm, </w:t>
+      </w:r>
+      <w:r>
+        <w:rPr>
+          <w:b/>
+        </w:rPr>
+        <w:t>prediction</w:t>
+      </w:r>
+      <w:r>
+        <w:rPr>
+          <w:b w:val="0"/>
+        </w:rPr>
+        <w:t xml:space="preserve">=9 cm. </w:t>
+      </w:r>
+      <w:r>
+        <w:rPr>
+          <w:b/>
+        </w:rPr>
+        <w:t>Residual</w:t>
+      </w:r>
+      <w:r>
+        <w:rPr>
+          <w:b w:val="0"/>
+        </w:rPr>
+        <w:t xml:space="preserve"> means actual minus predicted.</w:t>
+      </w:r>
+    </w:p>
+    <w:p>
+      <w:pPr>
+        <w:spacing w:line="336" w:lineRule="auto" w:after="180"/>
+      </w:pPr>
+      <w:r>
+        <w:rPr>
+          <w:b w:val="0"/>
+        </w:rPr>
         <w:t>Calculate and interpret.</w:t>
       </w:r>
     </w:p>
     <w:p>
-      <w:r>
-        <w:t>Show your trace, calculation or evidence</w:t>
+      <w:pPr>
+        <w:spacing w:line="336" w:lineRule="auto" w:after="180"/>
+      </w:pPr>
+      <w:r>
+        <w:rPr>
+          <w:b w:val="0"/>
+        </w:rPr>
+        <w:t xml:space="preserve">Show your trace, calculation or </w:t>
+      </w:r>
+      <w:r>
+        <w:rPr>
+          <w:b/>
+        </w:rPr>
+        <w:t>evidence</w:t>
       </w:r>
     </w:p>
     <w:p>
@@ -458,11 +698,64 @@
     </w:p>
     <w:p>
       <w:r>
-        <w:t>Define residual as actual minus predicted. Actual height is 14 cm and prediction is 17 cm. Calculate residual and interpret its sign.</w:t>
-      </w:r>
-    </w:p>
-    <w:p>
-      <w:r>
+        <w:t>Apply the procedure to the changed case and record why the conclusion follows.</w:t>
+      </w:r>
+    </w:p>
+    <w:p>
+      <w:pPr>
+        <w:spacing w:line="336" w:lineRule="auto" w:after="180"/>
+      </w:pPr>
+      <w:r>
+        <w:rPr>
+          <w:b w:val="0"/>
+        </w:rPr>
+        <w:t xml:space="preserve">Define </w:t>
+      </w:r>
+      <w:r>
+        <w:rPr>
+          <w:b/>
+        </w:rPr>
+        <w:t>residual</w:t>
+      </w:r>
+      <w:r>
+        <w:rPr>
+          <w:b w:val="0"/>
+        </w:rPr>
+        <w:t xml:space="preserve"> as actual minus predicted. Actual height is 14 cm and </w:t>
+      </w:r>
+      <w:r>
+        <w:rPr>
+          <w:b/>
+        </w:rPr>
+        <w:t>prediction</w:t>
+      </w:r>
+      <w:r>
+        <w:rPr>
+          <w:b w:val="0"/>
+        </w:rPr>
+        <w:t xml:space="preserve"> is 17 cm. Calculate </w:t>
+      </w:r>
+      <w:r>
+        <w:rPr>
+          <w:b/>
+        </w:rPr>
+        <w:t>residual</w:t>
+      </w:r>
+      <w:r>
+        <w:rPr>
+          <w:b w:val="0"/>
+        </w:rPr>
+        <w:t xml:space="preserve"> and interpret its sign.</w:t>
+      </w:r>
+    </w:p>
+    <w:p>
+      <w:pPr>
+        <w:spacing w:line="336" w:lineRule="auto" w:after="180"/>
+      </w:pPr>
+      <w:r>
+        <w:rPr>
+          <w:b w:val="0"/>
+        </w:rPr>
         <w:t>My independent answer and reason</w:t>
       </w:r>
     </w:p>
@@ -517,7 +810,30 @@
     </w:p>
     <w:p>
       <w:r>
-        <w:t>Create a changed input, boundary case or missing-information case. Write the expected answer or safe response before testing.</w:t>
+        <w:t>Specify a changed input, expected result and observation separately.</w:t>
+      </w:r>
+    </w:p>
+    <w:p>
+      <w:pPr>
+        <w:spacing w:line="336" w:lineRule="auto" w:after="180"/>
+      </w:pPr>
+      <w:r>
+        <w:rPr>
+          <w:b w:val="0"/>
+        </w:rPr>
+        <w:t xml:space="preserve">Create a changed </w:t>
+      </w:r>
+      <w:r>
+        <w:rPr>
+          <w:b/>
+        </w:rPr>
+        <w:t>input</w:t>
+      </w:r>
+      <w:r>
+        <w:rPr>
+          <w:b w:val="0"/>
+        </w:rPr>
+        <w:t>, boundary case or missing-information case. Write the expected answer or safe response before testing.</w:t>
       </w:r>
     </w:p>
     <w:tbl>
@@ -646,12 +962,77 @@
     </w:p>
     <w:p>
       <w:r>
-        <w:t>Use a miniature growth-prediction side experiment to distinguish regression evidence from the main classifier metrics.</w:t>
-      </w:r>
-    </w:p>
-    <w:p>
-      <w:r>
-        <w:t>The project change and evidence I will keep</w:t>
+        <w:t>Justify what Regression and Residuals adds to Responsible Plant Classifier and keep the evidence.</w:t>
+      </w:r>
+    </w:p>
+    <w:p>
+      <w:pPr>
+        <w:spacing w:line="336" w:lineRule="auto" w:after="180"/>
+      </w:pPr>
+      <w:r>
+        <w:rPr>
+          <w:b w:val="0"/>
+        </w:rPr>
+        <w:t>Use a miniature growth-</w:t>
+      </w:r>
+      <w:r>
+        <w:rPr>
+          <w:b/>
+        </w:rPr>
+        <w:t>prediction</w:t>
+      </w:r>
+      <w:r>
+        <w:rPr>
+          <w:b w:val="0"/>
+        </w:rPr>
+        <w:t xml:space="preserve"> side experiment to distinguish </w:t>
+      </w:r>
+      <w:r>
+        <w:rPr>
+          <w:b/>
+        </w:rPr>
+        <w:t>regression</w:t>
+      </w:r>
+      <w:r>
+        <w:rPr>
+          <w:b w:val="0"/>
+        </w:rPr>
+        <w:t xml:space="preserve"> </w:t>
+      </w:r>
+      <w:r>
+        <w:rPr>
+          <w:b/>
+        </w:rPr>
+        <w:t>evidence</w:t>
+      </w:r>
+      <w:r>
+        <w:rPr>
+          <w:b w:val="0"/>
+        </w:rPr>
+        <w:t xml:space="preserve"> from the main classifier metrics.</w:t>
+      </w:r>
+    </w:p>
+    <w:p>
+      <w:pPr>
+        <w:spacing w:line="336" w:lineRule="auto" w:after="180"/>
+      </w:pPr>
+      <w:r>
+        <w:rPr>
+          <w:b w:val="0"/>
+        </w:rPr>
+        <w:t xml:space="preserve">The project change and </w:t>
+      </w:r>
+      <w:r>
+        <w:rPr>
+          <w:b/>
+        </w:rPr>
+        <w:t>evidence</w:t>
+      </w:r>
+      <w:r>
+        <w:rPr>
+          <w:b w:val="0"/>
+        </w:rPr>
+        <w:t xml:space="preserve"> I will keep</w:t>
       </w:r>
     </w:p>
     <w:p>
@@ -697,11 +1078,54 @@
     </w:p>
     <w:p>
       <w:r>
-        <w:t>I can explain the mechanism. I can show evidence. I can handle a changed case. I can name a limit. Mark each as not yet, with help or independently, and attach supporting work.</w:t>
-      </w:r>
-    </w:p>
-    <w:p>
-      <w:r>
+        <w:t>Judge explanation, evidence, transfer and limits separately; attach the work behind your judgement.</w:t>
+      </w:r>
+    </w:p>
+    <w:p>
+      <w:pPr>
+        <w:pStyle w:val="ListBullet"/>
+      </w:pPr>
+      <w:r>
+        <w:t>I can explain the mechanism.</w:t>
+      </w:r>
+    </w:p>
+    <w:p>
+      <w:pPr>
+        <w:pStyle w:val="ListBullet"/>
+      </w:pPr>
+      <w:r>
+        <w:t>I can show evidence.</w:t>
+      </w:r>
+    </w:p>
+    <w:p>
+      <w:pPr>
+        <w:pStyle w:val="ListBullet"/>
+      </w:pPr>
+      <w:r>
+        <w:t>I can handle a changed case.</w:t>
+      </w:r>
+    </w:p>
+    <w:p>
+      <w:pPr>
+        <w:pStyle w:val="ListBullet"/>
+      </w:pPr>
+      <w:r>
+        <w:t>I can name a limit.</w:t>
+      </w:r>
+    </w:p>
+    <w:p>
+      <w:r>
+        <w:t>Mark each as not yet, with help or independently, and attach supporting work.</w:t>
+      </w:r>
+    </w:p>
+    <w:p>
+      <w:pPr>
+        <w:spacing w:line="336" w:lineRule="auto" w:after="180"/>
+      </w:pPr>
+      <w:r>
+        <w:rPr>
+          <w:b w:val="0"/>
+        </w:rPr>
         <w:t>Teacher review ____________________  Next step ____________________</w:t>
       </w:r>
     </w:p>
@@ -715,7 +1139,54 @@
     </w:p>
     <w:p>
       <w:r>
-        <w:t>Actual leaf length is 7 cm and prediction is 10 cm. Using residual=actual−predicted, calculate residual and absolute error. Interpret the sign.</w:t>
+        <w:t>Use this earlier case as transfer practice. A case already discussed with feedback is not fresh assessment evidence.</w:t>
+      </w:r>
+    </w:p>
+    <w:p>
+      <w:pPr>
+        <w:spacing w:line="336" w:lineRule="auto" w:after="180"/>
+      </w:pPr>
+      <w:r>
+        <w:rPr>
+          <w:b w:val="0"/>
+        </w:rPr>
+        <w:t xml:space="preserve">Actual leaf length is 7 cm and </w:t>
+      </w:r>
+      <w:r>
+        <w:rPr>
+          <w:b/>
+        </w:rPr>
+        <w:t>prediction</w:t>
+      </w:r>
+      <w:r>
+        <w:rPr>
+          <w:b w:val="0"/>
+        </w:rPr>
+        <w:t xml:space="preserve"> is 10 cm. Using </w:t>
+      </w:r>
+      <w:r>
+        <w:rPr>
+          <w:b/>
+        </w:rPr>
+        <w:t>residual</w:t>
+      </w:r>
+      <w:r>
+        <w:rPr>
+          <w:b w:val="0"/>
+        </w:rPr>
+        <w:t xml:space="preserve">=actual−predicted, calculate </w:t>
+      </w:r>
+      <w:r>
+        <w:rPr>
+          <w:b/>
+        </w:rPr>
+        <w:t>residual</w:t>
+      </w:r>
+      <w:r>
+        <w:rPr>
+          <w:b w:val="0"/>
+        </w:rPr>
+        <w:t xml:space="preserve"> and absolute error. Interpret the sign.</w:t>
       </w:r>
     </w:p>
     <w:p>
@@ -762,7 +1233,13 @@
       </w:r>
     </w:p>
     <w:p>
-      <w:r>
+      <w:pPr>
+        <w:spacing w:line="336" w:lineRule="auto" w:after="180"/>
+      </w:pPr>
+      <w:r>
+        <w:rPr>
+          <w:b w:val="0"/>
+        </w:rPr>
         <w:t>Record support used: none, hint or teacher explanation.</w:t>
       </w:r>
     </w:p>
@@ -776,7 +1253,42 @@
     </w:p>
     <w:p>
       <w:r>
-        <w:t>Compute the worked residuals and identify overprediction.</w:t>
+        <w:t>Calculate residuals. Apply the supplied Regression and Residuals facts and keep your reasoning.</w:t>
+      </w:r>
+    </w:p>
+    <w:p>
+      <w:pPr>
+        <w:spacing w:line="336" w:lineRule="auto" w:after="180"/>
+      </w:pPr>
+      <w:r>
+        <w:rPr>
+          <w:b w:val="0"/>
+        </w:rPr>
+        <w:t xml:space="preserve">Compute the worked </w:t>
+      </w:r>
+      <w:r>
+        <w:rPr>
+          <w:b/>
+        </w:rPr>
+        <w:t>residual</w:t>
+      </w:r>
+      <w:r>
+        <w:rPr>
+          <w:b w:val="0"/>
+        </w:rPr>
+        <w:t xml:space="preserve">s and identify </w:t>
+      </w:r>
+      <w:r>
+        <w:rPr>
+          <w:b/>
+        </w:rPr>
+        <w:t>overprediction</w:t>
+      </w:r>
+      <w:r>
+        <w:rPr>
+          <w:b w:val="0"/>
+        </w:rPr>
+        <w:t>.</w:t>
       </w:r>
     </w:p>
     <w:p>
@@ -827,7 +1339,43 @@
     </w:p>
     <w:p>
       <w:r>
-        <w:t>Why does mean residual zero not imply perfect predictions?</w:t>
+        <w:t>Explain cancellation. Apply the supplied Regression and Residuals facts and keep your reasoning.</w:t>
+      </w:r>
+    </w:p>
+    <w:p>
+      <w:pPr>
+        <w:spacing w:line="336" w:lineRule="auto" w:after="180"/>
+        <w:shd w:fill="F5F1FB"/>
+      </w:pPr>
+      <w:r>
+        <w:rPr>
+          <w:b w:val="0"/>
+        </w:rPr>
+        <w:t xml:space="preserve">Why does mean </w:t>
+      </w:r>
+      <w:r>
+        <w:rPr>
+          <w:b/>
+        </w:rPr>
+        <w:t>residual</w:t>
+      </w:r>
+      <w:r>
+        <w:rPr>
+          <w:b w:val="0"/>
+        </w:rPr>
+        <w:t xml:space="preserve"> zero not imply perfect </w:t>
+      </w:r>
+      <w:r>
+        <w:rPr>
+          <w:b/>
+        </w:rPr>
+        <w:t>prediction</w:t>
+      </w:r>
+      <w:r>
+        <w:rPr>
+          <w:b w:val="0"/>
+        </w:rPr>
+        <w:t>s?</w:t>
       </w:r>
     </w:p>
     <w:p>
@@ -878,7 +1426,30 @@
     </w:p>
     <w:p>
       <w:r>
-        <w:t>Interpret residuals -2, 0, 3 ordered by growth stage.</w:t>
+        <w:t>Read a pattern. Apply the supplied Regression and Residuals facts and keep your reasoning.</w:t>
+      </w:r>
+    </w:p>
+    <w:p>
+      <w:pPr>
+        <w:spacing w:line="336" w:lineRule="auto" w:after="180"/>
+      </w:pPr>
+      <w:r>
+        <w:rPr>
+          <w:b w:val="0"/>
+        </w:rPr>
+        <w:t xml:space="preserve">Interpret </w:t>
+      </w:r>
+      <w:r>
+        <w:rPr>
+          <w:b/>
+        </w:rPr>
+        <w:t>residual</w:t>
+      </w:r>
+      <w:r>
+        <w:rPr>
+          <w:b w:val="0"/>
+        </w:rPr>
+        <w:t>s -2, 0, 3 ordered by growth stage.</w:t>
       </w:r>
     </w:p>
     <w:p>
@@ -929,7 +1500,42 @@
     </w:p>
     <w:p>
       <w:r>
-        <w:t>Observed [6, 10, 13], predicted [8, 9, 11] cm. Give residuals, mean residual and error directions.</w:t>
+        <w:t>Attempt before feedback. If this repeats the selected independent case, reuse that first attempt; otherwise keep a separate record. Apply independently. Apply the supplied Regression and Residuals facts and keep your reasoning.</w:t>
+      </w:r>
+    </w:p>
+    <w:p>
+      <w:pPr>
+        <w:spacing w:line="336" w:lineRule="auto" w:after="180"/>
+      </w:pPr>
+      <w:r>
+        <w:rPr>
+          <w:b w:val="0"/>
+        </w:rPr>
+        <w:t xml:space="preserve">Observed [6, 10, 13], predicted [8, 9, 11] cm. Give </w:t>
+      </w:r>
+      <w:r>
+        <w:rPr>
+          <w:b/>
+        </w:rPr>
+        <w:t>residual</w:t>
+      </w:r>
+      <w:r>
+        <w:rPr>
+          <w:b w:val="0"/>
+        </w:rPr>
+        <w:t xml:space="preserve">s, mean </w:t>
+      </w:r>
+      <w:r>
+        <w:rPr>
+          <w:b/>
+        </w:rPr>
+        <w:t>residual</w:t>
+      </w:r>
+      <w:r>
+        <w:rPr>
+          <w:b w:val="0"/>
+        </w:rPr>
+        <w:t xml:space="preserve"> and error directions.</w:t>
       </w:r>
     </w:p>
     <w:p>
@@ -990,6 +1596,17 @@
     </w:p>
     <w:p>
       <w:r>
+        <w:t>Check units. Apply the supplied Regression and Residuals facts and keep your reasoning.</w:t>
+      </w:r>
+    </w:p>
+    <w:p>
+      <w:pPr>
+        <w:spacing w:line="336" w:lineRule="auto" w:after="180"/>
+      </w:pPr>
+      <w:r>
+        <w:rPr>
+          <w:b w:val="0"/>
+        </w:rPr>
         <w:t>A report combines 2 cm and .02 m as if they were different magnitudes. Repair it.</w:t>
       </w:r>
     </w:p>
@@ -1037,6 +1654,11 @@
       </w:pPr>
       <w:r>
         <w:t>17. Feedback, return check and learning record</w:t>
+      </w:r>
+    </w:p>
+    <w:p>
+      <w:r>
+        <w:t>Record the first repaired step and a different case to revisit after a delay.</w:t>
       </w:r>
     </w:p>
     <w:tbl>
@@ -1176,7 +1798,13 @@
       </w:tr>
     </w:tbl>
     <w:p>
-      <w:r>
+      <w:pPr>
+        <w:spacing w:line="336" w:lineRule="auto" w:after="180"/>
+      </w:pPr>
+      <w:r>
+        <w:rPr>
+          <w:b w:val="0"/>
+        </w:rPr>
         <w:t>Revisit this idea with your teacher after a delay. Familiarity is different from explaining and using it on a changed case.</w:t>
       </w:r>
     </w:p>
@@ -1190,17 +1818,70 @@
     </w:p>
     <w:p>
       <w:r>
-        <w:t>Use residual signs to say whether each plant-height estimate is too high or low.</w:t>
-      </w:r>
-    </w:p>
-    <w:p>
-      <w:r>
-        <w:t>Residual=observed-predicted. Observed heights [5, 8, 12] cm; predicted [7, 7, 10] cm.</w:t>
-      </w:r>
-    </w:p>
-    <w:p>
-      <w:r>
-        <w:t>All inputs and outcomes in this worked example are invented classroom data; no real model run is claimed.</w:t>
+        <w:t>Use residual signs to say whether each plant-height estimate is too high or low. Explain the labelled step before checking the changed condition.</w:t>
+      </w:r>
+    </w:p>
+    <w:p>
+      <w:pPr>
+        <w:spacing w:line="336" w:lineRule="auto" w:after="180"/>
+      </w:pPr>
+      <w:r>
+        <w:rPr>
+          <w:b w:val="0"/>
+        </w:rPr>
+        <w:t xml:space="preserve">Use </w:t>
+      </w:r>
+      <w:r>
+        <w:rPr>
+          <w:b/>
+        </w:rPr>
+        <w:t>residual</w:t>
+      </w:r>
+      <w:r>
+        <w:rPr>
+          <w:b w:val="0"/>
+        </w:rPr>
+        <w:t xml:space="preserve"> signs to say whether each plant-height estimate is too high or low.</w:t>
+      </w:r>
+    </w:p>
+    <w:p>
+      <w:pPr>
+        <w:spacing w:line="336" w:lineRule="auto" w:after="180"/>
+      </w:pPr>
+      <w:r>
+        <w:rPr>
+          <w:b/>
+        </w:rPr>
+        <w:t>Residual</w:t>
+      </w:r>
+      <w:r>
+        <w:rPr>
+          <w:b w:val="0"/>
+        </w:rPr>
+        <w:t>=observed-predicted. Observed heights [5, 8, 12] cm; predicted [7, 7, 10] cm.</w:t>
+      </w:r>
+    </w:p>
+    <w:p>
+      <w:pPr>
+        <w:spacing w:line="336" w:lineRule="auto" w:after="180"/>
+      </w:pPr>
+      <w:r>
+        <w:rPr>
+          <w:b w:val="0"/>
+        </w:rPr>
+        <w:t xml:space="preserve">All </w:t>
+      </w:r>
+      <w:r>
+        <w:rPr>
+          <w:b/>
+        </w:rPr>
+        <w:t>input</w:t>
+      </w:r>
+      <w:r>
+        <w:rPr>
+          <w:b w:val="0"/>
+        </w:rPr>
+        <w:t>s and outcomes in this worked example are invented classroom data; no real model run is claimed.</w:t>
       </w:r>
     </w:p>
     <w:p>
@@ -1276,8 +1957,26 @@
       </w:r>
     </w:p>
     <w:p>
-      <w:r>
-        <w:t>Which statistic reveals the size of errors without cancellation? Point to the relevant step in the picture, then write the changed result and the rule or evidence that supports it.</w:t>
+      <w:pPr>
+        <w:spacing w:line="336" w:lineRule="auto" w:after="180"/>
+      </w:pPr>
+      <w:r>
+        <w:rPr>
+          <w:b w:val="0"/>
+        </w:rPr>
+        <w:t xml:space="preserve">Which statistic reveals the size of errors without cancellation? Point to the relevant step in the picture, then write the changed result and the rule or </w:t>
+      </w:r>
+      <w:r>
+        <w:rPr>
+          <w:b/>
+        </w:rPr>
+        <w:t>evidence</w:t>
+      </w:r>
+      <w:r>
+        <w:rPr>
+          <w:b w:val="0"/>
+        </w:rPr>
+        <w:t xml:space="preserve"> that supports it.</w:t>
       </w:r>
     </w:p>
     <w:p>
@@ -1319,13 +2018,69 @@
       </w:r>
     </w:p>
     <w:p>
-      <w:r>
-        <w:t>Support used: alone / hint / worked example. This record is practice evidence.</w:t>
-      </w:r>
-    </w:p>
-    <w:p>
-      <w:r>
-        <w:t>Project connection: For your Responsible Plant Classifier, save the input, procedure, observed result and limitation of this check. Label this worked example as practice; use a different, previously unreviewed case when checking independent understanding.</w:t>
+      <w:pPr>
+        <w:pStyle w:val="Heading3"/>
+      </w:pPr>
+      <w:r>
+        <w:t>Record the help used</w:t>
+      </w:r>
+    </w:p>
+    <w:p>
+      <w:pPr>
+        <w:spacing w:line="336" w:lineRule="auto" w:after="180"/>
+        <w:shd w:fill="F1F6F8"/>
+      </w:pPr>
+      <w:r>
+        <w:rPr>
+          <w:b w:val="0"/>
+        </w:rPr>
+        <w:t xml:space="preserve">Support used: alone / hint / worked example. This record is practice </w:t>
+      </w:r>
+      <w:r>
+        <w:rPr>
+          <w:b/>
+        </w:rPr>
+        <w:t>evidence</w:t>
+      </w:r>
+      <w:r>
+        <w:rPr>
+          <w:b w:val="0"/>
+        </w:rPr>
+        <w:t>.</w:t>
+      </w:r>
+    </w:p>
+    <w:p>
+      <w:pPr>
+        <w:spacing w:line="336" w:lineRule="auto" w:after="180"/>
+      </w:pPr>
+      <w:r>
+        <w:rPr>
+          <w:b w:val="0"/>
+        </w:rPr>
+        <w:t xml:space="preserve">Project connection: For your Responsible Plant Classifier, save the </w:t>
+      </w:r>
+      <w:r>
+        <w:rPr>
+          <w:b/>
+        </w:rPr>
+        <w:t>input</w:t>
+      </w:r>
+      <w:r>
+        <w:rPr>
+          <w:b w:val="0"/>
+        </w:rPr>
+        <w:t>, procedure, observed result and limitation of this check.</w:t>
+      </w:r>
+    </w:p>
+    <w:p>
+      <w:pPr>
+        <w:spacing w:line="336" w:lineRule="auto" w:after="180"/>
+      </w:pPr>
+      <w:r>
+        <w:rPr>
+          <w:b w:val="0"/>
+        </w:rPr>
+        <w:t>Label this worked example as practice; use a different, previously unreviewed case when checking independent understanding.</w:t>
       </w:r>
     </w:p>
     <w:p>
@@ -1338,17 +2093,63 @@
     </w:p>
     <w:p>
       <w:r>
+        <w:t>Keep this week’s input, deciding step, result and limit together in the Responsible Plant Classifier record.</w:t>
+      </w:r>
+    </w:p>
+    <w:p>
+      <w:pPr>
+        <w:spacing w:line="336" w:lineRule="auto" w:after="180"/>
+      </w:pPr>
+      <w:r>
+        <w:rPr>
+          <w:b w:val="0"/>
+        </w:rPr>
         <w:t>Project: Responsible Plant Classifier</w:t>
       </w:r>
     </w:p>
     <w:p>
-      <w:r>
+      <w:pPr>
+        <w:spacing w:line="336" w:lineRule="auto" w:after="180"/>
+      </w:pPr>
+      <w:r>
+        <w:rPr>
+          <w:b w:val="0"/>
+        </w:rPr>
         <w:t>Current milestone: Evaluate and revise. Compare with your starting method, explain errors and record a justified revision.</w:t>
       </w:r>
     </w:p>
     <w:p>
-      <w:r>
-        <w:t>For your Responsible Plant Classifier, save the input, procedure, observed result and limitation of this check. Label this worked example as practice; use a different, previously unreviewed case when checking independent understanding.</w:t>
+      <w:pPr>
+        <w:spacing w:line="336" w:lineRule="auto" w:after="180"/>
+      </w:pPr>
+      <w:r>
+        <w:rPr>
+          <w:b w:val="0"/>
+        </w:rPr>
+        <w:t xml:space="preserve">For your Responsible Plant Classifier, save the </w:t>
+      </w:r>
+      <w:r>
+        <w:rPr>
+          <w:b/>
+        </w:rPr>
+        <w:t>input</w:t>
+      </w:r>
+      <w:r>
+        <w:rPr>
+          <w:b w:val="0"/>
+        </w:rPr>
+        <w:t>, procedure, observed result and limitation of this check.</w:t>
+      </w:r>
+    </w:p>
+    <w:p>
+      <w:pPr>
+        <w:spacing w:line="336" w:lineRule="auto" w:after="180"/>
+      </w:pPr>
+      <w:r>
+        <w:rPr>
+          <w:b w:val="0"/>
+        </w:rPr>
+        <w:t>Label this worked example as practice; use a different, previously unreviewed case when checking independent understanding.</w:t>
       </w:r>
     </w:p>
     <w:tbl>
@@ -1510,12 +2311,41 @@
     </w:p>
     <w:p>
       <w:r>
+        <w:t>Try the supported questions before comparing with hints and feedback. Record what you repaired and the evidence you retained.</w:t>
+      </w:r>
+    </w:p>
+    <w:p>
+      <w:pPr>
+        <w:spacing w:line="336" w:lineRule="auto" w:after="180"/>
+      </w:pPr>
+      <w:r>
+        <w:rPr>
+          <w:b w:val="0"/>
+        </w:rPr>
         <w:t>Use this supported practice once, in the browser or on paper. Keep the reserved independent assessment for a separate first attempt before teacher feedback.</w:t>
       </w:r>
     </w:p>
     <w:p>
-      <w:r>
-        <w:t>Use residual signs to say whether each plant-height estimate is too high or low.</w:t>
+      <w:pPr>
+        <w:spacing w:line="336" w:lineRule="auto" w:after="180"/>
+      </w:pPr>
+      <w:r>
+        <w:rPr>
+          <w:b w:val="0"/>
+        </w:rPr>
+        <w:t xml:space="preserve">Use </w:t>
+      </w:r>
+      <w:r>
+        <w:rPr>
+          <w:b/>
+        </w:rPr>
+        <w:t>residual</w:t>
+      </w:r>
+      <w:r>
+        <w:rPr>
+          <w:b w:val="0"/>
+        </w:rPr>
+        <w:t xml:space="preserve"> signs to say whether each plant-height estimate is too high or low.</w:t>
       </w:r>
     </w:p>
     <w:p>
@@ -1527,22 +2357,61 @@
       </w:r>
     </w:p>
     <w:p>
-      <w:r>
-        <w:t>Which labelled step matches this detail? Mean residual is 1/3 cm; MAE is 5/3 cm, so small signed mean does not imply small errors.</w:t>
-      </w:r>
-    </w:p>
-    <w:p>
-      <w:r>
+      <w:pPr>
+        <w:spacing w:line="336" w:lineRule="auto" w:after="180"/>
+      </w:pPr>
+      <w:r>
+        <w:rPr>
+          <w:b w:val="0"/>
+        </w:rPr>
+        <w:t xml:space="preserve">Which labelled step matches this detail? Mean </w:t>
+      </w:r>
+      <w:r>
+        <w:rPr>
+          <w:b/>
+        </w:rPr>
+        <w:t>residual</w:t>
+      </w:r>
+      <w:r>
+        <w:rPr>
+          <w:b w:val="0"/>
+        </w:rPr>
+        <w:t xml:space="preserve"> is 1/3 cm; MAE is 5/3 cm, so small signed mean does not imply small errors.</w:t>
+      </w:r>
+    </w:p>
+    <w:p>
+      <w:pPr>
+        <w:spacing w:line="336" w:lineRule="auto" w:after="180"/>
+        <w:shd w:fill="F4F9FC"/>
+      </w:pPr>
+      <w:r>
+        <w:rPr>
+          <w:b w:val="0"/>
+        </w:rPr>
         <w:t>1. Read directions</w:t>
       </w:r>
     </w:p>
     <w:p>
-      <w:r>
+      <w:pPr>
+        <w:spacing w:line="336" w:lineRule="auto" w:after="180"/>
+        <w:shd w:fill="F4F9FC"/>
+      </w:pPr>
+      <w:r>
+        <w:rPr>
+          <w:b w:val="0"/>
+        </w:rPr>
         <w:t>2. Avoid cancellation</w:t>
       </w:r>
     </w:p>
     <w:p>
-      <w:r>
+      <w:pPr>
+        <w:spacing w:line="336" w:lineRule="auto" w:after="180"/>
+        <w:shd w:fill="F4F9FC"/>
+      </w:pPr>
+      <w:r>
+        <w:rPr>
+          <w:b w:val="0"/>
+        </w:rPr>
         <w:t>3. Subtract matched pairs</w:t>
       </w:r>
     </w:p>
@@ -1580,48 +2449,222 @@
       </w:r>
     </w:p>
     <w:p>
-      <w:r>
+      <w:pPr>
+        <w:pStyle w:val="Heading3"/>
+      </w:pPr>
+      <w:r>
+        <w:t>Hint · try first</w:t>
+      </w:r>
+    </w:p>
+    <w:p>
+      <w:pPr>
+        <w:spacing w:line="336" w:lineRule="auto" w:after="180"/>
+        <w:shd w:fill="F1F6F8"/>
+      </w:pPr>
+      <w:r>
+        <w:rPr>
+          <w:b w:val="0"/>
+        </w:rPr>
         <w:t>Hint if needed: Read the steps in the pictorial case. Match the supplied detail to the stage that performs or records it.</w:t>
       </w:r>
     </w:p>
     <w:p>
-      <w:r>
-        <w:t>After your attempt, compare with the supported explanation: Avoid cancellation Mean residual is 1/3 cm; MAE is 5/3 cm, so small signed mean does not imply small errors. Read the picture in order. Mean residual is 1/3 cm; MAE is 5/3 cm, so small signed mean does not imply small errors. The arrows show which recorded input or intermediate result each decision uses. Explain the deciding step aloud before checking the changed case; pointing to the final answer alone does not show how it follows.</w:t>
-      </w:r>
-    </w:p>
-    <w:p>
       <w:pPr>
         <w:pStyle w:val="Heading3"/>
       </w:pPr>
       <w:r>
+        <w:t>Feedback · compare after trying</w:t>
+      </w:r>
+    </w:p>
+    <w:p>
+      <w:pPr>
+        <w:spacing w:line="336" w:lineRule="auto" w:after="180"/>
+        <w:shd w:fill="F1F6FC"/>
+      </w:pPr>
+      <w:r>
+        <w:rPr>
+          <w:b w:val="0"/>
+        </w:rPr>
+        <w:t xml:space="preserve">After your attempt, compare with the supported explanation: Avoid cancellation Mean </w:t>
+      </w:r>
+      <w:r>
+        <w:rPr>
+          <w:b/>
+        </w:rPr>
+        <w:t>residual</w:t>
+      </w:r>
+      <w:r>
+        <w:rPr>
+          <w:b w:val="0"/>
+        </w:rPr>
+        <w:t xml:space="preserve"> is 1/3 cm; MAE is 5/3 cm, so small signed mean does not imply small errors. Read the picture in order.</w:t>
+      </w:r>
+    </w:p>
+    <w:p>
+      <w:pPr>
+        <w:spacing w:line="336" w:lineRule="auto" w:after="180"/>
+        <w:shd w:fill="F1F6FC"/>
+      </w:pPr>
+      <w:r>
+        <w:rPr>
+          <w:b w:val="0"/>
+        </w:rPr>
+        <w:t xml:space="preserve">Mean </w:t>
+      </w:r>
+      <w:r>
+        <w:rPr>
+          <w:b/>
+        </w:rPr>
+        <w:t>residual</w:t>
+      </w:r>
+      <w:r>
+        <w:rPr>
+          <w:b w:val="0"/>
+        </w:rPr>
+        <w:t xml:space="preserve"> is 1/3 cm; MAE is 5/3 cm, so small signed mean does not imply small errors. The arrows show which recorded </w:t>
+      </w:r>
+      <w:r>
+        <w:rPr>
+          <w:b/>
+        </w:rPr>
+        <w:t>input</w:t>
+      </w:r>
+      <w:r>
+        <w:rPr>
+          <w:b w:val="0"/>
+        </w:rPr>
+        <w:t xml:space="preserve"> or intermediate result each decision uses.</w:t>
+      </w:r>
+    </w:p>
+    <w:p>
+      <w:pPr>
+        <w:spacing w:line="336" w:lineRule="auto" w:after="180"/>
+        <w:shd w:fill="F1F6FC"/>
+      </w:pPr>
+      <w:r>
+        <w:rPr>
+          <w:b w:val="0"/>
+        </w:rPr>
+        <w:t>Explain the deciding step aloud before checking the changed case; pointing to the final answer alone does not show how it follows.</w:t>
+      </w:r>
+    </w:p>
+    <w:p>
+      <w:pPr>
+        <w:pStyle w:val="Heading3"/>
+      </w:pPr>
+      <w:r>
         <w:t>Practice 2: explain the deciding evidence</w:t>
       </w:r>
     </w:p>
     <w:p>
-      <w:r>
-        <w:t>Changed-case practice: Raise all predictions by1 cm. Which conclusion is supported by the supplied facts?</w:t>
-      </w:r>
-    </w:p>
-    <w:p>
-      <w:r>
-        <w:t>1. This one example guarantees correct results for every future input.</w:t>
-      </w:r>
-    </w:p>
-    <w:p>
-      <w:r>
-        <w:t>2. We can decide the result without examining the changed input or the procedure.</w:t>
-      </w:r>
-    </w:p>
-    <w:p>
-      <w:r>
-        <w:t>3. Residuals become [-3, 0, 1]; mean=-2/3 cm and MAE=4/3 cm.</w:t>
-      </w:r>
-    </w:p>
-    <w:p>
       <w:pPr>
         <w:pStyle w:val="Heading3"/>
       </w:pPr>
       <w:r>
+        <w:t>Changed case · predict first</w:t>
+      </w:r>
+    </w:p>
+    <w:p>
+      <w:pPr>
+        <w:spacing w:line="336" w:lineRule="auto" w:after="180"/>
+        <w:shd w:fill="F5F1FB"/>
+      </w:pPr>
+      <w:r>
+        <w:rPr>
+          <w:b w:val="0"/>
+        </w:rPr>
+        <w:t xml:space="preserve">Changed-case practice: Raise all </w:t>
+      </w:r>
+      <w:r>
+        <w:rPr>
+          <w:b/>
+        </w:rPr>
+        <w:t>prediction</w:t>
+      </w:r>
+      <w:r>
+        <w:rPr>
+          <w:b w:val="0"/>
+        </w:rPr>
+        <w:t>s by1 cm. Which conclusion is supported by the supplied facts?</w:t>
+      </w:r>
+    </w:p>
+    <w:p>
+      <w:pPr>
+        <w:spacing w:line="336" w:lineRule="auto" w:after="180"/>
+        <w:shd w:fill="F4F9FC"/>
+      </w:pPr>
+      <w:r>
+        <w:rPr>
+          <w:b w:val="0"/>
+        </w:rPr>
+        <w:t xml:space="preserve">1. This one example guarantees correct results for every future </w:t>
+      </w:r>
+      <w:r>
+        <w:rPr>
+          <w:b/>
+        </w:rPr>
+        <w:t>input</w:t>
+      </w:r>
+      <w:r>
+        <w:rPr>
+          <w:b w:val="0"/>
+        </w:rPr>
+        <w:t>.</w:t>
+      </w:r>
+    </w:p>
+    <w:p>
+      <w:pPr>
+        <w:spacing w:line="336" w:lineRule="auto" w:after="180"/>
+        <w:shd w:fill="F4F9FC"/>
+      </w:pPr>
+      <w:r>
+        <w:rPr>
+          <w:b w:val="0"/>
+        </w:rPr>
+        <w:t xml:space="preserve">2. We can decide the result without examining the changed </w:t>
+      </w:r>
+      <w:r>
+        <w:rPr>
+          <w:b/>
+        </w:rPr>
+        <w:t>input</w:t>
+      </w:r>
+      <w:r>
+        <w:rPr>
+          <w:b w:val="0"/>
+        </w:rPr>
+        <w:t xml:space="preserve"> or the procedure.</w:t>
+      </w:r>
+    </w:p>
+    <w:p>
+      <w:pPr>
+        <w:spacing w:line="336" w:lineRule="auto" w:after="180"/>
+        <w:shd w:fill="F4F9FC"/>
+      </w:pPr>
+      <w:r>
+        <w:rPr>
+          <w:b w:val="0"/>
+        </w:rPr>
+        <w:t xml:space="preserve">3. </w:t>
+      </w:r>
+      <w:r>
+        <w:rPr>
+          <w:b/>
+        </w:rPr>
+        <w:t>Residual</w:t>
+      </w:r>
+      <w:r>
+        <w:rPr>
+          <w:b w:val="0"/>
+        </w:rPr>
+        <w:t>s become [-3, 0, 1]; mean=-2/3 cm and MAE=4/3 cm.</w:t>
+      </w:r>
+    </w:p>
+    <w:p>
+      <w:pPr>
+        <w:pStyle w:val="Heading3"/>
+      </w:pPr>
+      <w:r>
         <w:t>My selected conclusion, deciding fact and explanation</w:t>
       </w:r>
     </w:p>
@@ -1651,36 +2694,225 @@
       </w:r>
     </w:p>
     <w:p>
-      <w:r>
+      <w:pPr>
+        <w:pStyle w:val="Heading3"/>
+      </w:pPr>
+      <w:r>
+        <w:t>Hint · try first</w:t>
+      </w:r>
+    </w:p>
+    <w:p>
+      <w:pPr>
+        <w:spacing w:line="336" w:lineRule="auto" w:after="180"/>
+        <w:shd w:fill="F1F6F8"/>
+      </w:pPr>
+      <w:r>
+        <w:rPr>
+          <w:b w:val="0"/>
+        </w:rPr>
         <w:t>Hint if needed: Use the changed condition and the deciding step in the pictorial trace. The answer must say what follows from those facts.</w:t>
       </w:r>
     </w:p>
     <w:p>
-      <w:r>
-        <w:t>After your attempt, compare with the supported explanation: Residuals become [-3, 0, 1]; mean=-2/3 cm and MAE=4/3 cm. Each residual decreases by1 under the observed-minus-predicted convention.</w:t>
-      </w:r>
-    </w:p>
-    <w:p>
       <w:pPr>
         <w:pStyle w:val="Heading3"/>
       </w:pPr>
       <w:r>
+        <w:t>Feedback · compare after trying</w:t>
+      </w:r>
+    </w:p>
+    <w:p>
+      <w:pPr>
+        <w:spacing w:line="336" w:lineRule="auto" w:after="180"/>
+        <w:shd w:fill="F1F6FC"/>
+      </w:pPr>
+      <w:r>
+        <w:rPr>
+          <w:b w:val="0"/>
+        </w:rPr>
+        <w:t xml:space="preserve">After your attempt, compare with the supported explanation: </w:t>
+      </w:r>
+      <w:r>
+        <w:rPr>
+          <w:b/>
+        </w:rPr>
+        <w:t>Residual</w:t>
+      </w:r>
+      <w:r>
+        <w:rPr>
+          <w:b w:val="0"/>
+        </w:rPr>
+        <w:t xml:space="preserve">s become [-3, 0, 1]; mean=-2/3 cm and MAE=4/3 cm. Each </w:t>
+      </w:r>
+      <w:r>
+        <w:rPr>
+          <w:b/>
+        </w:rPr>
+        <w:t>residual</w:t>
+      </w:r>
+      <w:r>
+        <w:rPr>
+          <w:b w:val="0"/>
+        </w:rPr>
+        <w:t xml:space="preserve"> decreases by1 under the observed-minus-predicted convention.</w:t>
+      </w:r>
+    </w:p>
+    <w:p>
+      <w:pPr>
+        <w:pStyle w:val="Heading3"/>
+      </w:pPr>
+      <w:r>
         <w:t>Repair a missing building block</w:t>
       </w:r>
     </w:p>
     <w:p>
-      <w:r>
-        <w:t>Review Error Analysis (ai-4/18). Goal: Categorize development errors using evidence. Short practice: What evidence would support the claim that a change helps fresh dim-light images? Point to the relevant step in the picture, then write the changed result and the rule or evidence that supports it.. Return to this week and explain what you changed.</w:t>
-      </w:r>
-    </w:p>
-    <w:p>
-      <w:r>
-        <w:t>Review Accuracy and Imbalance (ai-4/16). Goal: Explain why overall accuracy can hide failure on a less common class. Short practice: Why can the 90% baseline still be unsuitable for a detection task? Point to the relevant step in the picture, then write the changed result and the rule or evidence that supports it.. Return to this week and explain what you changed.</w:t>
-      </w:r>
-    </w:p>
-    <w:p>
-      <w:r>
-        <w:t>Review Train a Classifier (ai-4/13). Goal: Connect training-only scaling and neighbour prediction in one pipeline. Short practice: Which pipeline record would help another team reproduce the result? Point to the relevant step in the picture, then write the changed result and the rule or evidence that supports it.. Return to this week and explain what you changed.</w:t>
+      <w:pPr>
+        <w:spacing w:line="336" w:lineRule="auto" w:after="180"/>
+      </w:pPr>
+      <w:r>
+        <w:rPr>
+          <w:b w:val="0"/>
+        </w:rPr>
+        <w:t xml:space="preserve">Review Error Analysis (ai-4/18). Goal: Categorize development errors using </w:t>
+      </w:r>
+      <w:r>
+        <w:rPr>
+          <w:b/>
+        </w:rPr>
+        <w:t>evidence</w:t>
+      </w:r>
+      <w:r>
+        <w:rPr>
+          <w:b w:val="0"/>
+        </w:rPr>
+        <w:t xml:space="preserve">. Short practice: What </w:t>
+      </w:r>
+      <w:r>
+        <w:rPr>
+          <w:b/>
+        </w:rPr>
+        <w:t>evidence</w:t>
+      </w:r>
+      <w:r>
+        <w:rPr>
+          <w:b w:val="0"/>
+        </w:rPr>
+        <w:t xml:space="preserve"> would support the claim that a change helps fresh dim-light images?</w:t>
+      </w:r>
+    </w:p>
+    <w:p>
+      <w:pPr>
+        <w:spacing w:line="336" w:lineRule="auto" w:after="180"/>
+      </w:pPr>
+      <w:r>
+        <w:rPr>
+          <w:b w:val="0"/>
+        </w:rPr>
+        <w:t xml:space="preserve">Point to the relevant step in the picture, then write the changed result and the rule or </w:t>
+      </w:r>
+      <w:r>
+        <w:rPr>
+          <w:b/>
+        </w:rPr>
+        <w:t>evidence</w:t>
+      </w:r>
+      <w:r>
+        <w:rPr>
+          <w:b w:val="0"/>
+        </w:rPr>
+        <w:t xml:space="preserve"> that supports it.. Return to this week and explain what you changed.</w:t>
+      </w:r>
+    </w:p>
+    <w:p>
+      <w:pPr>
+        <w:spacing w:line="336" w:lineRule="auto" w:after="180"/>
+      </w:pPr>
+      <w:r>
+        <w:rPr>
+          <w:b w:val="0"/>
+        </w:rPr>
+        <w:t>Review Accuracy and Imbalance (ai-4/16). Goal: Explain why overall accuracy can hide failure on a less common class. Short practice: Why can the 90% baseline still be unsuitable for a detection task?</w:t>
+      </w:r>
+    </w:p>
+    <w:p>
+      <w:pPr>
+        <w:spacing w:line="336" w:lineRule="auto" w:after="180"/>
+      </w:pPr>
+      <w:r>
+        <w:rPr>
+          <w:b w:val="0"/>
+        </w:rPr>
+        <w:t xml:space="preserve">Point to the relevant step in the picture, then write the changed result and the rule or </w:t>
+      </w:r>
+      <w:r>
+        <w:rPr>
+          <w:b/>
+        </w:rPr>
+        <w:t>evidence</w:t>
+      </w:r>
+      <w:r>
+        <w:rPr>
+          <w:b w:val="0"/>
+        </w:rPr>
+        <w:t xml:space="preserve"> that supports it.. Return to this week and explain what you changed.</w:t>
+      </w:r>
+    </w:p>
+    <w:p>
+      <w:pPr>
+        <w:spacing w:line="336" w:lineRule="auto" w:after="180"/>
+      </w:pPr>
+      <w:r>
+        <w:rPr>
+          <w:b w:val="0"/>
+        </w:rPr>
+        <w:t xml:space="preserve">Review Train a Classifier (ai-4/13). Goal: Connect </w:t>
+      </w:r>
+      <w:r>
+        <w:rPr>
+          <w:b/>
+        </w:rPr>
+        <w:t>training</w:t>
+      </w:r>
+      <w:r>
+        <w:rPr>
+          <w:b w:val="0"/>
+        </w:rPr>
+        <w:t xml:space="preserve">-only scaling and neighbour </w:t>
+      </w:r>
+      <w:r>
+        <w:rPr>
+          <w:b/>
+        </w:rPr>
+        <w:t>prediction</w:t>
+      </w:r>
+      <w:r>
+        <w:rPr>
+          <w:b w:val="0"/>
+        </w:rPr>
+        <w:t xml:space="preserve"> in one pipeline. Short practice: Which pipeline record would help another team reproduce the result?</w:t>
+      </w:r>
+    </w:p>
+    <w:p>
+      <w:pPr>
+        <w:spacing w:line="336" w:lineRule="auto" w:after="180"/>
+      </w:pPr>
+      <w:r>
+        <w:rPr>
+          <w:b w:val="0"/>
+        </w:rPr>
+        <w:t xml:space="preserve">Point to the relevant step in the picture, then write the changed result and the rule or </w:t>
+      </w:r>
+      <w:r>
+        <w:rPr>
+          <w:b/>
+        </w:rPr>
+        <w:t>evidence</w:t>
+      </w:r>
+      <w:r>
+        <w:rPr>
+          <w:b w:val="0"/>
+        </w:rPr>
+        <w:t xml:space="preserve"> that supports it.. Return to this week and explain what you changed.</w:t>
       </w:r>
     </w:p>
     <w:p>
@@ -1692,8 +2924,61 @@
       </w:r>
     </w:p>
     <w:p>
-      <w:r>
-        <w:t>The browser lab lets you edit the supported Python examples already included in this lesson. Predict first, run, inspect the actual output or error, change one input, then run again. Keep code, predictions, actual results and a reasoned revision together. On paper, label your result as a trace rather than an execution.</w:t>
+      <w:pPr>
+        <w:spacing w:line="336" w:lineRule="auto" w:after="180"/>
+      </w:pPr>
+      <w:r>
+        <w:rPr>
+          <w:b w:val="0"/>
+        </w:rPr>
+        <w:t xml:space="preserve">The browser lab lets you edit the supported Python examples already included in this lesson. Predict first, run, inspect the actual </w:t>
+      </w:r>
+      <w:r>
+        <w:rPr>
+          <w:b/>
+        </w:rPr>
+        <w:t>output</w:t>
+      </w:r>
+      <w:r>
+        <w:rPr>
+          <w:b w:val="0"/>
+        </w:rPr>
+        <w:t xml:space="preserve"> or error, change one </w:t>
+      </w:r>
+      <w:r>
+        <w:rPr>
+          <w:b/>
+        </w:rPr>
+        <w:t>input</w:t>
+      </w:r>
+      <w:r>
+        <w:rPr>
+          <w:b w:val="0"/>
+        </w:rPr>
+        <w:t>, then run again.</w:t>
+      </w:r>
+    </w:p>
+    <w:p>
+      <w:pPr>
+        <w:spacing w:line="336" w:lineRule="auto" w:after="180"/>
+      </w:pPr>
+      <w:r>
+        <w:rPr>
+          <w:b w:val="0"/>
+        </w:rPr>
+        <w:t xml:space="preserve">Keep code, </w:t>
+      </w:r>
+      <w:r>
+        <w:rPr>
+          <w:b/>
+        </w:rPr>
+        <w:t>prediction</w:t>
+      </w:r>
+      <w:r>
+        <w:rPr>
+          <w:b w:val="0"/>
+        </w:rPr>
+        <w:t>s, actual results and a reasoned revision together. On paper, label your result as a trace rather than an execution.</w:t>
       </w:r>
     </w:p>
     <w:p>
@@ -1705,8 +2990,37 @@
       </w:r>
     </w:p>
     <w:p>
-      <w:r>
-        <w:t>Use Download completed work in the hosted lesson to export your answers, reflections, practice feedback and code-run evidence. Open the HTML copy to read or print it. Drafts stay in this browser when storage is available; clear drafts on a shared device.</w:t>
+      <w:pPr>
+        <w:spacing w:line="336" w:lineRule="auto" w:after="180"/>
+      </w:pPr>
+      <w:r>
+        <w:rPr>
+          <w:b w:val="0"/>
+        </w:rPr>
+        <w:t xml:space="preserve">Use Download completed work in the hosted lesson to export your answers, reflections, practice feedback and code-run </w:t>
+      </w:r>
+      <w:r>
+        <w:rPr>
+          <w:b/>
+        </w:rPr>
+        <w:t>evidence</w:t>
+      </w:r>
+      <w:r>
+        <w:rPr>
+          <w:b w:val="0"/>
+        </w:rPr>
+        <w:t>. Open the HTML copy to read or print it.</w:t>
+      </w:r>
+    </w:p>
+    <w:p>
+      <w:pPr>
+        <w:spacing w:line="336" w:lineRule="auto" w:after="180"/>
+      </w:pPr>
+      <w:r>
+        <w:rPr>
+          <w:b w:val="0"/>
+        </w:rPr>
+        <w:t>Drafts stay in this browser when storage is available; clear drafts on a shared device.</w:t>
       </w:r>
     </w:p>
     <w:p>
@@ -1720,6 +3034,871 @@
     <w:p>
       <w:r>
         <w:t>________________________________________________________________</w:t>
+      </w:r>
+    </w:p>
+    <w:p>
+      <w:r>
+        <w:t>________________________________________________________________</w:t>
+      </w:r>
+    </w:p>
+    <w:p>
+      <w:r>
+        <w:t>________________________________________________________________</w:t>
+      </w:r>
+    </w:p>
+    <w:p>
+      <w:r>
+        <w:t>________________________________________________________________</w:t>
+      </w:r>
+    </w:p>
+    <w:p>
+      <w:r>
+        <w:t>________________________________________________________________</w:t>
+      </w:r>
+    </w:p>
+    <w:p>
+      <w:pPr>
+        <w:pStyle w:val="Heading1"/>
+      </w:pPr>
+      <w:r>
+        <w:t>21. Visual concept journey</w:t>
+      </w:r>
+    </w:p>
+    <w:p>
+      <w:r>
+        <w:t>Explain each Regression and Residuals picture from its labels, then record a relevant limit.</w:t>
+      </w:r>
+    </w:p>
+    <w:p>
+      <w:pPr>
+        <w:pStyle w:val="Heading3"/>
+      </w:pPr>
+      <w:r>
+        <w:t>01. Regression and Residuals: the case</w:t>
+      </w:r>
+    </w:p>
+    <w:p>
+      <w:r>
+        <w:drawing>
+          <wp:inline xmlns:a="http://schemas.openxmlformats.org/drawingml/2006/main" xmlns:pic="http://schemas.openxmlformats.org/drawingml/2006/picture">
+            <wp:extent cx="5486400" cy="2990088"/>
+            <wp:docPr id="3" name="Picture 3" descr="Use residual signs to say whether each plant-height estimate is too high or low. Supplied facts: Residual=observed-predicted. Observed heights [5, 8, 12] cm; predicted [7, 7, 10] cm. All inputs and outcomes in this worked example are invented classroom data; no real model run is claimed."/>
+            <wp:cNvGraphicFramePr>
+              <a:graphicFrameLocks noChangeAspect="1"/>
+            </wp:cNvGraphicFramePr>
+            <a:graphic>
+              <a:graphicData uri="http://schemas.openxmlformats.org/drawingml/2006/picture">
+                <pic:pic>
+                  <pic:nvPicPr>
+                    <pic:cNvPr id="0" name="academy-story-ai-4-19-01.png"/>
+                    <pic:cNvPicPr/>
+                  </pic:nvPicPr>
+                  <pic:blipFill>
+                    <a:blip r:embed="rId11"/>
+                    <a:stretch>
+                      <a:fillRect/>
+                    </a:stretch>
+                  </pic:blipFill>
+                  <pic:spPr>
+                    <a:xfrm>
+                      <a:off x="0" y="0"/>
+                      <a:ext cx="5486400" cy="2990088"/>
+                    </a:xfrm>
+                    <a:prstGeom prst="rect"/>
+                  </pic:spPr>
+                </pic:pic>
+              </a:graphicData>
+            </a:graphic>
+          </wp:inline>
+        </w:drawing>
+      </w:r>
+    </w:p>
+    <w:p>
+      <w:pPr>
+        <w:spacing w:line="336" w:lineRule="auto" w:after="180"/>
+      </w:pPr>
+      <w:r>
+        <w:rPr>
+          <w:b w:val="0"/>
+        </w:rPr>
+        <w:t xml:space="preserve">Use </w:t>
+      </w:r>
+      <w:r>
+        <w:rPr>
+          <w:b/>
+        </w:rPr>
+        <w:t>residual</w:t>
+      </w:r>
+      <w:r>
+        <w:rPr>
+          <w:b w:val="0"/>
+        </w:rPr>
+        <w:t xml:space="preserve"> signs to say whether each plant-height estimate is too high or low. Supplied facts: </w:t>
+      </w:r>
+      <w:r>
+        <w:rPr>
+          <w:b/>
+        </w:rPr>
+        <w:t>Residual</w:t>
+      </w:r>
+      <w:r>
+        <w:rPr>
+          <w:b w:val="0"/>
+        </w:rPr>
+        <w:t>=observed-predicted. Observed heights [5, 8, 12] cm; predicted [7, 7, 10] cm.</w:t>
+      </w:r>
+    </w:p>
+    <w:p>
+      <w:pPr>
+        <w:spacing w:line="336" w:lineRule="auto" w:after="180"/>
+      </w:pPr>
+      <w:r>
+        <w:rPr>
+          <w:b w:val="0"/>
+        </w:rPr>
+        <w:t xml:space="preserve">All </w:t>
+      </w:r>
+      <w:r>
+        <w:rPr>
+          <w:b/>
+        </w:rPr>
+        <w:t>input</w:t>
+      </w:r>
+      <w:r>
+        <w:rPr>
+          <w:b w:val="0"/>
+        </w:rPr>
+        <w:t>s and outcomes in this worked example are invented classroom data; no real model run is claimed.</w:t>
+      </w:r>
+    </w:p>
+    <w:p>
+      <w:pPr>
+        <w:spacing w:line="336" w:lineRule="auto" w:after="180"/>
+        <w:shd w:fill="F5F1FB"/>
+      </w:pPr>
+      <w:r>
+        <w:rPr>
+          <w:b w:val="0"/>
+        </w:rPr>
+        <w:t>Point to the given fact that matters most. Explain why it matters.</w:t>
+      </w:r>
+    </w:p>
+    <w:p>
+      <w:pPr>
+        <w:pStyle w:val="Heading3"/>
+      </w:pPr>
+      <w:r>
+        <w:t>My picture explanation, deciding evidence and one limit</w:t>
+      </w:r>
+    </w:p>
+    <w:p>
+      <w:r>
+        <w:t>________________________________________________________________</w:t>
+      </w:r>
+    </w:p>
+    <w:p>
+      <w:r>
+        <w:t>________________________________________________________________</w:t>
+      </w:r>
+    </w:p>
+    <w:p>
+      <w:r>
+        <w:t>________________________________________________________________</w:t>
+      </w:r>
+    </w:p>
+    <w:p>
+      <w:r>
+        <w:t>________________________________________________________________</w:t>
+      </w:r>
+    </w:p>
+    <w:p>
+      <w:pPr>
+        <w:pStyle w:val="Heading3"/>
+      </w:pPr>
+      <w:r>
+        <w:t>02. Follow the deciding steps</w:t>
+      </w:r>
+    </w:p>
+    <w:p>
+      <w:r>
+        <w:drawing>
+          <wp:inline xmlns:a="http://schemas.openxmlformats.org/drawingml/2006/main" xmlns:pic="http://schemas.openxmlformats.org/drawingml/2006/picture">
+            <wp:extent cx="5486400" cy="3337560"/>
+            <wp:docPr id="4" name="Picture 4" descr="Subtract matched pairs: Residuals are5-7=-2, 8-7=1, 12-10=2 cm. → Read directions: First prediction is too high by2; second too low by1; third too low by2. → Avoid cancellation: Mean residual is 1/3 cm; MAE is 5/3 cm, so small signed mean does not imply small errors."/>
+            <wp:cNvGraphicFramePr>
+              <a:graphicFrameLocks noChangeAspect="1"/>
+            </wp:cNvGraphicFramePr>
+            <a:graphic>
+              <a:graphicData uri="http://schemas.openxmlformats.org/drawingml/2006/picture">
+                <pic:pic>
+                  <pic:nvPicPr>
+                    <pic:cNvPr id="0" name="academy-story-ai-4-19-02.png"/>
+                    <pic:cNvPicPr/>
+                  </pic:nvPicPr>
+                  <pic:blipFill>
+                    <a:blip r:embed="rId12"/>
+                    <a:stretch>
+                      <a:fillRect/>
+                    </a:stretch>
+                  </pic:blipFill>
+                  <pic:spPr>
+                    <a:xfrm>
+                      <a:off x="0" y="0"/>
+                      <a:ext cx="5486400" cy="3337560"/>
+                    </a:xfrm>
+                    <a:prstGeom prst="rect"/>
+                  </pic:spPr>
+                </pic:pic>
+              </a:graphicData>
+            </a:graphic>
+          </wp:inline>
+        </w:drawing>
+      </w:r>
+    </w:p>
+    <w:p>
+      <w:pPr>
+        <w:spacing w:line="336" w:lineRule="auto" w:after="180"/>
+      </w:pPr>
+      <w:r>
+        <w:rPr>
+          <w:b w:val="0"/>
+        </w:rPr>
+        <w:t xml:space="preserve">Subtract matched pairs: </w:t>
+      </w:r>
+      <w:r>
+        <w:rPr>
+          <w:b/>
+        </w:rPr>
+        <w:t>Residual</w:t>
+      </w:r>
+      <w:r>
+        <w:rPr>
+          <w:b w:val="0"/>
+        </w:rPr>
+        <w:t xml:space="preserve">s are5-7=-2, 8-7=1, 12-10=2 cm. → Read directions: First </w:t>
+      </w:r>
+      <w:r>
+        <w:rPr>
+          <w:b/>
+        </w:rPr>
+        <w:t>prediction</w:t>
+      </w:r>
+      <w:r>
+        <w:rPr>
+          <w:b w:val="0"/>
+        </w:rPr>
+        <w:t xml:space="preserve"> is too high by2; second too low by1; third too low by2. → Avoid cancellation: Mean </w:t>
+      </w:r>
+      <w:r>
+        <w:rPr>
+          <w:b/>
+        </w:rPr>
+        <w:t>residual</w:t>
+      </w:r>
+      <w:r>
+        <w:rPr>
+          <w:b w:val="0"/>
+        </w:rPr>
+        <w:t xml:space="preserve"> is 1/3 cm; MAE is 5/3 cm, so small signed mean does not imply small errors.</w:t>
+      </w:r>
+    </w:p>
+    <w:p>
+      <w:pPr>
+        <w:spacing w:line="336" w:lineRule="auto" w:after="180"/>
+        <w:shd w:fill="F5F1FB"/>
+      </w:pPr>
+      <w:r>
+        <w:rPr>
+          <w:b w:val="0"/>
+        </w:rPr>
+        <w:t xml:space="preserve">Point to each numbered stage and explain which recorded </w:t>
+      </w:r>
+      <w:r>
+        <w:rPr>
+          <w:b/>
+        </w:rPr>
+        <w:t>input</w:t>
+      </w:r>
+      <w:r>
+        <w:rPr>
+          <w:b w:val="0"/>
+        </w:rPr>
+        <w:t xml:space="preserve"> it uses.</w:t>
+      </w:r>
+    </w:p>
+    <w:p>
+      <w:pPr>
+        <w:pStyle w:val="Heading3"/>
+      </w:pPr>
+      <w:r>
+        <w:t>My picture explanation, deciding evidence and one limit</w:t>
+      </w:r>
+    </w:p>
+    <w:p>
+      <w:r>
+        <w:t>________________________________________________________________</w:t>
+      </w:r>
+    </w:p>
+    <w:p>
+      <w:r>
+        <w:t>________________________________________________________________</w:t>
+      </w:r>
+    </w:p>
+    <w:p>
+      <w:r>
+        <w:t>________________________________________________________________</w:t>
+      </w:r>
+    </w:p>
+    <w:p>
+      <w:r>
+        <w:t>________________________________________________________________</w:t>
+      </w:r>
+    </w:p>
+    <w:p>
+      <w:pPr>
+        <w:pStyle w:val="Heading3"/>
+      </w:pPr>
+      <w:r>
+        <w:t>03. Observed minus predicted height</w:t>
+      </w:r>
+    </w:p>
+    <w:p>
+      <w:r>
+        <w:drawing>
+          <wp:inline xmlns:a="http://schemas.openxmlformats.org/drawingml/2006/main" xmlns:pic="http://schemas.openxmlformats.org/drawingml/2006/picture">
+            <wp:extent cx="5486400" cy="3145536"/>
+            <wp:docPr id="5" name="Picture 5" descr="Observed minus predicted height. Units: cm. plant1: -2. plant2: 1. plant3: 2."/>
+            <wp:cNvGraphicFramePr>
+              <a:graphicFrameLocks noChangeAspect="1"/>
+            </wp:cNvGraphicFramePr>
+            <a:graphic>
+              <a:graphicData uri="http://schemas.openxmlformats.org/drawingml/2006/picture">
+                <pic:pic>
+                  <pic:nvPicPr>
+                    <pic:cNvPr id="0" name="academy-story-ai-4-19-03.png"/>
+                    <pic:cNvPicPr/>
+                  </pic:nvPicPr>
+                  <pic:blipFill>
+                    <a:blip r:embed="rId13"/>
+                    <a:stretch>
+                      <a:fillRect/>
+                    </a:stretch>
+                  </pic:blipFill>
+                  <pic:spPr>
+                    <a:xfrm>
+                      <a:off x="0" y="0"/>
+                      <a:ext cx="5486400" cy="3145536"/>
+                    </a:xfrm>
+                    <a:prstGeom prst="rect"/>
+                  </pic:spPr>
+                </pic:pic>
+              </a:graphicData>
+            </a:graphic>
+          </wp:inline>
+        </w:drawing>
+      </w:r>
+    </w:p>
+    <w:p>
+      <w:pPr>
+        <w:spacing w:line="336" w:lineRule="auto" w:after="180"/>
+      </w:pPr>
+      <w:r>
+        <w:rPr>
+          <w:b w:val="0"/>
+        </w:rPr>
+        <w:t>Observed minus predicted height. Units: cm. plant1: -2. plant2: 1. plant3: 2.</w:t>
+      </w:r>
+    </w:p>
+    <w:p>
+      <w:pPr>
+        <w:spacing w:line="336" w:lineRule="auto" w:after="180"/>
+        <w:shd w:fill="F5F1FB"/>
+      </w:pPr>
+      <w:r>
+        <w:rPr>
+          <w:b w:val="0"/>
+        </w:rPr>
+        <w:t>Read the labels and values. Explain the relationship the model shows.</w:t>
+      </w:r>
+    </w:p>
+    <w:p>
+      <w:pPr>
+        <w:pStyle w:val="Heading3"/>
+      </w:pPr>
+      <w:r>
+        <w:t>My picture explanation, deciding evidence and one limit</w:t>
+      </w:r>
+    </w:p>
+    <w:p>
+      <w:r>
+        <w:t>________________________________________________________________</w:t>
+      </w:r>
+    </w:p>
+    <w:p>
+      <w:r>
+        <w:t>________________________________________________________________</w:t>
+      </w:r>
+    </w:p>
+    <w:p>
+      <w:r>
+        <w:t>________________________________________________________________</w:t>
+      </w:r>
+    </w:p>
+    <w:p>
+      <w:r>
+        <w:t>________________________________________________________________</w:t>
+      </w:r>
+    </w:p>
+    <w:p>
+      <w:pPr>
+        <w:pStyle w:val="Heading3"/>
+      </w:pPr>
+      <w:r>
+        <w:t>04. Change one thing. Trace what follows.</w:t>
+      </w:r>
+    </w:p>
+    <w:p>
+      <w:r>
+        <w:drawing>
+          <wp:inline xmlns:a="http://schemas.openxmlformats.org/drawingml/2006/main" xmlns:pic="http://schemas.openxmlformats.org/drawingml/2006/picture">
+            <wp:extent cx="5486400" cy="3041904"/>
+            <wp:docPr id="6" name="Picture 6" descr="Original case: Mean residual is 1/3 cm; MAE is 5/3 cm, so small signed mean does not imply small errors. Changed condition: Raise all predictions by1 cm. Expected result: Residuals become [-3, 0, 1]; mean=-2/3 cm and MAE=4/3 cm. Reason: Each residual decreases by1 under the observed-minus-predicted convention."/>
+            <wp:cNvGraphicFramePr>
+              <a:graphicFrameLocks noChangeAspect="1"/>
+            </wp:cNvGraphicFramePr>
+            <a:graphic>
+              <a:graphicData uri="http://schemas.openxmlformats.org/drawingml/2006/picture">
+                <pic:pic>
+                  <pic:nvPicPr>
+                    <pic:cNvPr id="0" name="academy-story-ai-4-19-04.png"/>
+                    <pic:cNvPicPr/>
+                  </pic:nvPicPr>
+                  <pic:blipFill>
+                    <a:blip r:embed="rId14"/>
+                    <a:stretch>
+                      <a:fillRect/>
+                    </a:stretch>
+                  </pic:blipFill>
+                  <pic:spPr>
+                    <a:xfrm>
+                      <a:off x="0" y="0"/>
+                      <a:ext cx="5486400" cy="3041904"/>
+                    </a:xfrm>
+                    <a:prstGeom prst="rect"/>
+                  </pic:spPr>
+                </pic:pic>
+              </a:graphicData>
+            </a:graphic>
+          </wp:inline>
+        </w:drawing>
+      </w:r>
+    </w:p>
+    <w:p>
+      <w:pPr>
+        <w:spacing w:line="336" w:lineRule="auto" w:after="180"/>
+      </w:pPr>
+      <w:r>
+        <w:rPr>
+          <w:b w:val="0"/>
+        </w:rPr>
+        <w:t xml:space="preserve">Original case: Mean </w:t>
+      </w:r>
+      <w:r>
+        <w:rPr>
+          <w:b/>
+        </w:rPr>
+        <w:t>residual</w:t>
+      </w:r>
+      <w:r>
+        <w:rPr>
+          <w:b w:val="0"/>
+        </w:rPr>
+        <w:t xml:space="preserve"> is 1/3 cm; MAE is 5/3 cm, so small signed mean does not imply small errors. Changed condition: Raise all </w:t>
+      </w:r>
+      <w:r>
+        <w:rPr>
+          <w:b/>
+        </w:rPr>
+        <w:t>prediction</w:t>
+      </w:r>
+      <w:r>
+        <w:rPr>
+          <w:b w:val="0"/>
+        </w:rPr>
+        <w:t>s by1 cm.</w:t>
+      </w:r>
+    </w:p>
+    <w:p>
+      <w:pPr>
+        <w:spacing w:line="336" w:lineRule="auto" w:after="180"/>
+      </w:pPr>
+      <w:r>
+        <w:rPr>
+          <w:b w:val="0"/>
+        </w:rPr>
+        <w:t xml:space="preserve">Expected result: </w:t>
+      </w:r>
+      <w:r>
+        <w:rPr>
+          <w:b/>
+        </w:rPr>
+        <w:t>Residual</w:t>
+      </w:r>
+      <w:r>
+        <w:rPr>
+          <w:b w:val="0"/>
+        </w:rPr>
+        <w:t xml:space="preserve">s become [-3, 0, 1]; mean=-2/3 cm and MAE=4/3 cm. Reason: Each </w:t>
+      </w:r>
+      <w:r>
+        <w:rPr>
+          <w:b/>
+        </w:rPr>
+        <w:t>residual</w:t>
+      </w:r>
+      <w:r>
+        <w:rPr>
+          <w:b w:val="0"/>
+        </w:rPr>
+        <w:t xml:space="preserve"> decreases by1 under the observed-minus-predicted convention.</w:t>
+      </w:r>
+    </w:p>
+    <w:p>
+      <w:pPr>
+        <w:spacing w:line="336" w:lineRule="auto" w:after="180"/>
+        <w:shd w:fill="F5F1FB"/>
+      </w:pPr>
+      <w:r>
+        <w:rPr>
+          <w:b w:val="0"/>
+        </w:rPr>
+        <w:t>Predict before checking the worked changed-case result. Name what changed and what the supplied facts allow you to conclude.</w:t>
+      </w:r>
+    </w:p>
+    <w:p>
+      <w:pPr>
+        <w:pStyle w:val="Heading3"/>
+      </w:pPr>
+      <w:r>
+        <w:t>My picture explanation, deciding evidence and one limit</w:t>
+      </w:r>
+    </w:p>
+    <w:p>
+      <w:r>
+        <w:t>________________________________________________________________</w:t>
+      </w:r>
+    </w:p>
+    <w:p>
+      <w:r>
+        <w:t>________________________________________________________________</w:t>
+      </w:r>
+    </w:p>
+    <w:p>
+      <w:r>
+        <w:t>________________________________________________________________</w:t>
+      </w:r>
+    </w:p>
+    <w:p>
+      <w:r>
+        <w:t>________________________________________________________________</w:t>
+      </w:r>
+    </w:p>
+    <w:p>
+      <w:pPr>
+        <w:pStyle w:val="Heading3"/>
+      </w:pPr>
+      <w:r>
+        <w:t>05. Connect the explanation to its limit</w:t>
+      </w:r>
+    </w:p>
+    <w:p>
+      <w:r>
+        <w:drawing>
+          <wp:inline xmlns:a="http://schemas.openxmlformats.org/drawingml/2006/main" xmlns:pic="http://schemas.openxmlformats.org/drawingml/2006/picture">
+            <wp:extent cx="5486400" cy="2834640"/>
+            <wp:docPr id="7" name="Picture 7" descr="Read the picture in order. Mean residual is 1/3 cm; MAE is 5/3 cm, so small signed mean does not imply small errors. The arrows show which recorded input or intermediate result each decision uses. Explain the deciding step aloud before checking the changed case; pointing to the final answer alone does not show how it follows. Limit: Always declare the residual sign convention; some software uses predicted minus observed."/>
+            <wp:cNvGraphicFramePr>
+              <a:graphicFrameLocks noChangeAspect="1"/>
+            </wp:cNvGraphicFramePr>
+            <a:graphic>
+              <a:graphicData uri="http://schemas.openxmlformats.org/drawingml/2006/picture">
+                <pic:pic>
+                  <pic:nvPicPr>
+                    <pic:cNvPr id="0" name="academy-story-ai-4-19-05.png"/>
+                    <pic:cNvPicPr/>
+                  </pic:nvPicPr>
+                  <pic:blipFill>
+                    <a:blip r:embed="rId15"/>
+                    <a:stretch>
+                      <a:fillRect/>
+                    </a:stretch>
+                  </pic:blipFill>
+                  <pic:spPr>
+                    <a:xfrm>
+                      <a:off x="0" y="0"/>
+                      <a:ext cx="5486400" cy="2834640"/>
+                    </a:xfrm>
+                    <a:prstGeom prst="rect"/>
+                  </pic:spPr>
+                </pic:pic>
+              </a:graphicData>
+            </a:graphic>
+          </wp:inline>
+        </w:drawing>
+      </w:r>
+    </w:p>
+    <w:p>
+      <w:pPr>
+        <w:spacing w:line="336" w:lineRule="auto" w:after="180"/>
+      </w:pPr>
+      <w:r>
+        <w:rPr>
+          <w:b w:val="0"/>
+        </w:rPr>
+        <w:t xml:space="preserve">Read the picture in order. Mean </w:t>
+      </w:r>
+      <w:r>
+        <w:rPr>
+          <w:b/>
+        </w:rPr>
+        <w:t>residual</w:t>
+      </w:r>
+      <w:r>
+        <w:rPr>
+          <w:b w:val="0"/>
+        </w:rPr>
+        <w:t xml:space="preserve"> is 1/3 cm; MAE is 5/3 cm, so small signed mean does not imply small errors. The arrows show which recorded </w:t>
+      </w:r>
+      <w:r>
+        <w:rPr>
+          <w:b/>
+        </w:rPr>
+        <w:t>input</w:t>
+      </w:r>
+      <w:r>
+        <w:rPr>
+          <w:b w:val="0"/>
+        </w:rPr>
+        <w:t xml:space="preserve"> or intermediate result each decision uses.</w:t>
+      </w:r>
+    </w:p>
+    <w:p>
+      <w:pPr>
+        <w:spacing w:line="336" w:lineRule="auto" w:after="180"/>
+      </w:pPr>
+      <w:r>
+        <w:rPr>
+          <w:b w:val="0"/>
+        </w:rPr>
+        <w:t>Explain the deciding step aloud before checking the changed case; pointing to the final answer alone does not show how it follows.</w:t>
+      </w:r>
+    </w:p>
+    <w:p>
+      <w:pPr>
+        <w:spacing w:line="336" w:lineRule="auto" w:after="180"/>
+      </w:pPr>
+      <w:r>
+        <w:rPr>
+          <w:b w:val="0"/>
+        </w:rPr>
+        <w:t xml:space="preserve">Limit: Always declare the </w:t>
+      </w:r>
+      <w:r>
+        <w:rPr>
+          <w:b/>
+        </w:rPr>
+        <w:t>residual</w:t>
+      </w:r>
+      <w:r>
+        <w:rPr>
+          <w:b w:val="0"/>
+        </w:rPr>
+        <w:t xml:space="preserve"> sign convention; some software uses predicted minus observed.</w:t>
+      </w:r>
+    </w:p>
+    <w:p>
+      <w:pPr>
+        <w:spacing w:line="336" w:lineRule="auto" w:after="180"/>
+        <w:shd w:fill="F5F1FB"/>
+      </w:pPr>
+      <w:r>
+        <w:rPr>
+          <w:b w:val="0"/>
+        </w:rPr>
+        <w:t>Explain the case, then point to a limit on the claim.</w:t>
+      </w:r>
+    </w:p>
+    <w:p>
+      <w:pPr>
+        <w:pStyle w:val="Heading3"/>
+      </w:pPr>
+      <w:r>
+        <w:t>My picture explanation, deciding evidence and one limit</w:t>
+      </w:r>
+    </w:p>
+    <w:p>
+      <w:r>
+        <w:t>________________________________________________________________</w:t>
+      </w:r>
+    </w:p>
+    <w:p>
+      <w:r>
+        <w:t>________________________________________________________________</w:t>
+      </w:r>
+    </w:p>
+    <w:p>
+      <w:r>
+        <w:t>________________________________________________________________</w:t>
+      </w:r>
+    </w:p>
+    <w:p>
+      <w:r>
+        <w:t>________________________________________________________________</w:t>
+      </w:r>
+    </w:p>
+    <w:p>
+      <w:pPr>
+        <w:pStyle w:val="Heading3"/>
+      </w:pPr>
+      <w:r>
+        <w:t>06. Make the idea visible in your project</w:t>
+      </w:r>
+    </w:p>
+    <w:p>
+      <w:r>
+        <w:drawing>
+          <wp:inline xmlns:a="http://schemas.openxmlformats.org/drawingml/2006/main" xmlns:pic="http://schemas.openxmlformats.org/drawingml/2006/picture">
+            <wp:extent cx="5486400" cy="3681984"/>
+            <wp:docPr id="8" name="Picture 8" descr="For your Responsible Plant Classifier, save the input, procedure, observed result and limitation of this check. Label this worked example as practice; use a different, previously unreviewed case when checking independent understanding. Draw your input, deciding step, result and limit. Supported question: Which statistic reveals the size of errors without cancellation? Point to the relevant step in the picture, then write the changed result and the rule or evidence that supports it."/>
+            <wp:cNvGraphicFramePr>
+              <a:graphicFrameLocks noChangeAspect="1"/>
+            </wp:cNvGraphicFramePr>
+            <a:graphic>
+              <a:graphicData uri="http://schemas.openxmlformats.org/drawingml/2006/picture">
+                <pic:pic>
+                  <pic:nvPicPr>
+                    <pic:cNvPr id="0" name="academy-story-ai-4-19-06.png"/>
+                    <pic:cNvPicPr/>
+                  </pic:nvPicPr>
+                  <pic:blipFill>
+                    <a:blip r:embed="rId16"/>
+                    <a:stretch>
+                      <a:fillRect/>
+                    </a:stretch>
+                  </pic:blipFill>
+                  <pic:spPr>
+                    <a:xfrm>
+                      <a:off x="0" y="0"/>
+                      <a:ext cx="5486400" cy="3681984"/>
+                    </a:xfrm>
+                    <a:prstGeom prst="rect"/>
+                  </pic:spPr>
+                </pic:pic>
+              </a:graphicData>
+            </a:graphic>
+          </wp:inline>
+        </w:drawing>
+      </w:r>
+    </w:p>
+    <w:p>
+      <w:pPr>
+        <w:spacing w:line="336" w:lineRule="auto" w:after="180"/>
+      </w:pPr>
+      <w:r>
+        <w:rPr>
+          <w:b w:val="0"/>
+        </w:rPr>
+        <w:t xml:space="preserve">For your Responsible Plant Classifier, save the </w:t>
+      </w:r>
+      <w:r>
+        <w:rPr>
+          <w:b/>
+        </w:rPr>
+        <w:t>input</w:t>
+      </w:r>
+      <w:r>
+        <w:rPr>
+          <w:b w:val="0"/>
+        </w:rPr>
+        <w:t>, procedure, observed result and limitation of this check.</w:t>
+      </w:r>
+    </w:p>
+    <w:p>
+      <w:pPr>
+        <w:spacing w:line="336" w:lineRule="auto" w:after="180"/>
+      </w:pPr>
+      <w:r>
+        <w:rPr>
+          <w:b w:val="0"/>
+        </w:rPr>
+        <w:t xml:space="preserve">Label this worked example as practice; use a different, previously unreviewed case when checking independent understanding. Draw your </w:t>
+      </w:r>
+      <w:r>
+        <w:rPr>
+          <w:b/>
+        </w:rPr>
+        <w:t>input</w:t>
+      </w:r>
+      <w:r>
+        <w:rPr>
+          <w:b w:val="0"/>
+        </w:rPr>
+        <w:t>, deciding step, result and limit.</w:t>
+      </w:r>
+    </w:p>
+    <w:p>
+      <w:pPr>
+        <w:spacing w:line="336" w:lineRule="auto" w:after="180"/>
+      </w:pPr>
+      <w:r>
+        <w:rPr>
+          <w:b w:val="0"/>
+        </w:rPr>
+        <w:t xml:space="preserve">Supported question: Which statistic reveals the size of errors without cancellation? Point to the relevant step in the picture, then write the changed result and the rule or </w:t>
+      </w:r>
+      <w:r>
+        <w:rPr>
+          <w:b/>
+        </w:rPr>
+        <w:t>evidence</w:t>
+      </w:r>
+      <w:r>
+        <w:rPr>
+          <w:b w:val="0"/>
+        </w:rPr>
+        <w:t xml:space="preserve"> that supports it.</w:t>
+      </w:r>
+    </w:p>
+    <w:p>
+      <w:pPr>
+        <w:spacing w:line="336" w:lineRule="auto" w:after="180"/>
+        <w:shd w:fill="F5F1FB"/>
+      </w:pPr>
+      <w:r>
+        <w:rPr>
+          <w:b w:val="0"/>
+        </w:rPr>
+        <w:t xml:space="preserve">Draw your project trace and justify the deciding step using </w:t>
+      </w:r>
+      <w:r>
+        <w:rPr>
+          <w:b/>
+        </w:rPr>
+        <w:t>evidence</w:t>
+      </w:r>
+      <w:r>
+        <w:rPr>
+          <w:b w:val="0"/>
+        </w:rPr>
+        <w:t>.</w:t>
+      </w:r>
+    </w:p>
+    <w:p>
+      <w:pPr>
+        <w:pStyle w:val="Heading3"/>
+      </w:pPr>
+      <w:r>
+        <w:t>My picture explanation, deciding evidence and one limit</w:t>
       </w:r>
     </w:p>
     <w:p>

--- a/downloads/workbook/ai-4-week-19.docx
+++ b/downloads/workbook/ai-4-week-19.docx
@@ -1254,6 +1254,26 @@
     <w:p>
       <w:r>
         <w:t>Calculate residuals. Apply the supplied Regression and Residuals facts and keep your reasoning.</w:t>
+      </w:r>
+    </w:p>
+    <w:p>
+      <w:pPr>
+        <w:pStyle w:val="Heading3"/>
+      </w:pPr>
+      <w:r>
+        <w:t>Where to find the supplied example</w:t>
+      </w:r>
+    </w:p>
+    <w:p>
+      <w:pPr>
+        <w:spacing w:line="336" w:lineRule="auto" w:after="180"/>
+        <w:shd w:fill="F1F6F8"/>
+      </w:pPr>
+      <w:r>
+        <w:rPr>
+          <w:b w:val="0"/>
+        </w:rPr>
+        <w:t>Reference for this exercise: open this week’s student lesson, “Regression and Residuals”, at “See how it works” and “Follow a worked example”. Use the original worked values or code named in the question; the later pictorial case is a separate example. Keep this reference beside your workbook while practising.</w:t>
       </w:r>
     </w:p>
     <w:p>

--- a/downloads/workbook/ai-4-week-19.docx
+++ b/downloads/workbook/ai-4-week-19.docx
@@ -25,22 +25,45 @@
         <w:pStyle w:val="Heading1"/>
       </w:pPr>
       <w:r>
-        <w:t>01. Recall and choose your starting point</w:t>
-      </w:r>
-    </w:p>
-    <w:p>
-      <w:r>
-        <w:t>Record your starting explanation for Regression and Residuals before opening notes. Show any later correction separately.</w:t>
-      </w:r>
-    </w:p>
-    <w:p>
-      <w:pPr>
-        <w:spacing w:line="336" w:lineRule="auto" w:after="180"/>
-      </w:pPr>
-      <w:r>
-        <w:rPr>
-          <w:b w:val="0"/>
-        </w:rPr>
+        <w:t>One readable numerical-error record.</w:t>
+      </w:r>
+    </w:p>
+    <w:p>
+      <w:r>
+        <w:t>Trace residuals,compare signed and absolute means and preserve missing or extreme evidence.</w:t>
+      </w:r>
+    </w:p>
+    <w:p>
+      <w:r>
+        <w:t>W1–W3/W5 → selected fresh pairs → numerical side-project record → changed-case return.</w:t>
+      </w:r>
+    </w:p>
+    <w:p>
+      <w:pPr>
+        <w:pStyle w:val="Heading1"/>
+      </w:pPr>
+      <w:r>
+        <w:t>01. Recall · Retrieve before notes</w:t>
+      </w:r>
+    </w:p>
+    <w:p>
+      <w:r>
+        <w:t>Keep this task’s complete inputs, stated rule and support record together.</w:t>
+      </w:r>
+    </w:p>
+    <w:p>
+      <w:pPr>
+        <w:pStyle w:val="Heading2"/>
+      </w:pPr>
+      <w:r>
+        <w:t>Task and evidence record</w:t>
+      </w:r>
+    </w:p>
+    <w:p>
+      <w:pPr>
+        <w:pStyle w:val="ListBullet"/>
+      </w:pPr>
+      <w:r>
         <w:t>Try the recall before opening notes. Then use a different colour or a labelled second line to correct your explanation.</w:t>
       </w:r>
     </w:p>
@@ -54,12 +77,9 @@
     </w:p>
     <w:p>
       <w:pPr>
-        <w:spacing w:line="336" w:lineRule="auto" w:after="180"/>
-      </w:pPr>
-      <w:r>
-        <w:rPr>
-          <w:b w:val="0"/>
-        </w:rPr>
+        <w:pStyle w:val="ListBullet"/>
+      </w:pPr>
+      <w:r>
         <w:t>Without opening the old lesson, explain one key idea from Error Analysis. Give an example and a mistake that the idea helps you avoid.</w:t>
       </w:r>
     </w:p>
@@ -96,12 +116,9 @@
     </w:p>
     <w:p>
       <w:pPr>
-        <w:spacing w:line="336" w:lineRule="auto" w:after="180"/>
-      </w:pPr>
-      <w:r>
-        <w:rPr>
-          <w:b w:val="0"/>
-        </w:rPr>
+        <w:pStyle w:val="ListBullet"/>
+      </w:pPr>
+      <w:r>
         <w:t>Without opening the old lesson, explain one key idea from Accuracy and Imbalance. Give an example and a mistake that the idea helps you avoid.</w:t>
       </w:r>
     </w:p>
@@ -138,12 +155,9 @@
     </w:p>
     <w:p>
       <w:pPr>
-        <w:spacing w:line="336" w:lineRule="auto" w:after="180"/>
-      </w:pPr>
-      <w:r>
-        <w:rPr>
-          <w:b w:val="0"/>
-        </w:rPr>
+        <w:pStyle w:val="ListBullet"/>
+      </w:pPr>
+      <w:r>
         <w:t>Without opening the old lesson, explain one key idea from Train a Classifier. Give an example and a mistake that the idea helps you avoid.</w:t>
       </w:r>
     </w:p>
@@ -175,147 +189,52 @@
         <w:pStyle w:val="Heading1"/>
       </w:pPr>
       <w:r>
-        <w:t>02. Practise with fading help</w:t>
-      </w:r>
-    </w:p>
-    <w:p>
-      <w:r>
-        <w:t>Complete the supported Regression and Residuals trace and record the first step you can explain without help.</w:t>
-      </w:r>
-    </w:p>
-    <w:p>
-      <w:pPr>
-        <w:spacing w:line="336" w:lineRule="auto" w:after="180"/>
-      </w:pPr>
-      <w:r>
-        <w:rPr>
-          <w:b w:val="0"/>
-        </w:rPr>
-        <w:t xml:space="preserve">Use W2: Explain cancellation for </w:t>
-      </w:r>
-      <w:r>
-        <w:rPr>
-          <w:b/>
-        </w:rPr>
-        <w:t>Regression</w:t>
-      </w:r>
-      <w:r>
-        <w:rPr>
-          <w:b w:val="0"/>
-        </w:rPr>
-        <w:t xml:space="preserve"> and </w:t>
-      </w:r>
-      <w:r>
-        <w:rPr>
-          <w:b/>
-        </w:rPr>
-        <w:t>residual</w:t>
-      </w:r>
-      <w:r>
-        <w:rPr>
-          <w:b w:val="0"/>
-        </w:rPr>
-        <w:t>s. Record the answer once; the lesson and workbook refer to the same attempt.</w:t>
-      </w:r>
-    </w:p>
-    <w:tbl>
-      <w:tblPr>
-        <w:tblStyle w:val="LightShading-Accent1"/>
-        <w:tblW w:type="auto" w:w="0"/>
-        <w:tblLook w:firstColumn="1" w:firstRow="1" w:lastColumn="0" w:lastRow="0" w:noHBand="0" w:noVBand="1" w:val="04A0"/>
-      </w:tblPr>
-      <w:tblGrid>
-        <w:gridCol w:w="2556"/>
-        <w:gridCol w:w="2556"/>
-        <w:gridCol w:w="2556"/>
-        <w:gridCol w:w="2556"/>
-      </w:tblGrid>
-      <w:tr>
-        <w:trPr>
-          <w:tblHeader/>
-        </w:trPr>
-        <w:tc>
-          <w:tcPr>
-            <w:tcW w:type="dxa" w:w="2556"/>
-          </w:tcPr>
-          <w:p>
-            <w:r>
-              <w:t>Given inputs</w:t>
-            </w:r>
-          </w:p>
-        </w:tc>
-        <w:tc>
-          <w:tcPr>
-            <w:tcW w:type="dxa" w:w="2556"/>
-          </w:tcPr>
-          <w:p>
-            <w:r>
-              <w:t>Procedure I chose</w:t>
-            </w:r>
-          </w:p>
-        </w:tc>
-        <w:tc>
-          <w:tcPr>
-            <w:tcW w:type="dxa" w:w="2556"/>
-          </w:tcPr>
-          <w:p>
-            <w:r>
-              <w:t>Middle steps</w:t>
-            </w:r>
-          </w:p>
-        </w:tc>
-        <w:tc>
-          <w:tcPr>
-            <w:tcW w:type="dxa" w:w="2556"/>
-          </w:tcPr>
-          <w:p>
-            <w:r>
-              <w:t>Result and check</w:t>
-            </w:r>
-          </w:p>
-        </w:tc>
-      </w:tr>
-      <w:tr>
-        <w:tc>
-          <w:tcPr>
-            <w:tcW w:type="dxa" w:w="2556"/>
-          </w:tcPr>
-          <w:p>
-            <w:r/>
-          </w:p>
-        </w:tc>
-        <w:tc>
-          <w:tcPr>
-            <w:tcW w:type="dxa" w:w="2556"/>
-          </w:tcPr>
-          <w:p>
-            <w:r/>
-          </w:p>
-        </w:tc>
-        <w:tc>
-          <w:tcPr>
-            <w:tcW w:type="dxa" w:w="2556"/>
-          </w:tcPr>
-          <w:p>
-            <w:r/>
-          </w:p>
-        </w:tc>
-        <w:tc>
-          <w:tcPr>
-            <w:tcW w:type="dxa" w:w="2556"/>
-          </w:tcPr>
-          <w:p>
-            <w:r/>
-          </w:p>
-        </w:tc>
-      </w:tr>
-    </w:tbl>
+        <w:t>12. W1 · Explain the mechanism</w:t>
+      </w:r>
+    </w:p>
+    <w:p>
+      <w:r>
+        <w:t>Keep this task’s complete inputs, stated rule and support record together.</w:t>
+      </w:r>
+    </w:p>
+    <w:p>
+      <w:pPr>
+        <w:pStyle w:val="Heading2"/>
+      </w:pPr>
+      <w:r>
+        <w:t>Task and evidence record</w:t>
+      </w:r>
+    </w:p>
+    <w:p>
+      <w:pPr>
+        <w:pStyle w:val="ListBullet"/>
+      </w:pPr>
+      <w:r>
+        <w:t>Main matched observed heights4,7,9cm/predictions5,6,9:residuals-1,+1,0cm,mean0,MAE2/3cm. Picture observed5,8,12/predicted7,7,10:residuals-2,+1,+2,mean1/3,MAE5/3;raising predictions1cm gives-3,0,+1,mean-2/3,MAE4/3. Current lab recordsR1(3,4),R2(5,4),R3(6,8),R4(10,8),R5(8,12),R6(16,12) observed/predictedcm:residuals-1,+1,-2,+2,-4,+4,mean0,MAE7/3. Negative means overprediction;positive underprediction;zero exact on the pair.</w:t>
+      </w:r>
+    </w:p>
+    <w:p>
+      <w:pPr>
+        <w:pStyle w:val="ListBullet"/>
+      </w:pPr>
+      <w:r>
+        <w:t>Reference for this exercise: open this week’s student lesson, “Regression and Residuals”, at “See how it works” and “Follow a worked example”. Use the original worked values or code named in the question; the later pictorial case is a separate example. Keep this reference beside your workbook while practising.</w:t>
+      </w:r>
+    </w:p>
+    <w:p>
+      <w:pPr>
+        <w:pStyle w:val="ListBullet"/>
+      </w:pPr>
+      <w:r>
+        <w:t>Compute the worked residuals and identify overprediction.</w:t>
+      </w:r>
+    </w:p>
     <w:p>
       <w:pPr>
         <w:pStyle w:val="Heading3"/>
       </w:pPr>
       <w:r>
-        <w:t>The step I completed without help, and the hint I needed</w:t>
+        <w:t>My reasoning and evidence</w:t>
       </w:r>
     </w:p>
     <w:p>
@@ -334,51 +253,55 @@
       </w:r>
     </w:p>
     <w:p>
+      <w:r>
+        <w:t>________________________________________________________________</w:t>
+      </w:r>
+    </w:p>
+    <w:p>
+      <w:r>
+        <w:t>________________________________________________________________</w:t>
+      </w:r>
+    </w:p>
+    <w:p>
+      <w:r>
+        <w:t>________________________________________________________________</w:t>
+      </w:r>
+    </w:p>
+    <w:p>
       <w:pPr>
         <w:pStyle w:val="Heading1"/>
       </w:pPr>
       <w:r>
-        <w:t>03. Individual reasoning check</w:t>
-      </w:r>
-    </w:p>
-    <w:p>
-      <w:r>
-        <w:t>Check the proposed Regression and Residuals explanation against the supplied facts before discussing it.</w:t>
-      </w:r>
-    </w:p>
-    <w:p>
-      <w:pPr>
-        <w:spacing w:line="336" w:lineRule="auto" w:after="180"/>
-      </w:pPr>
-      <w:r>
-        <w:rPr>
-          <w:b w:val="0"/>
-        </w:rPr>
-        <w:t xml:space="preserve">Use the worked case for </w:t>
-      </w:r>
-      <w:r>
-        <w:rPr>
-          <w:b/>
-        </w:rPr>
-        <w:t>Regression</w:t>
-      </w:r>
-      <w:r>
-        <w:rPr>
-          <w:b w:val="0"/>
-        </w:rPr>
-        <w:t xml:space="preserve"> and </w:t>
-      </w:r>
-      <w:r>
-        <w:rPr>
-          <w:b/>
-        </w:rPr>
-        <w:t>residual</w:t>
-      </w:r>
-      <w:r>
-        <w:rPr>
-          <w:b w:val="0"/>
-        </w:rPr>
-        <w:t>s. Proposed explanation: “A final answer is enough”. Decide whether this explanation is supported. Point to the step or supplied fact that decides; explain your repair if needed.</w:t>
+        <w:t>13. W2 · Trace the current experiment</w:t>
+      </w:r>
+    </w:p>
+    <w:p>
+      <w:r>
+        <w:t>Keep this task’s complete inputs, stated rule and support record together.</w:t>
+      </w:r>
+    </w:p>
+    <w:p>
+      <w:pPr>
+        <w:pStyle w:val="Heading2"/>
+      </w:pPr>
+      <w:r>
+        <w:t>Task and evidence record</w:t>
+      </w:r>
+    </w:p>
+    <w:p>
+      <w:pPr>
+        <w:pStyle w:val="ListBullet"/>
+      </w:pPr>
+      <w:r>
+        <w:t>Main matched observed heights4,7,9cm/predictions5,6,9:residuals-1,+1,0cm,mean0,MAE2/3cm. Picture observed5,8,12/predicted7,7,10:residuals-2,+1,+2,mean1/3,MAE5/3;raising predictions1cm gives-3,0,+1,mean-2/3,MAE4/3. Current lab recordsR1(3,4),R2(5,4),R3(6,8),R4(10,8),R5(8,12),R6(16,12) observed/predictedcm:residuals-1,+1,-2,+2,-4,+4,mean0,MAE7/3. Negative means overprediction;positive underprediction;zero exact on the pair.</w:t>
+      </w:r>
+    </w:p>
+    <w:p>
+      <w:pPr>
+        <w:pStyle w:val="ListBullet"/>
+      </w:pPr>
+      <w:r>
+        <w:t>Why does mean residual zero not imply perfect predictions?</w:t>
       </w:r>
     </w:p>
     <w:p>
@@ -386,7 +309,7 @@
         <w:pStyle w:val="Heading3"/>
       </w:pPr>
       <w:r>
-        <w:t>My explanation before partner discussion</w:t>
+        <w:t>My reasoning and evidence</w:t>
       </w:r>
     </w:p>
     <w:p>
@@ -410,16 +333,50 @@
       </w:r>
     </w:p>
     <w:p>
+      <w:r>
+        <w:t>________________________________________________________________</w:t>
+      </w:r>
+    </w:p>
+    <w:p>
+      <w:r>
+        <w:t>________________________________________________________________</w:t>
+      </w:r>
+    </w:p>
+    <w:p>
       <w:pPr>
         <w:pStyle w:val="Heading1"/>
       </w:pPr>
       <w:r>
-        <w:t>04. Independent transfer case</w:t>
-      </w:r>
-    </w:p>
-    <w:p>
-      <w:r>
-        <w:t>Write one first attempt at the reserved independent case before feedback. Repeated copies of that case refer to the same recorded attempt.</w:t>
+        <w:t>14. W3 · Repair the reasoning</w:t>
+      </w:r>
+    </w:p>
+    <w:p>
+      <w:r>
+        <w:t>Keep this task’s complete inputs, stated rule and support record together.</w:t>
+      </w:r>
+    </w:p>
+    <w:p>
+      <w:pPr>
+        <w:pStyle w:val="Heading2"/>
+      </w:pPr>
+      <w:r>
+        <w:t>Task and evidence record</w:t>
+      </w:r>
+    </w:p>
+    <w:p>
+      <w:pPr>
+        <w:pStyle w:val="ListBullet"/>
+      </w:pPr>
+      <w:r>
+        <w:t>Main matched observed heights4,7,9cm/predictions5,6,9:residuals-1,+1,0cm,mean0,MAE2/3cm. Picture observed5,8,12/predicted7,7,10:residuals-2,+1,+2,mean1/3,MAE5/3;raising predictions1cm gives-3,0,+1,mean-2/3,MAE4/3. Current lab recordsR1(3,4),R2(5,4),R3(6,8),R4(10,8),R5(8,12),R6(16,12) observed/predictedcm:residuals-1,+1,-2,+2,-4,+4,mean0,MAE7/3. Negative means overprediction;positive underprediction;zero exact on the pair.</w:t>
+      </w:r>
+    </w:p>
+    <w:p>
+      <w:pPr>
+        <w:pStyle w:val="ListBullet"/>
+      </w:pPr>
+      <w:r>
+        <w:t>Interpret residuals -2, 0, 3 ordered by growth stage.</w:t>
       </w:r>
     </w:p>
     <w:p>
@@ -427,42 +384,157 @@
         <w:pStyle w:val="Heading3"/>
       </w:pPr>
       <w:r>
+        <w:t>My reasoning and evidence</w:t>
+      </w:r>
+    </w:p>
+    <w:p>
+      <w:r>
+        <w:t>________________________________________________________________</w:t>
+      </w:r>
+    </w:p>
+    <w:p>
+      <w:r>
+        <w:t>________________________________________________________________</w:t>
+      </w:r>
+    </w:p>
+    <w:p>
+      <w:r>
+        <w:t>________________________________________________________________</w:t>
+      </w:r>
+    </w:p>
+    <w:p>
+      <w:r>
+        <w:t>________________________________________________________________</w:t>
+      </w:r>
+    </w:p>
+    <w:p>
+      <w:r>
+        <w:t>________________________________________________________________</w:t>
+      </w:r>
+    </w:p>
+    <w:p>
+      <w:r>
+        <w:t>________________________________________________________________</w:t>
+      </w:r>
+    </w:p>
+    <w:p>
+      <w:pPr>
+        <w:pStyle w:val="Heading1"/>
+      </w:pPr>
+      <w:r>
+        <w:t>16. W5 · Plan the next check</w:t>
+      </w:r>
+    </w:p>
+    <w:p>
+      <w:r>
+        <w:t>Keep this task’s complete inputs, stated rule and support record together.</w:t>
+      </w:r>
+    </w:p>
+    <w:p>
+      <w:pPr>
+        <w:pStyle w:val="Heading2"/>
+      </w:pPr>
+      <w:r>
+        <w:t>Task and evidence record</w:t>
+      </w:r>
+    </w:p>
+    <w:p>
+      <w:pPr>
+        <w:pStyle w:val="ListBullet"/>
+      </w:pPr>
+      <w:r>
+        <w:t>Main matched observed heights4,7,9cm/predictions5,6,9:residuals-1,+1,0cm,mean0,MAE2/3cm. Picture observed5,8,12/predicted7,7,10:residuals-2,+1,+2,mean1/3,MAE5/3;raising predictions1cm gives-3,0,+1,mean-2/3,MAE4/3. Current lab recordsR1(3,4),R2(5,4),R3(6,8),R4(10,8),R5(8,12),R6(16,12) observed/predictedcm:residuals-1,+1,-2,+2,-4,+4,mean0,MAE7/3. Negative means overprediction;positive underprediction;zero exact on the pair.</w:t>
+      </w:r>
+    </w:p>
+    <w:p>
+      <w:pPr>
+        <w:pStyle w:val="ListBullet"/>
+      </w:pPr>
+      <w:r>
+        <w:t>A report combines 2 cm and .02 m as if they were different magnitudes. Repair it.</w:t>
+      </w:r>
+    </w:p>
+    <w:p>
+      <w:pPr>
+        <w:pStyle w:val="Heading3"/>
+      </w:pPr>
+      <w:r>
+        <w:t>My reasoning and evidence</w:t>
+      </w:r>
+    </w:p>
+    <w:p>
+      <w:r>
+        <w:t>________________________________________________________________</w:t>
+      </w:r>
+    </w:p>
+    <w:p>
+      <w:r>
+        <w:t>________________________________________________________________</w:t>
+      </w:r>
+    </w:p>
+    <w:p>
+      <w:r>
+        <w:t>________________________________________________________________</w:t>
+      </w:r>
+    </w:p>
+    <w:p>
+      <w:r>
+        <w:t>________________________________________________________________</w:t>
+      </w:r>
+    </w:p>
+    <w:p>
+      <w:r>
+        <w:t>________________________________________________________________</w:t>
+      </w:r>
+    </w:p>
+    <w:p>
+      <w:r>
+        <w:t>________________________________________________________________</w:t>
+      </w:r>
+    </w:p>
+    <w:p>
+      <w:pPr>
+        <w:pStyle w:val="Heading1"/>
+      </w:pPr>
+      <w:r>
+        <w:t>04. Try alone · Selected experiment task</w:t>
+      </w:r>
+    </w:p>
+    <w:p>
+      <w:r>
+        <w:t>Keep this task’s complete inputs, stated rule and support record together.</w:t>
+      </w:r>
+    </w:p>
+    <w:p>
+      <w:pPr>
+        <w:pStyle w:val="Heading2"/>
+      </w:pPr>
+      <w:r>
+        <w:t>Task and evidence record</w:t>
+      </w:r>
+    </w:p>
+    <w:p>
+      <w:pPr>
+        <w:pStyle w:val="ListBullet"/>
+      </w:pPr>
+      <w:r>
+        <w:t>Pair the new three observed and predicted heights in their supplied order, keeping cm throughout. Use observed minus predicted, then explain each sign before averaging. The independent pairs differ from the pictured values even if a resulting residual pattern happens to match; show subtraction evidence rather than copying a pattern. No fitting data or future-performance result is supplied.</w:t>
+      </w:r>
+    </w:p>
+    <w:p>
+      <w:pPr>
+        <w:pStyle w:val="Heading3"/>
+      </w:pPr>
+      <w:r>
         <w:t>Independent case: Apply independently</w:t>
       </w:r>
     </w:p>
     <w:p>
       <w:pPr>
-        <w:spacing w:line="336" w:lineRule="auto" w:after="180"/>
-      </w:pPr>
-      <w:r>
-        <w:rPr>
-          <w:b w:val="0"/>
-        </w:rPr>
-        <w:t xml:space="preserve">Observed [6, 10, 13], predicted [8, 9, 11] cm. Give </w:t>
-      </w:r>
-      <w:r>
-        <w:rPr>
-          <w:b/>
-        </w:rPr>
-        <w:t>residual</w:t>
-      </w:r>
-      <w:r>
-        <w:rPr>
-          <w:b w:val="0"/>
-        </w:rPr>
-        <w:t xml:space="preserve">s, mean </w:t>
-      </w:r>
-      <w:r>
-        <w:rPr>
-          <w:b/>
-        </w:rPr>
-        <w:t>residual</w:t>
-      </w:r>
-      <w:r>
-        <w:rPr>
-          <w:b w:val="0"/>
-        </w:rPr>
-        <w:t xml:space="preserve"> and error directions.</w:t>
+        <w:pStyle w:val="ListBullet"/>
+      </w:pPr>
+      <w:r>
+        <w:t>Observed [6, 10, 13], predicted [8, 9, 11] cm. Give residuals, mean residual and error directions.</w:t>
       </w:r>
     </w:p>
     <w:p>
@@ -510,12 +582,9 @@
     </w:p>
     <w:p>
       <w:pPr>
-        <w:spacing w:line="336" w:lineRule="auto" w:after="180"/>
-      </w:pPr>
-      <w:r>
-        <w:rPr>
-          <w:b w:val="0"/>
-        </w:rPr>
+        <w:pStyle w:val="ListBullet"/>
+      </w:pPr>
+      <w:r>
         <w:t>Attempt this case before feedback. Record any help. Earlier examples below are further practice; a case already practised with feedback cannot establish fresh transfer.</w:t>
       </w:r>
     </w:p>
@@ -524,59 +593,69 @@
         <w:pStyle w:val="Heading1"/>
       </w:pPr>
       <w:r>
-        <w:t>05. Your learning target</w:t>
-      </w:r>
-    </w:p>
-    <w:p>
-      <w:r>
-        <w:t>Connect the Regression and Residuals target to a trace and a justified conclusion.</w:t>
-      </w:r>
-    </w:p>
-    <w:p>
-      <w:pPr>
-        <w:spacing w:line="336" w:lineRule="auto" w:after="180"/>
-      </w:pPr>
-      <w:r>
-        <w:rPr>
-          <w:b w:val="0"/>
-        </w:rPr>
-        <w:t xml:space="preserve">Actual leaf length is 7 cm and </w:t>
-      </w:r>
-      <w:r>
-        <w:rPr>
-          <w:b/>
-        </w:rPr>
-        <w:t>prediction</w:t>
-      </w:r>
-      <w:r>
-        <w:rPr>
-          <w:b w:val="0"/>
-        </w:rPr>
-        <w:t xml:space="preserve"> is 10 cm. Using </w:t>
-      </w:r>
-      <w:r>
-        <w:rPr>
-          <w:b/>
-        </w:rPr>
-        <w:t>residual</w:t>
-      </w:r>
-      <w:r>
-        <w:rPr>
-          <w:b w:val="0"/>
-        </w:rPr>
-        <w:t xml:space="preserve">=actual−predicted, calculate </w:t>
-      </w:r>
-      <w:r>
-        <w:rPr>
-          <w:b/>
-        </w:rPr>
-        <w:t>residual</w:t>
-      </w:r>
-      <w:r>
-        <w:rPr>
-          <w:b w:val="0"/>
-        </w:rPr>
-        <w:t xml:space="preserve"> and absolute error. Interpret the sign.</w:t>
+        <w:t>09. Project · Keep the experiment evidence</w:t>
+      </w:r>
+    </w:p>
+    <w:p>
+      <w:r>
+        <w:t>Keep this task’s complete inputs, stated rule and support record together.</w:t>
+      </w:r>
+    </w:p>
+    <w:p>
+      <w:pPr>
+        <w:pStyle w:val="Heading2"/>
+      </w:pPr>
+      <w:r>
+        <w:t>Task and evidence record</w:t>
+      </w:r>
+    </w:p>
+    <w:p>
+      <w:pPr>
+        <w:pStyle w:val="ListBullet"/>
+      </w:pPr>
+      <w:r>
+        <w:t>Use a miniature growth-prediction side experiment to distinguish regression evidence from the main classifier metrics.</w:t>
+      </w:r>
+    </w:p>
+    <w:p>
+      <w:pPr>
+        <w:pStyle w:val="ListBullet"/>
+      </w:pPr>
+      <w:r>
+        <w:t>The project change and evidence I will keep</w:t>
+      </w:r>
+    </w:p>
+    <w:p>
+      <w:pPr>
+        <w:pStyle w:val="Heading3"/>
+      </w:pPr>
+      <w:r>
+        <w:t>Write or draw your reasoning and evidence.</w:t>
+      </w:r>
+    </w:p>
+    <w:p>
+      <w:r>
+        <w:t>________________________________________________________________</w:t>
+      </w:r>
+    </w:p>
+    <w:p>
+      <w:r>
+        <w:t>________________________________________________________________</w:t>
+      </w:r>
+    </w:p>
+    <w:p>
+      <w:r>
+        <w:t>________________________________________________________________</w:t>
+      </w:r>
+    </w:p>
+    <w:p>
+      <w:r>
+        <w:t>________________________________________________________________</w:t>
+      </w:r>
+    </w:p>
+    <w:p>
+      <w:r>
+        <w:t>________________________________________________________________</w:t>
       </w:r>
     </w:p>
     <w:p>
@@ -584,1101 +663,20 @@
         <w:pStyle w:val="Heading1"/>
       </w:pPr>
       <w:r>
-        <w:t>06. Solve the given case</w:t>
-      </w:r>
-    </w:p>
-    <w:p>
-      <w:r>
-        <w:t>Solve the supplied Regression and Residuals case and show the deciding evidence.</w:t>
-      </w:r>
-    </w:p>
-    <w:p>
-      <w:pPr>
-        <w:spacing w:line="336" w:lineRule="auto" w:after="180"/>
-      </w:pPr>
-      <w:r>
-        <w:rPr>
-          <w:b w:val="0"/>
-        </w:rPr>
-        <w:t xml:space="preserve">Actual height=12 cm, </w:t>
-      </w:r>
-      <w:r>
-        <w:rPr>
-          <w:b/>
-        </w:rPr>
-        <w:t>prediction</w:t>
-      </w:r>
-      <w:r>
-        <w:rPr>
-          <w:b w:val="0"/>
-        </w:rPr>
-        <w:t xml:space="preserve">=9 cm. </w:t>
-      </w:r>
-      <w:r>
-        <w:rPr>
-          <w:b/>
-        </w:rPr>
-        <w:t>Residual</w:t>
-      </w:r>
-      <w:r>
-        <w:rPr>
-          <w:b w:val="0"/>
-        </w:rPr>
-        <w:t xml:space="preserve"> means actual minus predicted.</w:t>
-      </w:r>
-    </w:p>
-    <w:p>
-      <w:pPr>
-        <w:spacing w:line="336" w:lineRule="auto" w:after="180"/>
-      </w:pPr>
-      <w:r>
-        <w:rPr>
-          <w:b w:val="0"/>
-        </w:rPr>
-        <w:t>Calculate and interpret.</w:t>
-      </w:r>
-    </w:p>
-    <w:p>
-      <w:pPr>
-        <w:spacing w:line="336" w:lineRule="auto" w:after="180"/>
-      </w:pPr>
-      <w:r>
-        <w:rPr>
-          <w:b w:val="0"/>
-        </w:rPr>
-        <w:t xml:space="preserve">Show your trace, calculation or </w:t>
-      </w:r>
-      <w:r>
-        <w:rPr>
-          <w:b/>
-        </w:rPr>
-        <w:t>evidence</w:t>
-      </w:r>
-    </w:p>
-    <w:p>
-      <w:pPr>
-        <w:pStyle w:val="Heading3"/>
-      </w:pPr>
-      <w:r>
-        <w:t>Write or draw your reasoning and evidence.</w:t>
-      </w:r>
-    </w:p>
-    <w:p>
-      <w:r>
-        <w:t>________________________________________________________________</w:t>
-      </w:r>
-    </w:p>
-    <w:p>
-      <w:r>
-        <w:t>________________________________________________________________</w:t>
-      </w:r>
-    </w:p>
-    <w:p>
-      <w:r>
-        <w:t>________________________________________________________________</w:t>
-      </w:r>
-    </w:p>
-    <w:p>
-      <w:r>
-        <w:t>________________________________________________________________</w:t>
-      </w:r>
-    </w:p>
-    <w:p>
-      <w:r>
-        <w:t>________________________________________________________________</w:t>
-      </w:r>
-    </w:p>
-    <w:p>
-      <w:pPr>
-        <w:pStyle w:val="Heading1"/>
-      </w:pPr>
-      <w:r>
-        <w:t>07. Check a changed case</w:t>
-      </w:r>
-    </w:p>
-    <w:p>
-      <w:r>
-        <w:t>Apply the procedure to the changed case and record why the conclusion follows.</w:t>
-      </w:r>
-    </w:p>
-    <w:p>
-      <w:pPr>
-        <w:spacing w:line="336" w:lineRule="auto" w:after="180"/>
-      </w:pPr>
-      <w:r>
-        <w:rPr>
-          <w:b w:val="0"/>
-        </w:rPr>
-        <w:t xml:space="preserve">Define </w:t>
-      </w:r>
-      <w:r>
-        <w:rPr>
-          <w:b/>
-        </w:rPr>
-        <w:t>residual</w:t>
-      </w:r>
-      <w:r>
-        <w:rPr>
-          <w:b w:val="0"/>
-        </w:rPr>
-        <w:t xml:space="preserve"> as actual minus predicted. Actual height is 14 cm and </w:t>
-      </w:r>
-      <w:r>
-        <w:rPr>
-          <w:b/>
-        </w:rPr>
-        <w:t>prediction</w:t>
-      </w:r>
-      <w:r>
-        <w:rPr>
-          <w:b w:val="0"/>
-        </w:rPr>
-        <w:t xml:space="preserve"> is 17 cm. Calculate </w:t>
-      </w:r>
-      <w:r>
-        <w:rPr>
-          <w:b/>
-        </w:rPr>
-        <w:t>residual</w:t>
-      </w:r>
-      <w:r>
-        <w:rPr>
-          <w:b w:val="0"/>
-        </w:rPr>
-        <w:t xml:space="preserve"> and interpret its sign.</w:t>
-      </w:r>
-    </w:p>
-    <w:p>
-      <w:pPr>
-        <w:spacing w:line="336" w:lineRule="auto" w:after="180"/>
-      </w:pPr>
-      <w:r>
-        <w:rPr>
-          <w:b w:val="0"/>
-        </w:rPr>
-        <w:t>My independent answer and reason</w:t>
-      </w:r>
-    </w:p>
-    <w:p>
-      <w:pPr>
-        <w:pStyle w:val="Heading3"/>
-      </w:pPr>
-      <w:r>
-        <w:t>Write or draw your reasoning and evidence.</w:t>
-      </w:r>
-    </w:p>
-    <w:p>
-      <w:r>
-        <w:t>________________________________________________________________</w:t>
-      </w:r>
-    </w:p>
-    <w:p>
-      <w:r>
-        <w:t>________________________________________________________________</w:t>
-      </w:r>
-    </w:p>
-    <w:p>
-      <w:r>
-        <w:t>________________________________________________________________</w:t>
-      </w:r>
-    </w:p>
-    <w:p>
-      <w:r>
-        <w:t>________________________________________________________________</w:t>
-      </w:r>
-    </w:p>
-    <w:p>
-      <w:r>
-        <w:t>________________________________________________________________</w:t>
-      </w:r>
-    </w:p>
-    <w:p>
-      <w:pPr>
-        <w:pStyle w:val="Heading3"/>
-      </w:pPr>
-      <w:r>
-        <w:t>Week 19 Test and reflect</w:t>
-      </w:r>
-    </w:p>
-    <w:p>
-      <w:pPr>
-        <w:pStyle w:val="Heading1"/>
-      </w:pPr>
-      <w:r>
-        <w:t>08. Design a revealing test</w:t>
-      </w:r>
-    </w:p>
-    <w:p>
-      <w:r>
-        <w:t>Specify a changed input, expected result and observation separately.</w:t>
-      </w:r>
-    </w:p>
-    <w:p>
-      <w:pPr>
-        <w:spacing w:line="336" w:lineRule="auto" w:after="180"/>
-      </w:pPr>
-      <w:r>
-        <w:rPr>
-          <w:b w:val="0"/>
-        </w:rPr>
-        <w:t xml:space="preserve">Create a changed </w:t>
-      </w:r>
-      <w:r>
-        <w:rPr>
-          <w:b/>
-        </w:rPr>
-        <w:t>input</w:t>
-      </w:r>
-      <w:r>
-        <w:rPr>
-          <w:b w:val="0"/>
-        </w:rPr>
-        <w:t>, boundary case or missing-information case. Write the expected answer or safe response before testing.</w:t>
-      </w:r>
-    </w:p>
-    <w:tbl>
-      <w:tblPr>
-        <w:tblStyle w:val="LightShading-Accent1"/>
-        <w:tblW w:type="auto" w:w="0"/>
-        <w:tblLook w:firstColumn="1" w:firstRow="1" w:lastColumn="0" w:lastRow="0" w:noHBand="0" w:noVBand="1" w:val="04A0"/>
-      </w:tblPr>
-      <w:tblGrid>
-        <w:gridCol w:w="5112"/>
-        <w:gridCol w:w="5112"/>
-      </w:tblGrid>
-      <w:tr>
-        <w:trPr>
-          <w:tblHeader/>
-        </w:trPr>
-        <w:tc>
-          <w:tcPr>
-            <w:tcW w:type="dxa" w:w="5112"/>
-          </w:tcPr>
-          <w:p>
-            <w:r>
-              <w:t>Test record</w:t>
-            </w:r>
-          </w:p>
-        </w:tc>
-        <w:tc>
-          <w:tcPr>
-            <w:tcW w:type="dxa" w:w="5112"/>
-          </w:tcPr>
-          <w:p>
-            <w:r>
-              <w:t>My evidence</w:t>
-            </w:r>
-          </w:p>
-        </w:tc>
-      </w:tr>
-      <w:tr>
-        <w:tc>
-          <w:tcPr>
-            <w:tcW w:type="dxa" w:w="5112"/>
-          </w:tcPr>
-          <w:p>
-            <w:r>
-              <w:t>Changed input or condition</w:t>
-            </w:r>
-          </w:p>
-        </w:tc>
-        <w:tc>
-          <w:tcPr>
-            <w:tcW w:type="dxa" w:w="5112"/>
-          </w:tcPr>
-          <w:p>
-            <w:r/>
-          </w:p>
-        </w:tc>
-      </w:tr>
-      <w:tr>
-        <w:tc>
-          <w:tcPr>
-            <w:tcW w:type="dxa" w:w="5112"/>
-          </w:tcPr>
-          <w:p>
-            <w:r>
-              <w:t>Expected answer or fallback</w:t>
-            </w:r>
-          </w:p>
-        </w:tc>
-        <w:tc>
-          <w:tcPr>
-            <w:tcW w:type="dxa" w:w="5112"/>
-          </w:tcPr>
-          <w:p>
-            <w:r/>
-          </w:p>
-        </w:tc>
-      </w:tr>
-      <w:tr>
-        <w:tc>
-          <w:tcPr>
-            <w:tcW w:type="dxa" w:w="5112"/>
-          </w:tcPr>
-          <w:p>
-            <w:r>
-              <w:t>Observed result</w:t>
-            </w:r>
-          </w:p>
-        </w:tc>
-        <w:tc>
-          <w:tcPr>
-            <w:tcW w:type="dxa" w:w="5112"/>
-          </w:tcPr>
-          <w:p>
-            <w:r/>
-          </w:p>
-        </w:tc>
-      </w:tr>
-      <w:tr>
-        <w:tc>
-          <w:tcPr>
-            <w:tcW w:type="dxa" w:w="5112"/>
-          </w:tcPr>
-          <w:p>
-            <w:r>
-              <w:t>Why the result occurred</w:t>
-            </w:r>
-          </w:p>
-        </w:tc>
-        <w:tc>
-          <w:tcPr>
-            <w:tcW w:type="dxa" w:w="5112"/>
-          </w:tcPr>
-          <w:p>
-            <w:r/>
-          </w:p>
-        </w:tc>
-      </w:tr>
-    </w:tbl>
-    <w:p>
-      <w:pPr>
-        <w:pStyle w:val="Heading1"/>
-      </w:pPr>
-      <w:r>
-        <w:t>09. Project checkpoint</w:t>
-      </w:r>
-    </w:p>
-    <w:p>
-      <w:r>
-        <w:t>Justify what Regression and Residuals adds to Responsible Plant Classifier and keep the evidence.</w:t>
-      </w:r>
-    </w:p>
-    <w:p>
-      <w:pPr>
-        <w:spacing w:line="336" w:lineRule="auto" w:after="180"/>
-      </w:pPr>
-      <w:r>
-        <w:rPr>
-          <w:b w:val="0"/>
-        </w:rPr>
-        <w:t>Use a miniature growth-</w:t>
-      </w:r>
-      <w:r>
-        <w:rPr>
-          <w:b/>
-        </w:rPr>
-        <w:t>prediction</w:t>
-      </w:r>
-      <w:r>
-        <w:rPr>
-          <w:b w:val="0"/>
-        </w:rPr>
-        <w:t xml:space="preserve"> side experiment to distinguish </w:t>
-      </w:r>
-      <w:r>
-        <w:rPr>
-          <w:b/>
-        </w:rPr>
-        <w:t>regression</w:t>
-      </w:r>
-      <w:r>
-        <w:rPr>
-          <w:b w:val="0"/>
-        </w:rPr>
-        <w:t xml:space="preserve"> </w:t>
-      </w:r>
-      <w:r>
-        <w:rPr>
-          <w:b/>
-        </w:rPr>
-        <w:t>evidence</w:t>
-      </w:r>
-      <w:r>
-        <w:rPr>
-          <w:b w:val="0"/>
-        </w:rPr>
-        <w:t xml:space="preserve"> from the main classifier metrics.</w:t>
-      </w:r>
-    </w:p>
-    <w:p>
-      <w:pPr>
-        <w:spacing w:line="336" w:lineRule="auto" w:after="180"/>
-      </w:pPr>
-      <w:r>
-        <w:rPr>
-          <w:b w:val="0"/>
-        </w:rPr>
-        <w:t xml:space="preserve">The project change and </w:t>
-      </w:r>
-      <w:r>
-        <w:rPr>
-          <w:b/>
-        </w:rPr>
-        <w:t>evidence</w:t>
-      </w:r>
-      <w:r>
-        <w:rPr>
-          <w:b w:val="0"/>
-        </w:rPr>
-        <w:t xml:space="preserve"> I will keep</w:t>
-      </w:r>
-    </w:p>
-    <w:p>
-      <w:pPr>
-        <w:pStyle w:val="Heading3"/>
-      </w:pPr>
-      <w:r>
-        <w:t>Write or draw your reasoning and evidence.</w:t>
-      </w:r>
-    </w:p>
-    <w:p>
-      <w:r>
-        <w:t>________________________________________________________________</w:t>
-      </w:r>
-    </w:p>
-    <w:p>
-      <w:r>
-        <w:t>________________________________________________________________</w:t>
-      </w:r>
-    </w:p>
-    <w:p>
-      <w:r>
-        <w:t>________________________________________________________________</w:t>
-      </w:r>
-    </w:p>
-    <w:p>
-      <w:r>
-        <w:t>________________________________________________________________</w:t>
-      </w:r>
-    </w:p>
-    <w:p>
-      <w:r>
-        <w:t>________________________________________________________________</w:t>
-      </w:r>
-    </w:p>
-    <w:p>
-      <w:pPr>
-        <w:pStyle w:val="Heading1"/>
-      </w:pPr>
-      <w:r>
-        <w:t>10. Self check</w:t>
-      </w:r>
-    </w:p>
-    <w:p>
-      <w:r>
-        <w:t>Judge explanation, evidence, transfer and limits separately; attach the work behind your judgement.</w:t>
-      </w:r>
-    </w:p>
-    <w:p>
-      <w:pPr>
-        <w:pStyle w:val="ListBullet"/>
-      </w:pPr>
-      <w:r>
-        <w:t>I can explain the mechanism.</w:t>
-      </w:r>
-    </w:p>
-    <w:p>
-      <w:pPr>
-        <w:pStyle w:val="ListBullet"/>
-      </w:pPr>
-      <w:r>
-        <w:t>I can show evidence.</w:t>
-      </w:r>
-    </w:p>
-    <w:p>
-      <w:pPr>
-        <w:pStyle w:val="ListBullet"/>
-      </w:pPr>
-      <w:r>
-        <w:t>I can handle a changed case.</w:t>
-      </w:r>
-    </w:p>
-    <w:p>
-      <w:pPr>
-        <w:pStyle w:val="ListBullet"/>
-      </w:pPr>
-      <w:r>
-        <w:t>I can name a limit.</w:t>
-      </w:r>
-    </w:p>
-    <w:p>
-      <w:r>
-        <w:t>Mark each as not yet, with help or independently, and attach supporting work.</w:t>
-      </w:r>
-    </w:p>
-    <w:p>
-      <w:pPr>
-        <w:spacing w:line="336" w:lineRule="auto" w:after="180"/>
-      </w:pPr>
-      <w:r>
-        <w:rPr>
-          <w:b w:val="0"/>
-        </w:rPr>
-        <w:t>Teacher review ____________________  Next step ____________________</w:t>
-      </w:r>
-    </w:p>
-    <w:p>
-      <w:pPr>
-        <w:pStyle w:val="Heading1"/>
-      </w:pPr>
-      <w:r>
-        <w:t>11. Transfer practice from the original programme</w:t>
-      </w:r>
-    </w:p>
-    <w:p>
-      <w:r>
-        <w:t>Use this earlier case as transfer practice. A case already discussed with feedback is not fresh assessment evidence.</w:t>
-      </w:r>
-    </w:p>
-    <w:p>
-      <w:pPr>
-        <w:spacing w:line="336" w:lineRule="auto" w:after="180"/>
-      </w:pPr>
-      <w:r>
-        <w:rPr>
-          <w:b w:val="0"/>
-        </w:rPr>
-        <w:t xml:space="preserve">Actual leaf length is 7 cm and </w:t>
-      </w:r>
-      <w:r>
-        <w:rPr>
-          <w:b/>
-        </w:rPr>
-        <w:t>prediction</w:t>
-      </w:r>
-      <w:r>
-        <w:rPr>
-          <w:b w:val="0"/>
-        </w:rPr>
-        <w:t xml:space="preserve"> is 10 cm. Using </w:t>
-      </w:r>
-      <w:r>
-        <w:rPr>
-          <w:b/>
-        </w:rPr>
-        <w:t>residual</w:t>
-      </w:r>
-      <w:r>
-        <w:rPr>
-          <w:b w:val="0"/>
-        </w:rPr>
-        <w:t xml:space="preserve">=actual−predicted, calculate </w:t>
-      </w:r>
-      <w:r>
-        <w:rPr>
-          <w:b/>
-        </w:rPr>
-        <w:t>residual</w:t>
-      </w:r>
-      <w:r>
-        <w:rPr>
-          <w:b w:val="0"/>
-        </w:rPr>
-        <w:t xml:space="preserve"> and absolute error. Interpret the sign.</w:t>
-      </w:r>
-    </w:p>
-    <w:p>
-      <w:pPr>
-        <w:pStyle w:val="Heading3"/>
-      </w:pPr>
-      <w:r>
-        <w:t>My independently reasoned answer</w:t>
-      </w:r>
-    </w:p>
-    <w:p>
-      <w:r>
-        <w:t>________________________________________________________________</w:t>
-      </w:r>
-    </w:p>
-    <w:p>
-      <w:r>
-        <w:t>________________________________________________________________</w:t>
-      </w:r>
-    </w:p>
-    <w:p>
-      <w:r>
-        <w:t>________________________________________________________________</w:t>
-      </w:r>
-    </w:p>
-    <w:p>
-      <w:r>
-        <w:t>________________________________________________________________</w:t>
-      </w:r>
-    </w:p>
-    <w:p>
-      <w:r>
-        <w:t>________________________________________________________________</w:t>
-      </w:r>
-    </w:p>
-    <w:p>
-      <w:r>
-        <w:t>________________________________________________________________</w:t>
-      </w:r>
-    </w:p>
-    <w:p>
-      <w:r>
-        <w:t>________________________________________________________________</w:t>
-      </w:r>
-    </w:p>
-    <w:p>
-      <w:pPr>
-        <w:spacing w:line="336" w:lineRule="auto" w:after="180"/>
-      </w:pPr>
-      <w:r>
-        <w:rPr>
-          <w:b w:val="0"/>
-        </w:rPr>
-        <w:t>Record support used: none, hint or teacher explanation.</w:t>
-      </w:r>
-    </w:p>
-    <w:p>
-      <w:pPr>
-        <w:pStyle w:val="Heading1"/>
-      </w:pPr>
-      <w:r>
-        <w:t>12. W1 Calculate residuals</w:t>
-      </w:r>
-    </w:p>
-    <w:p>
-      <w:r>
-        <w:t>Calculate residuals. Apply the supplied Regression and Residuals facts and keep your reasoning.</w:t>
-      </w:r>
-    </w:p>
-    <w:p>
-      <w:pPr>
-        <w:pStyle w:val="Heading3"/>
-      </w:pPr>
-      <w:r>
-        <w:t>Where to find the supplied example</w:t>
-      </w:r>
-    </w:p>
-    <w:p>
-      <w:pPr>
-        <w:spacing w:line="336" w:lineRule="auto" w:after="180"/>
-        <w:shd w:fill="F1F6F8"/>
-      </w:pPr>
-      <w:r>
-        <w:rPr>
-          <w:b w:val="0"/>
-        </w:rPr>
-        <w:t>Reference for this exercise: open this week’s student lesson, “Regression and Residuals”, at “See how it works” and “Follow a worked example”. Use the original worked values or code named in the question; the later pictorial case is a separate example. Keep this reference beside your workbook while practising.</w:t>
-      </w:r>
-    </w:p>
-    <w:p>
-      <w:pPr>
-        <w:spacing w:line="336" w:lineRule="auto" w:after="180"/>
-      </w:pPr>
-      <w:r>
-        <w:rPr>
-          <w:b w:val="0"/>
-        </w:rPr>
-        <w:t xml:space="preserve">Compute the worked </w:t>
-      </w:r>
-      <w:r>
-        <w:rPr>
-          <w:b/>
-        </w:rPr>
-        <w:t>residual</w:t>
-      </w:r>
-      <w:r>
-        <w:rPr>
-          <w:b w:val="0"/>
-        </w:rPr>
-        <w:t xml:space="preserve">s and identify </w:t>
-      </w:r>
-      <w:r>
-        <w:rPr>
-          <w:b/>
-        </w:rPr>
-        <w:t>overprediction</w:t>
-      </w:r>
-      <w:r>
-        <w:rPr>
-          <w:b w:val="0"/>
-        </w:rPr>
-        <w:t>.</w:t>
-      </w:r>
-    </w:p>
-    <w:p>
-      <w:pPr>
-        <w:pStyle w:val="Heading3"/>
-      </w:pPr>
-      <w:r>
-        <w:t>My reasoning and evidence</w:t>
-      </w:r>
-    </w:p>
-    <w:p>
-      <w:r>
-        <w:t>________________________________________________________________</w:t>
-      </w:r>
-    </w:p>
-    <w:p>
-      <w:r>
-        <w:t>________________________________________________________________</w:t>
-      </w:r>
-    </w:p>
-    <w:p>
-      <w:r>
-        <w:t>________________________________________________________________</w:t>
-      </w:r>
-    </w:p>
-    <w:p>
-      <w:r>
-        <w:t>________________________________________________________________</w:t>
-      </w:r>
-    </w:p>
-    <w:p>
-      <w:r>
-        <w:t>________________________________________________________________</w:t>
-      </w:r>
-    </w:p>
-    <w:p>
-      <w:r>
-        <w:t>________________________________________________________________</w:t>
-      </w:r>
-    </w:p>
-    <w:p>
-      <w:pPr>
-        <w:pStyle w:val="Heading1"/>
-      </w:pPr>
-      <w:r>
-        <w:t>13. W2 Explain cancellation</w:t>
-      </w:r>
-    </w:p>
-    <w:p>
-      <w:r>
-        <w:t>Explain cancellation. Apply the supplied Regression and Residuals facts and keep your reasoning.</w:t>
-      </w:r>
-    </w:p>
-    <w:p>
-      <w:pPr>
-        <w:spacing w:line="336" w:lineRule="auto" w:after="180"/>
-        <w:shd w:fill="F5F1FB"/>
-      </w:pPr>
-      <w:r>
-        <w:rPr>
-          <w:b w:val="0"/>
-        </w:rPr>
-        <w:t xml:space="preserve">Why does mean </w:t>
-      </w:r>
-      <w:r>
-        <w:rPr>
-          <w:b/>
-        </w:rPr>
-        <w:t>residual</w:t>
-      </w:r>
-      <w:r>
-        <w:rPr>
-          <w:b w:val="0"/>
-        </w:rPr>
-        <w:t xml:space="preserve"> zero not imply perfect </w:t>
-      </w:r>
-      <w:r>
-        <w:rPr>
-          <w:b/>
-        </w:rPr>
-        <w:t>prediction</w:t>
-      </w:r>
-      <w:r>
-        <w:rPr>
-          <w:b w:val="0"/>
-        </w:rPr>
-        <w:t>s?</w:t>
-      </w:r>
-    </w:p>
-    <w:p>
-      <w:pPr>
-        <w:pStyle w:val="Heading3"/>
-      </w:pPr>
-      <w:r>
-        <w:t>My reasoning and evidence</w:t>
-      </w:r>
-    </w:p>
-    <w:p>
-      <w:r>
-        <w:t>________________________________________________________________</w:t>
-      </w:r>
-    </w:p>
-    <w:p>
-      <w:r>
-        <w:t>________________________________________________________________</w:t>
-      </w:r>
-    </w:p>
-    <w:p>
-      <w:r>
-        <w:t>________________________________________________________________</w:t>
-      </w:r>
-    </w:p>
-    <w:p>
-      <w:r>
-        <w:t>________________________________________________________________</w:t>
-      </w:r>
-    </w:p>
-    <w:p>
-      <w:r>
-        <w:t>________________________________________________________________</w:t>
-      </w:r>
-    </w:p>
-    <w:p>
-      <w:r>
-        <w:t>________________________________________________________________</w:t>
-      </w:r>
-    </w:p>
-    <w:p>
-      <w:pPr>
-        <w:pStyle w:val="Heading1"/>
-      </w:pPr>
-      <w:r>
-        <w:t>14. W3 Read a pattern</w:t>
-      </w:r>
-    </w:p>
-    <w:p>
-      <w:r>
-        <w:t>Read a pattern. Apply the supplied Regression and Residuals facts and keep your reasoning.</w:t>
-      </w:r>
-    </w:p>
-    <w:p>
-      <w:pPr>
-        <w:spacing w:line="336" w:lineRule="auto" w:after="180"/>
-      </w:pPr>
-      <w:r>
-        <w:rPr>
-          <w:b w:val="0"/>
-        </w:rPr>
-        <w:t xml:space="preserve">Interpret </w:t>
-      </w:r>
-      <w:r>
-        <w:rPr>
-          <w:b/>
-        </w:rPr>
-        <w:t>residual</w:t>
-      </w:r>
-      <w:r>
-        <w:rPr>
-          <w:b w:val="0"/>
-        </w:rPr>
-        <w:t>s -2, 0, 3 ordered by growth stage.</w:t>
-      </w:r>
-    </w:p>
-    <w:p>
-      <w:pPr>
-        <w:pStyle w:val="Heading3"/>
-      </w:pPr>
-      <w:r>
-        <w:t>My reasoning and evidence</w:t>
-      </w:r>
-    </w:p>
-    <w:p>
-      <w:r>
-        <w:t>________________________________________________________________</w:t>
-      </w:r>
-    </w:p>
-    <w:p>
-      <w:r>
-        <w:t>________________________________________________________________</w:t>
-      </w:r>
-    </w:p>
-    <w:p>
-      <w:r>
-        <w:t>________________________________________________________________</w:t>
-      </w:r>
-    </w:p>
-    <w:p>
-      <w:r>
-        <w:t>________________________________________________________________</w:t>
-      </w:r>
-    </w:p>
-    <w:p>
-      <w:r>
-        <w:t>________________________________________________________________</w:t>
-      </w:r>
-    </w:p>
-    <w:p>
-      <w:r>
-        <w:t>________________________________________________________________</w:t>
-      </w:r>
-    </w:p>
-    <w:p>
-      <w:pPr>
-        <w:pStyle w:val="Heading1"/>
-      </w:pPr>
-      <w:r>
-        <w:t>15. W4 Apply independently</w:t>
-      </w:r>
-    </w:p>
-    <w:p>
-      <w:r>
-        <w:t>Attempt before feedback. If this repeats the selected independent case, reuse that first attempt; otherwise keep a separate record. Apply independently. Apply the supplied Regression and Residuals facts and keep your reasoning.</w:t>
-      </w:r>
-    </w:p>
-    <w:p>
-      <w:pPr>
-        <w:spacing w:line="336" w:lineRule="auto" w:after="180"/>
-      </w:pPr>
-      <w:r>
-        <w:rPr>
-          <w:b w:val="0"/>
-        </w:rPr>
-        <w:t xml:space="preserve">Observed [6, 10, 13], predicted [8, 9, 11] cm. Give </w:t>
-      </w:r>
-      <w:r>
-        <w:rPr>
-          <w:b/>
-        </w:rPr>
-        <w:t>residual</w:t>
-      </w:r>
-      <w:r>
-        <w:rPr>
-          <w:b w:val="0"/>
-        </w:rPr>
-        <w:t xml:space="preserve">s, mean </w:t>
-      </w:r>
-      <w:r>
-        <w:rPr>
-          <w:b/>
-        </w:rPr>
-        <w:t>residual</w:t>
-      </w:r>
-      <w:r>
-        <w:rPr>
-          <w:b w:val="0"/>
-        </w:rPr>
-        <w:t xml:space="preserve"> and error directions.</w:t>
-      </w:r>
-    </w:p>
-    <w:p>
-      <w:pPr>
-        <w:pStyle w:val="Heading3"/>
-      </w:pPr>
-      <w:r>
-        <w:t>My reasoning and evidence</w:t>
-      </w:r>
-    </w:p>
-    <w:p>
-      <w:r>
-        <w:t>________________________________________________________________</w:t>
-      </w:r>
-    </w:p>
-    <w:p>
-      <w:r>
-        <w:t>________________________________________________________________</w:t>
-      </w:r>
-    </w:p>
-    <w:p>
-      <w:r>
-        <w:t>________________________________________________________________</w:t>
-      </w:r>
-    </w:p>
-    <w:p>
-      <w:r>
-        <w:t>________________________________________________________________</w:t>
-      </w:r>
-    </w:p>
-    <w:p>
-      <w:r>
-        <w:t>________________________________________________________________</w:t>
-      </w:r>
-    </w:p>
-    <w:p>
-      <w:r>
-        <w:t>________________________________________________________________</w:t>
-      </w:r>
-    </w:p>
-    <w:p>
-      <w:r>
-        <w:t>________________________________________________________________</w:t>
-      </w:r>
-    </w:p>
-    <w:p>
-      <w:r>
-        <w:t>________________________________________________________________</w:t>
-      </w:r>
-    </w:p>
-    <w:p>
-      <w:pPr>
-        <w:pStyle w:val="Heading1"/>
-      </w:pPr>
-      <w:r>
-        <w:t>16. W5 Check units</w:t>
-      </w:r>
-    </w:p>
-    <w:p>
-      <w:r>
-        <w:t>Check units. Apply the supplied Regression and Residuals facts and keep your reasoning.</w:t>
-      </w:r>
-    </w:p>
-    <w:p>
-      <w:pPr>
-        <w:spacing w:line="336" w:lineRule="auto" w:after="180"/>
-      </w:pPr>
-      <w:r>
-        <w:rPr>
-          <w:b w:val="0"/>
-        </w:rPr>
-        <w:t>A report combines 2 cm and .02 m as if they were different magnitudes. Repair it.</w:t>
-      </w:r>
-    </w:p>
-    <w:p>
-      <w:pPr>
-        <w:pStyle w:val="Heading3"/>
-      </w:pPr>
-      <w:r>
-        <w:t>My reasoning and evidence</w:t>
-      </w:r>
-    </w:p>
-    <w:p>
-      <w:r>
-        <w:t>________________________________________________________________</w:t>
-      </w:r>
-    </w:p>
-    <w:p>
-      <w:r>
-        <w:t>________________________________________________________________</w:t>
-      </w:r>
-    </w:p>
-    <w:p>
-      <w:r>
-        <w:t>________________________________________________________________</w:t>
-      </w:r>
-    </w:p>
-    <w:p>
-      <w:r>
-        <w:t>________________________________________________________________</w:t>
-      </w:r>
-    </w:p>
-    <w:p>
-      <w:r>
-        <w:t>________________________________________________________________</w:t>
-      </w:r>
-    </w:p>
-    <w:p>
-      <w:r>
-        <w:t>________________________________________________________________</w:t>
-      </w:r>
-    </w:p>
-    <w:p>
-      <w:pPr>
-        <w:pStyle w:val="Heading1"/>
-      </w:pPr>
-      <w:r>
-        <w:t>17. Feedback, return check and learning record</w:t>
-      </w:r>
-    </w:p>
-    <w:p>
-      <w:r>
-        <w:t>Record the first repaired step and a different case to revisit after a delay.</w:t>
+        <w:t>17. Feedback · Repair and return</w:t>
+      </w:r>
+    </w:p>
+    <w:p>
+      <w:r>
+        <w:t>Keep this task’s complete inputs, stated rule and support record together.</w:t>
+      </w:r>
+    </w:p>
+    <w:p>
+      <w:pPr>
+        <w:pStyle w:val="Heading2"/>
+      </w:pPr>
+      <w:r>
+        <w:t>Task and evidence record</w:t>
       </w:r>
     </w:p>
     <w:tbl>
@@ -1819,12 +817,9 @@
     </w:tbl>
     <w:p>
       <w:pPr>
-        <w:spacing w:line="336" w:lineRule="auto" w:after="180"/>
-      </w:pPr>
-      <w:r>
-        <w:rPr>
-          <w:b w:val="0"/>
-        </w:rPr>
+        <w:pStyle w:val="ListBullet"/>
+      </w:pPr>
+      <w:r>
         <w:t>Revisit this idea with your teacher after a delay. Familiarity is different from explaining and using it on a changed case.</w:t>
       </w:r>
     </w:p>
@@ -1833,75 +828,777 @@
         <w:pStyle w:val="Heading1"/>
       </w:pPr>
       <w:r>
-        <w:t>18. Pictorial case practice: Regression and Residuals</w:t>
-      </w:r>
-    </w:p>
-    <w:p>
-      <w:r>
-        <w:t>Use residual signs to say whether each plant-height estimate is too high or low. Explain the labelled step before checking the changed condition.</w:t>
-      </w:r>
-    </w:p>
-    <w:p>
-      <w:pPr>
-        <w:spacing w:line="336" w:lineRule="auto" w:after="180"/>
-      </w:pPr>
-      <w:r>
-        <w:rPr>
-          <w:b w:val="0"/>
-        </w:rPr>
-        <w:t xml:space="preserve">Use </w:t>
-      </w:r>
-      <w:r>
-        <w:rPr>
-          <w:b/>
-        </w:rPr>
-        <w:t>residual</w:t>
-      </w:r>
-      <w:r>
-        <w:rPr>
-          <w:b w:val="0"/>
-        </w:rPr>
-        <w:t xml:space="preserve"> signs to say whether each plant-height estimate is too high or low.</w:t>
-      </w:r>
-    </w:p>
-    <w:p>
-      <w:pPr>
-        <w:spacing w:line="336" w:lineRule="auto" w:after="180"/>
-      </w:pPr>
-      <w:r>
-        <w:rPr>
-          <w:b/>
-        </w:rPr>
-        <w:t>Residual</w:t>
-      </w:r>
-      <w:r>
-        <w:rPr>
-          <w:b w:val="0"/>
-        </w:rPr>
-        <w:t>=observed-predicted. Observed heights [5, 8, 12] cm; predicted [7, 7, 10] cm.</w:t>
-      </w:r>
-    </w:p>
-    <w:p>
-      <w:pPr>
-        <w:spacing w:line="336" w:lineRule="auto" w:after="180"/>
-      </w:pPr>
-      <w:r>
-        <w:rPr>
-          <w:b w:val="0"/>
-        </w:rPr>
-        <w:t xml:space="preserve">All </w:t>
-      </w:r>
-      <w:r>
-        <w:rPr>
-          <w:b/>
-        </w:rPr>
-        <w:t>input</w:t>
-      </w:r>
-      <w:r>
-        <w:rPr>
-          <w:b w:val="0"/>
-        </w:rPr>
-        <w:t>s and outcomes in this worked example are invented classroom data; no real model run is claimed.</w:t>
+        <w:t>10. Finish · Judge your evidence</w:t>
+      </w:r>
+    </w:p>
+    <w:p>
+      <w:r>
+        <w:t>Keep this task’s complete inputs, stated rule and support record together.</w:t>
+      </w:r>
+    </w:p>
+    <w:p>
+      <w:pPr>
+        <w:pStyle w:val="Heading2"/>
+      </w:pPr>
+      <w:r>
+        <w:t>Task and evidence record</w:t>
+      </w:r>
+    </w:p>
+    <w:p>
+      <w:pPr>
+        <w:pStyle w:val="ListBullet"/>
+      </w:pPr>
+      <w:r>
+        <w:t>I can explain the mechanism. I can show evidence. I can handle a changed case. I can name a limit. Mark each as not yet, with help or independently, and attach supporting work.</w:t>
+      </w:r>
+    </w:p>
+    <w:p>
+      <w:pPr>
+        <w:pStyle w:val="ListBullet"/>
+      </w:pPr>
+      <w:r>
+        <w:t>Teacher review ____________________  Next step ____________________</w:t>
+      </w:r>
+    </w:p>
+    <w:p>
+      <w:pPr>
+        <w:pStyle w:val="Heading1"/>
+      </w:pPr>
+      <w:r>
+        <w:t>Reference bank and extra practice</w:t>
+      </w:r>
+    </w:p>
+    <w:p>
+      <w:pPr>
+        <w:pStyle w:val="Heading1"/>
+      </w:pPr>
+      <w:r>
+        <w:t>02. Reference · Supported W2 record</w:t>
+      </w:r>
+    </w:p>
+    <w:p>
+      <w:r>
+        <w:t>Keep this task’s complete inputs, stated rule and support record together.</w:t>
+      </w:r>
+    </w:p>
+    <w:p>
+      <w:pPr>
+        <w:pStyle w:val="Heading2"/>
+      </w:pPr>
+      <w:r>
+        <w:t>Task and evidence record</w:t>
+      </w:r>
+    </w:p>
+    <w:p>
+      <w:pPr>
+        <w:pStyle w:val="ListBullet"/>
+      </w:pPr>
+      <w:r>
+        <w:t>Use W2: Explain cancellation for Regression and residuals. Record the answer once; the lesson and workbook refer to the same attempt.</w:t>
+      </w:r>
+    </w:p>
+    <w:tbl>
+      <w:tblPr>
+        <w:tblStyle w:val="LightShading-Accent1"/>
+        <w:tblW w:type="auto" w:w="0"/>
+        <w:tblLook w:firstColumn="1" w:firstRow="1" w:lastColumn="0" w:lastRow="0" w:noHBand="0" w:noVBand="1" w:val="04A0"/>
+      </w:tblPr>
+      <w:tblGrid>
+        <w:gridCol w:w="2556"/>
+        <w:gridCol w:w="2556"/>
+        <w:gridCol w:w="2556"/>
+        <w:gridCol w:w="2556"/>
+      </w:tblGrid>
+      <w:tr>
+        <w:trPr>
+          <w:tblHeader/>
+        </w:trPr>
+        <w:tc>
+          <w:tcPr>
+            <w:tcW w:type="dxa" w:w="2556"/>
+          </w:tcPr>
+          <w:p>
+            <w:r>
+              <w:t>Given inputs</w:t>
+            </w:r>
+          </w:p>
+        </w:tc>
+        <w:tc>
+          <w:tcPr>
+            <w:tcW w:type="dxa" w:w="2556"/>
+          </w:tcPr>
+          <w:p>
+            <w:r>
+              <w:t>Procedure I chose</w:t>
+            </w:r>
+          </w:p>
+        </w:tc>
+        <w:tc>
+          <w:tcPr>
+            <w:tcW w:type="dxa" w:w="2556"/>
+          </w:tcPr>
+          <w:p>
+            <w:r>
+              <w:t>Middle steps</w:t>
+            </w:r>
+          </w:p>
+        </w:tc>
+        <w:tc>
+          <w:tcPr>
+            <w:tcW w:type="dxa" w:w="2556"/>
+          </w:tcPr>
+          <w:p>
+            <w:r>
+              <w:t>Result and check</w:t>
+            </w:r>
+          </w:p>
+        </w:tc>
+      </w:tr>
+      <w:tr>
+        <w:tc>
+          <w:tcPr>
+            <w:tcW w:type="dxa" w:w="2556"/>
+          </w:tcPr>
+          <w:p>
+            <w:r/>
+          </w:p>
+        </w:tc>
+        <w:tc>
+          <w:tcPr>
+            <w:tcW w:type="dxa" w:w="2556"/>
+          </w:tcPr>
+          <w:p>
+            <w:r/>
+          </w:p>
+        </w:tc>
+        <w:tc>
+          <w:tcPr>
+            <w:tcW w:type="dxa" w:w="2556"/>
+          </w:tcPr>
+          <w:p>
+            <w:r/>
+          </w:p>
+        </w:tc>
+        <w:tc>
+          <w:tcPr>
+            <w:tcW w:type="dxa" w:w="2556"/>
+          </w:tcPr>
+          <w:p>
+            <w:r/>
+          </w:p>
+        </w:tc>
+      </w:tr>
+    </w:tbl>
+    <w:p>
+      <w:pPr>
+        <w:pStyle w:val="Heading3"/>
+      </w:pPr>
+      <w:r>
+        <w:t>The step I completed without help, and the hint I needed</w:t>
+      </w:r>
+    </w:p>
+    <w:p>
+      <w:r>
+        <w:t>________________________________________________________________</w:t>
+      </w:r>
+    </w:p>
+    <w:p>
+      <w:r>
+        <w:t>________________________________________________________________</w:t>
+      </w:r>
+    </w:p>
+    <w:p>
+      <w:r>
+        <w:t>________________________________________________________________</w:t>
+      </w:r>
+    </w:p>
+    <w:p>
+      <w:pPr>
+        <w:pStyle w:val="Heading1"/>
+      </w:pPr>
+      <w:r>
+        <w:t>03. Extra practice · Individual reasoning check</w:t>
+      </w:r>
+    </w:p>
+    <w:p>
+      <w:r>
+        <w:t>Keep this task’s complete inputs, stated rule and support record together.</w:t>
+      </w:r>
+    </w:p>
+    <w:p>
+      <w:pPr>
+        <w:pStyle w:val="Heading2"/>
+      </w:pPr>
+      <w:r>
+        <w:t>Task and evidence record</w:t>
+      </w:r>
+    </w:p>
+    <w:p>
+      <w:pPr>
+        <w:pStyle w:val="ListBullet"/>
+      </w:pPr>
+      <w:r>
+        <w:t>Use the worked case for Regression and residuals. Proposed explanation: “A final answer is enough”. Decide whether this explanation is supported. Point to the step or supplied fact that decides; explain your repair if needed.</w:t>
+      </w:r>
+    </w:p>
+    <w:p>
+      <w:pPr>
+        <w:pStyle w:val="Heading3"/>
+      </w:pPr>
+      <w:r>
+        <w:t>My explanation before partner discussion</w:t>
+      </w:r>
+    </w:p>
+    <w:p>
+      <w:r>
+        <w:t>________________________________________________________________</w:t>
+      </w:r>
+    </w:p>
+    <w:p>
+      <w:r>
+        <w:t>________________________________________________________________</w:t>
+      </w:r>
+    </w:p>
+    <w:p>
+      <w:r>
+        <w:t>________________________________________________________________</w:t>
+      </w:r>
+    </w:p>
+    <w:p>
+      <w:r>
+        <w:t>________________________________________________________________</w:t>
+      </w:r>
+    </w:p>
+    <w:p>
+      <w:pPr>
+        <w:pStyle w:val="Heading1"/>
+      </w:pPr>
+      <w:r>
+        <w:t>05. Reference · Earlier learning target</w:t>
+      </w:r>
+    </w:p>
+    <w:p>
+      <w:r>
+        <w:t>Keep this task’s complete inputs, stated rule and support record together.</w:t>
+      </w:r>
+    </w:p>
+    <w:p>
+      <w:pPr>
+        <w:pStyle w:val="Heading2"/>
+      </w:pPr>
+      <w:r>
+        <w:t>Task and evidence record</w:t>
+      </w:r>
+    </w:p>
+    <w:p>
+      <w:pPr>
+        <w:pStyle w:val="ListBullet"/>
+      </w:pPr>
+      <w:r>
+        <w:t>Actual leaf length is 7 cm and prediction is 10 cm. Using residual=actual−predicted, calculate residual and absolute error. Interpret the sign.</w:t>
+      </w:r>
+    </w:p>
+    <w:p>
+      <w:pPr>
+        <w:pStyle w:val="Heading1"/>
+      </w:pPr>
+      <w:r>
+        <w:t>06. Extra practice · Earlier complete case</w:t>
+      </w:r>
+    </w:p>
+    <w:p>
+      <w:r>
+        <w:t>Keep this task’s complete inputs, stated rule and support record together.</w:t>
+      </w:r>
+    </w:p>
+    <w:p>
+      <w:pPr>
+        <w:pStyle w:val="Heading2"/>
+      </w:pPr>
+      <w:r>
+        <w:t>Task and evidence record</w:t>
+      </w:r>
+    </w:p>
+    <w:p>
+      <w:pPr>
+        <w:pStyle w:val="ListBullet"/>
+      </w:pPr>
+      <w:r>
+        <w:t>Actual height=12 cm, prediction=9 cm. Residual means actual minus predicted.</w:t>
+      </w:r>
+    </w:p>
+    <w:p>
+      <w:pPr>
+        <w:pStyle w:val="ListBullet"/>
+      </w:pPr>
+      <w:r>
+        <w:t>Calculate and interpret.</w:t>
+      </w:r>
+    </w:p>
+    <w:p>
+      <w:pPr>
+        <w:pStyle w:val="ListBullet"/>
+      </w:pPr>
+      <w:r>
+        <w:t>Show your trace, calculation or evidence</w:t>
+      </w:r>
+    </w:p>
+    <w:p>
+      <w:pPr>
+        <w:pStyle w:val="Heading3"/>
+      </w:pPr>
+      <w:r>
+        <w:t>Write or draw your reasoning and evidence.</w:t>
+      </w:r>
+    </w:p>
+    <w:p>
+      <w:r>
+        <w:t>________________________________________________________________</w:t>
+      </w:r>
+    </w:p>
+    <w:p>
+      <w:r>
+        <w:t>________________________________________________________________</w:t>
+      </w:r>
+    </w:p>
+    <w:p>
+      <w:r>
+        <w:t>________________________________________________________________</w:t>
+      </w:r>
+    </w:p>
+    <w:p>
+      <w:r>
+        <w:t>________________________________________________________________</w:t>
+      </w:r>
+    </w:p>
+    <w:p>
+      <w:r>
+        <w:t>________________________________________________________________</w:t>
+      </w:r>
+    </w:p>
+    <w:p>
+      <w:pPr>
+        <w:pStyle w:val="Heading1"/>
+      </w:pPr>
+      <w:r>
+        <w:t>07. Extra practice · Changed case</w:t>
+      </w:r>
+    </w:p>
+    <w:p>
+      <w:r>
+        <w:t>Keep this task’s complete inputs, stated rule and support record together.</w:t>
+      </w:r>
+    </w:p>
+    <w:p>
+      <w:pPr>
+        <w:pStyle w:val="Heading2"/>
+      </w:pPr>
+      <w:r>
+        <w:t>Task and evidence record</w:t>
+      </w:r>
+    </w:p>
+    <w:p>
+      <w:pPr>
+        <w:pStyle w:val="ListBullet"/>
+      </w:pPr>
+      <w:r>
+        <w:t>Define residual as actual minus predicted. Actual height is 14 cm and prediction is 17 cm. Calculate residual and interpret its sign.</w:t>
+      </w:r>
+    </w:p>
+    <w:p>
+      <w:pPr>
+        <w:pStyle w:val="ListBullet"/>
+      </w:pPr>
+      <w:r>
+        <w:t>My independent answer and reason</w:t>
+      </w:r>
+    </w:p>
+    <w:p>
+      <w:pPr>
+        <w:pStyle w:val="Heading3"/>
+      </w:pPr>
+      <w:r>
+        <w:t>Write or draw your reasoning and evidence.</w:t>
+      </w:r>
+    </w:p>
+    <w:p>
+      <w:r>
+        <w:t>________________________________________________________________</w:t>
+      </w:r>
+    </w:p>
+    <w:p>
+      <w:r>
+        <w:t>________________________________________________________________</w:t>
+      </w:r>
+    </w:p>
+    <w:p>
+      <w:r>
+        <w:t>________________________________________________________________</w:t>
+      </w:r>
+    </w:p>
+    <w:p>
+      <w:r>
+        <w:t>________________________________________________________________</w:t>
+      </w:r>
+    </w:p>
+    <w:p>
+      <w:r>
+        <w:t>________________________________________________________________</w:t>
+      </w:r>
+    </w:p>
+    <w:p>
+      <w:pPr>
+        <w:pStyle w:val="Heading3"/>
+      </w:pPr>
+      <w:r>
+        <w:t>Week 19 Test and reflect</w:t>
+      </w:r>
+    </w:p>
+    <w:p>
+      <w:pPr>
+        <w:pStyle w:val="Heading1"/>
+      </w:pPr>
+      <w:r>
+        <w:t>08. Extra practice · Design a revealing test</w:t>
+      </w:r>
+    </w:p>
+    <w:p>
+      <w:r>
+        <w:t>Keep this task’s complete inputs, stated rule and support record together.</w:t>
+      </w:r>
+    </w:p>
+    <w:p>
+      <w:pPr>
+        <w:pStyle w:val="Heading2"/>
+      </w:pPr>
+      <w:r>
+        <w:t>Task and evidence record</w:t>
+      </w:r>
+    </w:p>
+    <w:p>
+      <w:pPr>
+        <w:pStyle w:val="ListBullet"/>
+      </w:pPr>
+      <w:r>
+        <w:t>Create a changed input, boundary case or missing-information case. Write the expected answer or safe response before testing.</w:t>
+      </w:r>
+    </w:p>
+    <w:tbl>
+      <w:tblPr>
+        <w:tblStyle w:val="LightShading-Accent1"/>
+        <w:tblW w:type="auto" w:w="0"/>
+        <w:tblLook w:firstColumn="1" w:firstRow="1" w:lastColumn="0" w:lastRow="0" w:noHBand="0" w:noVBand="1" w:val="04A0"/>
+      </w:tblPr>
+      <w:tblGrid>
+        <w:gridCol w:w="5112"/>
+        <w:gridCol w:w="5112"/>
+      </w:tblGrid>
+      <w:tr>
+        <w:trPr>
+          <w:tblHeader/>
+        </w:trPr>
+        <w:tc>
+          <w:tcPr>
+            <w:tcW w:type="dxa" w:w="5112"/>
+          </w:tcPr>
+          <w:p>
+            <w:r>
+              <w:t>Test record</w:t>
+            </w:r>
+          </w:p>
+        </w:tc>
+        <w:tc>
+          <w:tcPr>
+            <w:tcW w:type="dxa" w:w="5112"/>
+          </w:tcPr>
+          <w:p>
+            <w:r>
+              <w:t>My evidence</w:t>
+            </w:r>
+          </w:p>
+        </w:tc>
+      </w:tr>
+      <w:tr>
+        <w:tc>
+          <w:tcPr>
+            <w:tcW w:type="dxa" w:w="5112"/>
+          </w:tcPr>
+          <w:p>
+            <w:r>
+              <w:t>Changed input or condition</w:t>
+            </w:r>
+          </w:p>
+        </w:tc>
+        <w:tc>
+          <w:tcPr>
+            <w:tcW w:type="dxa" w:w="5112"/>
+          </w:tcPr>
+          <w:p>
+            <w:r/>
+          </w:p>
+        </w:tc>
+      </w:tr>
+      <w:tr>
+        <w:tc>
+          <w:tcPr>
+            <w:tcW w:type="dxa" w:w="5112"/>
+          </w:tcPr>
+          <w:p>
+            <w:r>
+              <w:t>Expected answer or fallback</w:t>
+            </w:r>
+          </w:p>
+        </w:tc>
+        <w:tc>
+          <w:tcPr>
+            <w:tcW w:type="dxa" w:w="5112"/>
+          </w:tcPr>
+          <w:p>
+            <w:r/>
+          </w:p>
+        </w:tc>
+      </w:tr>
+      <w:tr>
+        <w:tc>
+          <w:tcPr>
+            <w:tcW w:type="dxa" w:w="5112"/>
+          </w:tcPr>
+          <w:p>
+            <w:r>
+              <w:t>Observed result</w:t>
+            </w:r>
+          </w:p>
+        </w:tc>
+        <w:tc>
+          <w:tcPr>
+            <w:tcW w:type="dxa" w:w="5112"/>
+          </w:tcPr>
+          <w:p>
+            <w:r/>
+          </w:p>
+        </w:tc>
+      </w:tr>
+      <w:tr>
+        <w:tc>
+          <w:tcPr>
+            <w:tcW w:type="dxa" w:w="5112"/>
+          </w:tcPr>
+          <w:p>
+            <w:r>
+              <w:t>Why the result occurred</w:t>
+            </w:r>
+          </w:p>
+        </w:tc>
+        <w:tc>
+          <w:tcPr>
+            <w:tcW w:type="dxa" w:w="5112"/>
+          </w:tcPr>
+          <w:p>
+            <w:r/>
+          </w:p>
+        </w:tc>
+      </w:tr>
+    </w:tbl>
+    <w:p>
+      <w:pPr>
+        <w:pStyle w:val="Heading1"/>
+      </w:pPr>
+      <w:r>
+        <w:t>11. Extra practice · Earlier transfer</w:t>
+      </w:r>
+    </w:p>
+    <w:p>
+      <w:r>
+        <w:t>Keep this task’s complete inputs, stated rule and support record together.</w:t>
+      </w:r>
+    </w:p>
+    <w:p>
+      <w:pPr>
+        <w:pStyle w:val="Heading2"/>
+      </w:pPr>
+      <w:r>
+        <w:t>Task and evidence record</w:t>
+      </w:r>
+    </w:p>
+    <w:p>
+      <w:pPr>
+        <w:pStyle w:val="ListBullet"/>
+      </w:pPr>
+      <w:r>
+        <w:t>Actual leaf length is 7 cm and prediction is 10 cm. Using residual=actual−predicted, calculate residual and absolute error. Interpret the sign.</w:t>
+      </w:r>
+    </w:p>
+    <w:p>
+      <w:pPr>
+        <w:pStyle w:val="Heading3"/>
+      </w:pPr>
+      <w:r>
+        <w:t>My independently reasoned answer</w:t>
+      </w:r>
+    </w:p>
+    <w:p>
+      <w:r>
+        <w:t>________________________________________________________________</w:t>
+      </w:r>
+    </w:p>
+    <w:p>
+      <w:r>
+        <w:t>________________________________________________________________</w:t>
+      </w:r>
+    </w:p>
+    <w:p>
+      <w:r>
+        <w:t>________________________________________________________________</w:t>
+      </w:r>
+    </w:p>
+    <w:p>
+      <w:r>
+        <w:t>________________________________________________________________</w:t>
+      </w:r>
+    </w:p>
+    <w:p>
+      <w:r>
+        <w:t>________________________________________________________________</w:t>
+      </w:r>
+    </w:p>
+    <w:p>
+      <w:r>
+        <w:t>________________________________________________________________</w:t>
+      </w:r>
+    </w:p>
+    <w:p>
+      <w:r>
+        <w:t>________________________________________________________________</w:t>
+      </w:r>
+    </w:p>
+    <w:p>
+      <w:pPr>
+        <w:pStyle w:val="ListBullet"/>
+      </w:pPr>
+      <w:r>
+        <w:t>Record support used: none, hint or teacher explanation.</w:t>
+      </w:r>
+    </w:p>
+    <w:p>
+      <w:pPr>
+        <w:pStyle w:val="Heading1"/>
+      </w:pPr>
+      <w:r>
+        <w:t>15. Reference · Earlier W4 record</w:t>
+      </w:r>
+    </w:p>
+    <w:p>
+      <w:r>
+        <w:t>Keep this task’s complete inputs, stated rule and support record together.</w:t>
+      </w:r>
+    </w:p>
+    <w:p>
+      <w:pPr>
+        <w:pStyle w:val="Heading2"/>
+      </w:pPr>
+      <w:r>
+        <w:t>Task and evidence record</w:t>
+      </w:r>
+    </w:p>
+    <w:p>
+      <w:pPr>
+        <w:pStyle w:val="ListBullet"/>
+      </w:pPr>
+      <w:r>
+        <w:t>Observed [6, 10, 13], predicted [8, 9, 11] cm. Give residuals, mean residual and error directions.</w:t>
+      </w:r>
+    </w:p>
+    <w:p>
+      <w:pPr>
+        <w:pStyle w:val="Heading3"/>
+      </w:pPr>
+      <w:r>
+        <w:t>My reasoning and evidence</w:t>
+      </w:r>
+    </w:p>
+    <w:p>
+      <w:r>
+        <w:t>________________________________________________________________</w:t>
+      </w:r>
+    </w:p>
+    <w:p>
+      <w:r>
+        <w:t>________________________________________________________________</w:t>
+      </w:r>
+    </w:p>
+    <w:p>
+      <w:r>
+        <w:t>________________________________________________________________</w:t>
+      </w:r>
+    </w:p>
+    <w:p>
+      <w:r>
+        <w:t>________________________________________________________________</w:t>
+      </w:r>
+    </w:p>
+    <w:p>
+      <w:r>
+        <w:t>________________________________________________________________</w:t>
+      </w:r>
+    </w:p>
+    <w:p>
+      <w:r>
+        <w:t>________________________________________________________________</w:t>
+      </w:r>
+    </w:p>
+    <w:p>
+      <w:r>
+        <w:t>________________________________________________________________</w:t>
+      </w:r>
+    </w:p>
+    <w:p>
+      <w:r>
+        <w:t>________________________________________________________________</w:t>
+      </w:r>
+    </w:p>
+    <w:p>
+      <w:pPr>
+        <w:pStyle w:val="Heading1"/>
+      </w:pPr>
+      <w:r>
+        <w:t>18. Extra practice · Pictured case</w:t>
+      </w:r>
+    </w:p>
+    <w:p>
+      <w:r>
+        <w:t>Keep this task’s complete inputs, stated rule and support record together.</w:t>
+      </w:r>
+    </w:p>
+    <w:p>
+      <w:pPr>
+        <w:pStyle w:val="Heading2"/>
+      </w:pPr>
+      <w:r>
+        <w:t>Task and evidence record</w:t>
+      </w:r>
+    </w:p>
+    <w:p>
+      <w:pPr>
+        <w:pStyle w:val="ListBullet"/>
+      </w:pPr>
+      <w:r>
+        <w:t>Use residual signs to say whether each plant-height estimate is too high or low.</w:t>
+      </w:r>
+    </w:p>
+    <w:p>
+      <w:pPr>
+        <w:pStyle w:val="ListBullet"/>
+      </w:pPr>
+      <w:r>
+        <w:t>Residual=observed-predicted. Observed heights [5, 8, 12] cm; predicted [7, 7, 10] cm.</w:t>
+      </w:r>
+    </w:p>
+    <w:p>
+      <w:pPr>
+        <w:pStyle w:val="ListBullet"/>
+      </w:pPr>
+      <w:r>
+        <w:t>All inputs and outcomes in this worked example are invented classroom data; no real model run is claimed.</w:t>
       </w:r>
     </w:p>
     <w:p>
@@ -1978,25 +1675,10 @@
     </w:p>
     <w:p>
       <w:pPr>
-        <w:spacing w:line="336" w:lineRule="auto" w:after="180"/>
-      </w:pPr>
-      <w:r>
-        <w:rPr>
-          <w:b w:val="0"/>
-        </w:rPr>
-        <w:t xml:space="preserve">Which statistic reveals the size of errors without cancellation? Point to the relevant step in the picture, then write the changed result and the rule or </w:t>
-      </w:r>
-      <w:r>
-        <w:rPr>
-          <w:b/>
-        </w:rPr>
-        <w:t>evidence</w:t>
-      </w:r>
-      <w:r>
-        <w:rPr>
-          <w:b w:val="0"/>
-        </w:rPr>
-        <w:t xml:space="preserve"> that supports it.</w:t>
+        <w:pStyle w:val="ListBullet"/>
+      </w:pPr>
+      <w:r>
+        <w:t>Which statistic reveals the size of errors without cancellation? Point to the relevant step in the picture, then write the changed result and the rule or evidence that supports it.</w:t>
       </w:r>
     </w:p>
     <w:p>
@@ -2039,68 +1721,18 @@
     </w:p>
     <w:p>
       <w:pPr>
-        <w:pStyle w:val="Heading3"/>
-      </w:pPr>
-      <w:r>
-        <w:t>Record the help used</w:t>
-      </w:r>
-    </w:p>
-    <w:p>
-      <w:pPr>
-        <w:spacing w:line="336" w:lineRule="auto" w:after="180"/>
-        <w:shd w:fill="F1F6F8"/>
-      </w:pPr>
-      <w:r>
-        <w:rPr>
-          <w:b w:val="0"/>
-        </w:rPr>
-        <w:t xml:space="preserve">Support used: alone / hint / worked example. This record is practice </w:t>
-      </w:r>
-      <w:r>
-        <w:rPr>
-          <w:b/>
-        </w:rPr>
-        <w:t>evidence</w:t>
-      </w:r>
-      <w:r>
-        <w:rPr>
-          <w:b w:val="0"/>
-        </w:rPr>
-        <w:t>.</w:t>
-      </w:r>
-    </w:p>
-    <w:p>
-      <w:pPr>
-        <w:spacing w:line="336" w:lineRule="auto" w:after="180"/>
-      </w:pPr>
-      <w:r>
-        <w:rPr>
-          <w:b w:val="0"/>
-        </w:rPr>
-        <w:t xml:space="preserve">Project connection: For your Responsible Plant Classifier, save the </w:t>
-      </w:r>
-      <w:r>
-        <w:rPr>
-          <w:b/>
-        </w:rPr>
-        <w:t>input</w:t>
-      </w:r>
-      <w:r>
-        <w:rPr>
-          <w:b w:val="0"/>
-        </w:rPr>
-        <w:t>, procedure, observed result and limitation of this check.</w:t>
-      </w:r>
-    </w:p>
-    <w:p>
-      <w:pPr>
-        <w:spacing w:line="336" w:lineRule="auto" w:after="180"/>
-      </w:pPr>
-      <w:r>
-        <w:rPr>
-          <w:b w:val="0"/>
-        </w:rPr>
-        <w:t>Label this worked example as practice; use a different, previously unreviewed case when checking independent understanding.</w:t>
+        <w:pStyle w:val="ListBullet"/>
+      </w:pPr>
+      <w:r>
+        <w:t>Support used: alone / hint / worked example. This record is practice evidence.</w:t>
+      </w:r>
+    </w:p>
+    <w:p>
+      <w:pPr>
+        <w:pStyle w:val="ListBullet"/>
+      </w:pPr>
+      <w:r>
+        <w:t>Project connection: For your Responsible Plant Classifier, save the input, procedure, observed result and limitation of this check. Label this worked example as practice; use a different, previously unreviewed case when checking independent understanding.</w:t>
       </w:r>
     </w:p>
     <w:p>
@@ -2108,68 +1740,44 @@
         <w:pStyle w:val="Heading1"/>
       </w:pPr>
       <w:r>
-        <w:t>19. Project portfolio milestone</w:t>
-      </w:r>
-    </w:p>
-    <w:p>
-      <w:r>
-        <w:t>Keep this week’s input, deciding step, result and limit together in the Responsible Plant Classifier record.</w:t>
-      </w:r>
-    </w:p>
-    <w:p>
-      <w:pPr>
-        <w:spacing w:line="336" w:lineRule="auto" w:after="180"/>
-      </w:pPr>
-      <w:r>
-        <w:rPr>
-          <w:b w:val="0"/>
-        </w:rPr>
+        <w:t>19. Reference · Project portfolio milestone</w:t>
+      </w:r>
+    </w:p>
+    <w:p>
+      <w:r>
+        <w:t>Keep this task’s complete inputs, stated rule and support record together.</w:t>
+      </w:r>
+    </w:p>
+    <w:p>
+      <w:pPr>
+        <w:pStyle w:val="Heading2"/>
+      </w:pPr>
+      <w:r>
+        <w:t>Task and evidence record</w:t>
+      </w:r>
+    </w:p>
+    <w:p>
+      <w:pPr>
+        <w:pStyle w:val="ListBullet"/>
+      </w:pPr>
+      <w:r>
         <w:t>Project: Responsible Plant Classifier</w:t>
       </w:r>
     </w:p>
     <w:p>
       <w:pPr>
-        <w:spacing w:line="336" w:lineRule="auto" w:after="180"/>
-      </w:pPr>
-      <w:r>
-        <w:rPr>
-          <w:b w:val="0"/>
-        </w:rPr>
+        <w:pStyle w:val="ListBullet"/>
+      </w:pPr>
+      <w:r>
         <w:t>Current milestone: Evaluate and revise. Compare with your starting method, explain errors and record a justified revision.</w:t>
       </w:r>
     </w:p>
     <w:p>
       <w:pPr>
-        <w:spacing w:line="336" w:lineRule="auto" w:after="180"/>
-      </w:pPr>
-      <w:r>
-        <w:rPr>
-          <w:b w:val="0"/>
-        </w:rPr>
-        <w:t xml:space="preserve">For your Responsible Plant Classifier, save the </w:t>
-      </w:r>
-      <w:r>
-        <w:rPr>
-          <w:b/>
-        </w:rPr>
-        <w:t>input</w:t>
-      </w:r>
-      <w:r>
-        <w:rPr>
-          <w:b w:val="0"/>
-        </w:rPr>
-        <w:t>, procedure, observed result and limitation of this check.</w:t>
-      </w:r>
-    </w:p>
-    <w:p>
-      <w:pPr>
-        <w:spacing w:line="336" w:lineRule="auto" w:after="180"/>
-      </w:pPr>
-      <w:r>
-        <w:rPr>
-          <w:b w:val="0"/>
-        </w:rPr>
-        <w:t>Label this worked example as practice; use a different, previously unreviewed case when checking independent understanding.</w:t>
+        <w:pStyle w:val="ListBullet"/>
+      </w:pPr>
+      <w:r>
+        <w:t>For your Responsible Plant Classifier, save the input, procedure, observed result and limitation of this check. Label this worked example as practice; use a different, previously unreviewed case when checking independent understanding.</w:t>
       </w:r>
     </w:p>
     <w:tbl>
@@ -2326,12 +1934,609 @@
         <w:pStyle w:val="Heading1"/>
       </w:pPr>
       <w:r>
-        <w:t>20. Supported practice and learning evidence</w:t>
-      </w:r>
-    </w:p>
-    <w:p>
-      <w:r>
-        <w:t>Try the supported questions before comparing with hints and feedback. Record what you repaired and the evidence you retained.</w:t>
+        <w:t>20. Extra practice · Predict, check and repair</w:t>
+      </w:r>
+    </w:p>
+    <w:p>
+      <w:r>
+        <w:t>Keep supported feedback separate from the reserved independent case.</w:t>
+      </w:r>
+    </w:p>
+    <w:p>
+      <w:pPr>
+        <w:pStyle w:val="Heading2"/>
+      </w:pPr>
+      <w:r>
+        <w:t>First supported question and hint</w:t>
+      </w:r>
+    </w:p>
+    <w:p>
+      <w:pPr>
+        <w:pStyle w:val="ListBullet"/>
+      </w:pPr>
+      <w:r>
+        <w:t>Use residual signs to say whether each plant-height estimate is too high or low.</w:t>
+      </w:r>
+    </w:p>
+    <w:p>
+      <w:pPr>
+        <w:pStyle w:val="Heading3"/>
+      </w:pPr>
+      <w:r>
+        <w:t>Practice 1: explain the deciding evidence</w:t>
+      </w:r>
+    </w:p>
+    <w:p>
+      <w:pPr>
+        <w:pStyle w:val="ListBullet"/>
+      </w:pPr>
+      <w:r>
+        <w:t>Which labelled step matches this detail? Mean residual is 1/3 cm; MAE is 5/3 cm, so small signed mean does not imply small errors.</w:t>
+      </w:r>
+    </w:p>
+    <w:p>
+      <w:pPr>
+        <w:pStyle w:val="ListBullet"/>
+      </w:pPr>
+      <w:r>
+        <w:t>1. Read directions</w:t>
+      </w:r>
+    </w:p>
+    <w:p>
+      <w:pPr>
+        <w:pStyle w:val="ListBullet"/>
+      </w:pPr>
+      <w:r>
+        <w:t>2. Avoid cancellation</w:t>
+      </w:r>
+    </w:p>
+    <w:p>
+      <w:pPr>
+        <w:pStyle w:val="ListBullet"/>
+      </w:pPr>
+      <w:r>
+        <w:t>3. Subtract matched pairs</w:t>
+      </w:r>
+    </w:p>
+    <w:p>
+      <w:pPr>
+        <w:pStyle w:val="Heading3"/>
+      </w:pPr>
+      <w:r>
+        <w:t>My selected conclusion, deciding fact and explanation</w:t>
+      </w:r>
+    </w:p>
+    <w:p>
+      <w:r>
+        <w:t>________________________________________________________________</w:t>
+      </w:r>
+    </w:p>
+    <w:p>
+      <w:r>
+        <w:t>________________________________________________________________</w:t>
+      </w:r>
+    </w:p>
+    <w:p>
+      <w:r>
+        <w:t>________________________________________________________________</w:t>
+      </w:r>
+    </w:p>
+    <w:p>
+      <w:r>
+        <w:t>________________________________________________________________</w:t>
+      </w:r>
+    </w:p>
+    <w:p>
+      <w:r>
+        <w:t>________________________________________________________________</w:t>
+      </w:r>
+    </w:p>
+    <w:p>
+      <w:pPr>
+        <w:pStyle w:val="ListBullet"/>
+      </w:pPr>
+      <w:r>
+        <w:t>Hint if needed: Read the steps in the pictorial case. Match the supplied detail to the stage that performs or records it.</w:t>
+      </w:r>
+    </w:p>
+    <w:p>
+      <w:pPr>
+        <w:pStyle w:val="Heading2"/>
+      </w:pPr>
+      <w:r>
+        <w:t>Check the first explanation · reference / check after trying</w:t>
+      </w:r>
+    </w:p>
+    <w:p>
+      <w:pPr>
+        <w:spacing w:line="336" w:lineRule="auto" w:after="180"/>
+      </w:pPr>
+      <w:r>
+        <w:rPr>
+          <w:b w:val="0"/>
+        </w:rPr>
+        <w:t xml:space="preserve">After your attempt, compare with the supported explanation: Avoid cancellation Mean </w:t>
+      </w:r>
+      <w:r>
+        <w:rPr>
+          <w:b/>
+        </w:rPr>
+        <w:t>residual</w:t>
+      </w:r>
+      <w:r>
+        <w:rPr>
+          <w:b w:val="0"/>
+        </w:rPr>
+        <w:t xml:space="preserve"> is 1/3 cm; MAE is 5/3 cm, so small signed mean does not imply small errors. Read the picture in order.</w:t>
+      </w:r>
+    </w:p>
+    <w:p>
+      <w:pPr>
+        <w:spacing w:line="336" w:lineRule="auto" w:after="180"/>
+      </w:pPr>
+      <w:r>
+        <w:rPr>
+          <w:b w:val="0"/>
+        </w:rPr>
+        <w:t xml:space="preserve">Mean </w:t>
+      </w:r>
+      <w:r>
+        <w:rPr>
+          <w:b/>
+        </w:rPr>
+        <w:t>residual</w:t>
+      </w:r>
+      <w:r>
+        <w:rPr>
+          <w:b w:val="0"/>
+        </w:rPr>
+        <w:t xml:space="preserve"> is 1/3 cm; MAE is 5/3 cm, so small signed mean does not imply small errors. The arrows show which recorded </w:t>
+      </w:r>
+      <w:r>
+        <w:rPr>
+          <w:b/>
+        </w:rPr>
+        <w:t>input</w:t>
+      </w:r>
+      <w:r>
+        <w:rPr>
+          <w:b w:val="0"/>
+        </w:rPr>
+        <w:t xml:space="preserve"> or intermediate result each decision uses.</w:t>
+      </w:r>
+    </w:p>
+    <w:p>
+      <w:pPr>
+        <w:spacing w:line="336" w:lineRule="auto" w:after="180"/>
+      </w:pPr>
+      <w:r>
+        <w:rPr>
+          <w:b w:val="0"/>
+        </w:rPr>
+        <w:t>Explain the deciding step aloud before checking the changed case; pointing to the final answer alone does not show how it follows.</w:t>
+      </w:r>
+    </w:p>
+    <w:p>
+      <w:pPr>
+        <w:pStyle w:val="Heading2"/>
+      </w:pPr>
+      <w:r>
+        <w:t>Changed-case question and hint</w:t>
+      </w:r>
+    </w:p>
+    <w:p>
+      <w:pPr>
+        <w:pStyle w:val="Heading3"/>
+      </w:pPr>
+      <w:r>
+        <w:t>Practice 2: explain the deciding evidence</w:t>
+      </w:r>
+    </w:p>
+    <w:p>
+      <w:pPr>
+        <w:pStyle w:val="ListBullet"/>
+      </w:pPr>
+      <w:r>
+        <w:t>Changed-case practice: Raise all predictions by1 cm. Which conclusion is supported by the supplied facts?</w:t>
+      </w:r>
+    </w:p>
+    <w:p>
+      <w:pPr>
+        <w:pStyle w:val="ListBullet"/>
+      </w:pPr>
+      <w:r>
+        <w:t>1. This one example guarantees correct results for every future input.</w:t>
+      </w:r>
+    </w:p>
+    <w:p>
+      <w:pPr>
+        <w:pStyle w:val="ListBullet"/>
+      </w:pPr>
+      <w:r>
+        <w:t>2. We can decide the result without examining the changed input or the procedure.</w:t>
+      </w:r>
+    </w:p>
+    <w:p>
+      <w:pPr>
+        <w:pStyle w:val="ListBullet"/>
+      </w:pPr>
+      <w:r>
+        <w:t>3. Residuals become [-3, 0, 1]; mean=-2/3 cm and MAE=4/3 cm.</w:t>
+      </w:r>
+    </w:p>
+    <w:p>
+      <w:pPr>
+        <w:pStyle w:val="Heading3"/>
+      </w:pPr>
+      <w:r>
+        <w:t>My selected conclusion, deciding fact and explanation</w:t>
+      </w:r>
+    </w:p>
+    <w:p>
+      <w:r>
+        <w:t>________________________________________________________________</w:t>
+      </w:r>
+    </w:p>
+    <w:p>
+      <w:r>
+        <w:t>________________________________________________________________</w:t>
+      </w:r>
+    </w:p>
+    <w:p>
+      <w:r>
+        <w:t>________________________________________________________________</w:t>
+      </w:r>
+    </w:p>
+    <w:p>
+      <w:r>
+        <w:t>________________________________________________________________</w:t>
+      </w:r>
+    </w:p>
+    <w:p>
+      <w:r>
+        <w:t>________________________________________________________________</w:t>
+      </w:r>
+    </w:p>
+    <w:p>
+      <w:pPr>
+        <w:pStyle w:val="ListBullet"/>
+      </w:pPr>
+      <w:r>
+        <w:t>Hint if needed: Use the changed condition and the deciding step in the pictorial trace. The answer must say what follows from those facts.</w:t>
+      </w:r>
+    </w:p>
+    <w:p>
+      <w:pPr>
+        <w:pStyle w:val="Heading2"/>
+      </w:pPr>
+      <w:r>
+        <w:t>Check the changed explanation · reference / check after trying</w:t>
+      </w:r>
+    </w:p>
+    <w:p>
+      <w:pPr>
+        <w:spacing w:line="336" w:lineRule="auto" w:after="180"/>
+      </w:pPr>
+      <w:r>
+        <w:rPr>
+          <w:b w:val="0"/>
+        </w:rPr>
+        <w:t xml:space="preserve">After your attempt, compare with the supported explanation: </w:t>
+      </w:r>
+      <w:r>
+        <w:rPr>
+          <w:b/>
+        </w:rPr>
+        <w:t>Residual</w:t>
+      </w:r>
+      <w:r>
+        <w:rPr>
+          <w:b w:val="0"/>
+        </w:rPr>
+        <w:t xml:space="preserve">s become [-3, 0, 1]; mean=-2/3 cm and MAE=4/3 cm. Each </w:t>
+      </w:r>
+      <w:r>
+        <w:rPr>
+          <w:b/>
+        </w:rPr>
+        <w:t>residual</w:t>
+      </w:r>
+      <w:r>
+        <w:rPr>
+          <w:b w:val="0"/>
+        </w:rPr>
+        <w:t xml:space="preserve"> decreases by1 under the observed-minus-predicted convention.</w:t>
+      </w:r>
+    </w:p>
+    <w:p>
+      <w:pPr>
+        <w:pStyle w:val="Heading2"/>
+      </w:pPr>
+      <w:r>
+        <w:t>Repair and keep the record</w:t>
+      </w:r>
+    </w:p>
+    <w:p>
+      <w:pPr>
+        <w:spacing w:line="336" w:lineRule="auto" w:after="180"/>
+      </w:pPr>
+      <w:r>
+        <w:rPr>
+          <w:b w:val="0"/>
+        </w:rPr>
+        <w:t xml:space="preserve">Review Error Analysis (ai-4/18). Goal: Categorize development errors using </w:t>
+      </w:r>
+      <w:r>
+        <w:rPr>
+          <w:b/>
+        </w:rPr>
+        <w:t>evidence</w:t>
+      </w:r>
+      <w:r>
+        <w:rPr>
+          <w:b w:val="0"/>
+        </w:rPr>
+        <w:t xml:space="preserve">. Short practice: What </w:t>
+      </w:r>
+      <w:r>
+        <w:rPr>
+          <w:b/>
+        </w:rPr>
+        <w:t>evidence</w:t>
+      </w:r>
+      <w:r>
+        <w:rPr>
+          <w:b w:val="0"/>
+        </w:rPr>
+        <w:t xml:space="preserve"> would support the claim that a change helps fresh dim-light images?</w:t>
+      </w:r>
+    </w:p>
+    <w:p>
+      <w:pPr>
+        <w:spacing w:line="336" w:lineRule="auto" w:after="180"/>
+      </w:pPr>
+      <w:r>
+        <w:rPr>
+          <w:b w:val="0"/>
+        </w:rPr>
+        <w:t xml:space="preserve">Point to the relevant step in the picture, then write the changed result and the rule or </w:t>
+      </w:r>
+      <w:r>
+        <w:rPr>
+          <w:b/>
+        </w:rPr>
+        <w:t>evidence</w:t>
+      </w:r>
+      <w:r>
+        <w:rPr>
+          <w:b w:val="0"/>
+        </w:rPr>
+        <w:t xml:space="preserve"> that supports it.. Return to this week and explain what you changed.</w:t>
+      </w:r>
+    </w:p>
+    <w:p>
+      <w:pPr>
+        <w:spacing w:line="336" w:lineRule="auto" w:after="180"/>
+      </w:pPr>
+      <w:r>
+        <w:rPr>
+          <w:b w:val="0"/>
+        </w:rPr>
+        <w:t>Review Accuracy and Imbalance (ai-4/16). Goal: Explain why overall accuracy can hide failure on a less common class. Short practice: Why can the 90% baseline still be unsuitable for a detection task?</w:t>
+      </w:r>
+    </w:p>
+    <w:p>
+      <w:pPr>
+        <w:spacing w:line="336" w:lineRule="auto" w:after="180"/>
+      </w:pPr>
+      <w:r>
+        <w:rPr>
+          <w:b w:val="0"/>
+        </w:rPr>
+        <w:t xml:space="preserve">Point to the relevant step in the picture, then write the changed result and the rule or </w:t>
+      </w:r>
+      <w:r>
+        <w:rPr>
+          <w:b/>
+        </w:rPr>
+        <w:t>evidence</w:t>
+      </w:r>
+      <w:r>
+        <w:rPr>
+          <w:b w:val="0"/>
+        </w:rPr>
+        <w:t xml:space="preserve"> that supports it.. Return to this week and explain what you changed.</w:t>
+      </w:r>
+    </w:p>
+    <w:p>
+      <w:pPr>
+        <w:spacing w:line="336" w:lineRule="auto" w:after="180"/>
+      </w:pPr>
+      <w:r>
+        <w:rPr>
+          <w:b w:val="0"/>
+        </w:rPr>
+        <w:t xml:space="preserve">Review Train a Classifier (ai-4/13). Goal: Connect </w:t>
+      </w:r>
+      <w:r>
+        <w:rPr>
+          <w:b/>
+        </w:rPr>
+        <w:t>training</w:t>
+      </w:r>
+      <w:r>
+        <w:rPr>
+          <w:b w:val="0"/>
+        </w:rPr>
+        <w:t xml:space="preserve">-only scaling and neighbour </w:t>
+      </w:r>
+      <w:r>
+        <w:rPr>
+          <w:b/>
+        </w:rPr>
+        <w:t>prediction</w:t>
+      </w:r>
+      <w:r>
+        <w:rPr>
+          <w:b w:val="0"/>
+        </w:rPr>
+        <w:t xml:space="preserve"> in one pipeline. Short practice: Which pipeline record would help another team reproduce the result?</w:t>
+      </w:r>
+    </w:p>
+    <w:p>
+      <w:pPr>
+        <w:spacing w:line="336" w:lineRule="auto" w:after="180"/>
+      </w:pPr>
+      <w:r>
+        <w:rPr>
+          <w:b w:val="0"/>
+        </w:rPr>
+        <w:t xml:space="preserve">Point to the relevant step in the picture, then write the changed result and the rule or </w:t>
+      </w:r>
+      <w:r>
+        <w:rPr>
+          <w:b/>
+        </w:rPr>
+        <w:t>evidence</w:t>
+      </w:r>
+      <w:r>
+        <w:rPr>
+          <w:b w:val="0"/>
+        </w:rPr>
+        <w:t xml:space="preserve"> that supports it.. Return to this week and explain what you changed.</w:t>
+      </w:r>
+    </w:p>
+    <w:p>
+      <w:pPr>
+        <w:spacing w:line="336" w:lineRule="auto" w:after="180"/>
+      </w:pPr>
+      <w:r>
+        <w:rPr>
+          <w:b w:val="0"/>
+        </w:rPr>
+        <w:t xml:space="preserve">The browser lab lets you edit the supported Python examples already included in this lesson. Predict first, run, inspect the actual </w:t>
+      </w:r>
+      <w:r>
+        <w:rPr>
+          <w:b/>
+        </w:rPr>
+        <w:t>output</w:t>
+      </w:r>
+      <w:r>
+        <w:rPr>
+          <w:b w:val="0"/>
+        </w:rPr>
+        <w:t xml:space="preserve"> or error, change one </w:t>
+      </w:r>
+      <w:r>
+        <w:rPr>
+          <w:b/>
+        </w:rPr>
+        <w:t>input</w:t>
+      </w:r>
+      <w:r>
+        <w:rPr>
+          <w:b w:val="0"/>
+        </w:rPr>
+        <w:t>, then run again.</w:t>
+      </w:r>
+    </w:p>
+    <w:p>
+      <w:pPr>
+        <w:spacing w:line="336" w:lineRule="auto" w:after="180"/>
+      </w:pPr>
+      <w:r>
+        <w:rPr>
+          <w:b w:val="0"/>
+        </w:rPr>
+        <w:t xml:space="preserve">Keep code, </w:t>
+      </w:r>
+      <w:r>
+        <w:rPr>
+          <w:b/>
+        </w:rPr>
+        <w:t>prediction</w:t>
+      </w:r>
+      <w:r>
+        <w:rPr>
+          <w:b w:val="0"/>
+        </w:rPr>
+        <w:t>s, actual results and a reasoned revision together. On paper, label your result as a trace rather than an execution.</w:t>
+      </w:r>
+    </w:p>
+    <w:p>
+      <w:pPr>
+        <w:spacing w:line="336" w:lineRule="auto" w:after="180"/>
+      </w:pPr>
+      <w:r>
+        <w:rPr>
+          <w:b w:val="0"/>
+        </w:rPr>
+        <w:t xml:space="preserve">Use Download completed work in the hosted lesson to export your answers, reflections, practice feedback and code-run </w:t>
+      </w:r>
+      <w:r>
+        <w:rPr>
+          <w:b/>
+        </w:rPr>
+        <w:t>evidence</w:t>
+      </w:r>
+      <w:r>
+        <w:rPr>
+          <w:b w:val="0"/>
+        </w:rPr>
+        <w:t>. Open the HTML copy to read or print it.</w:t>
+      </w:r>
+    </w:p>
+    <w:p>
+      <w:pPr>
+        <w:spacing w:line="336" w:lineRule="auto" w:after="180"/>
+      </w:pPr>
+      <w:r>
+        <w:rPr>
+          <w:b w:val="0"/>
+        </w:rPr>
+        <w:t>Drafts stay in this browser when storage is available; clear drafts on a shared device.</w:t>
+      </w:r>
+    </w:p>
+    <w:p>
+      <w:pPr>
+        <w:pStyle w:val="Heading3"/>
+      </w:pPr>
+      <w:r>
+        <w:t>What I repaired, the evidence I kept and the next test</w:t>
+      </w:r>
+    </w:p>
+    <w:p>
+      <w:r>
+        <w:t>________________________________________________________________</w:t>
+      </w:r>
+    </w:p>
+    <w:p>
+      <w:r>
+        <w:t>________________________________________________________________</w:t>
+      </w:r>
+    </w:p>
+    <w:p>
+      <w:r>
+        <w:t>________________________________________________________________</w:t>
+      </w:r>
+    </w:p>
+    <w:p>
+      <w:r>
+        <w:t>________________________________________________________________</w:t>
+      </w:r>
+    </w:p>
+    <w:p>
+      <w:r>
+        <w:t>________________________________________________________________</w:t>
+      </w:r>
+    </w:p>
+    <w:p>
+      <w:pPr>
+        <w:pStyle w:val="Heading2"/>
+      </w:pPr>
+      <w:r>
+        <w:t>Earlier wording, alternatives and picture transcripts · reference / check after trying</w:t>
       </w:r>
     </w:p>
     <w:p>
@@ -2347,92 +2552,10 @@
     </w:p>
     <w:p>
       <w:pPr>
-        <w:spacing w:line="336" w:lineRule="auto" w:after="180"/>
-      </w:pPr>
-      <w:r>
-        <w:rPr>
-          <w:b w:val="0"/>
-        </w:rPr>
-        <w:t xml:space="preserve">Use </w:t>
-      </w:r>
-      <w:r>
-        <w:rPr>
-          <w:b/>
-        </w:rPr>
-        <w:t>residual</w:t>
-      </w:r>
-      <w:r>
-        <w:rPr>
-          <w:b w:val="0"/>
-        </w:rPr>
-        <w:t xml:space="preserve"> signs to say whether each plant-height estimate is too high or low.</w:t>
-      </w:r>
-    </w:p>
-    <w:p>
-      <w:pPr>
         <w:pStyle w:val="Heading3"/>
       </w:pPr>
       <w:r>
-        <w:t>Practice 1: explain the deciding evidence</w:t>
-      </w:r>
-    </w:p>
-    <w:p>
-      <w:pPr>
-        <w:spacing w:line="336" w:lineRule="auto" w:after="180"/>
-      </w:pPr>
-      <w:r>
-        <w:rPr>
-          <w:b w:val="0"/>
-        </w:rPr>
-        <w:t xml:space="preserve">Which labelled step matches this detail? Mean </w:t>
-      </w:r>
-      <w:r>
-        <w:rPr>
-          <w:b/>
-        </w:rPr>
-        <w:t>residual</w:t>
-      </w:r>
-      <w:r>
-        <w:rPr>
-          <w:b w:val="0"/>
-        </w:rPr>
-        <w:t xml:space="preserve"> is 1/3 cm; MAE is 5/3 cm, so small signed mean does not imply small errors.</w:t>
-      </w:r>
-    </w:p>
-    <w:p>
-      <w:pPr>
-        <w:spacing w:line="336" w:lineRule="auto" w:after="180"/>
-        <w:shd w:fill="F4F9FC"/>
-      </w:pPr>
-      <w:r>
-        <w:rPr>
-          <w:b w:val="0"/>
-        </w:rPr>
-        <w:t>1. Read directions</w:t>
-      </w:r>
-    </w:p>
-    <w:p>
-      <w:pPr>
-        <w:spacing w:line="336" w:lineRule="auto" w:after="180"/>
-        <w:shd w:fill="F4F9FC"/>
-      </w:pPr>
-      <w:r>
-        <w:rPr>
-          <w:b w:val="0"/>
-        </w:rPr>
-        <w:t>2. Avoid cancellation</w:t>
-      </w:r>
-    </w:p>
-    <w:p>
-      <w:pPr>
-        <w:spacing w:line="336" w:lineRule="auto" w:after="180"/>
-        <w:shd w:fill="F4F9FC"/>
-      </w:pPr>
-      <w:r>
-        <w:rPr>
-          <w:b w:val="0"/>
-        </w:rPr>
-        <w:t>3. Subtract matched pairs</w:t>
+        <w:t>Repair a missing building block</w:t>
       </w:r>
     </w:p>
     <w:p>
@@ -2440,32 +2563,7 @@
         <w:pStyle w:val="Heading3"/>
       </w:pPr>
       <w:r>
-        <w:t>My selected conclusion, deciding fact and explanation</w:t>
-      </w:r>
-    </w:p>
-    <w:p>
-      <w:r>
-        <w:t>________________________________________________________________</w:t>
-      </w:r>
-    </w:p>
-    <w:p>
-      <w:r>
-        <w:t>________________________________________________________________</w:t>
-      </w:r>
-    </w:p>
-    <w:p>
-      <w:r>
-        <w:t>________________________________________________________________</w:t>
-      </w:r>
-    </w:p>
-    <w:p>
-      <w:r>
-        <w:t>________________________________________________________________</w:t>
-      </w:r>
-    </w:p>
-    <w:p>
-      <w:r>
-        <w:t>________________________________________________________________</w:t>
+        <w:t>Predict, run and debug</w:t>
       </w:r>
     </w:p>
     <w:p>
@@ -2473,625 +2571,25 @@
         <w:pStyle w:val="Heading3"/>
       </w:pPr>
       <w:r>
-        <w:t>Hint · try first</w:t>
-      </w:r>
-    </w:p>
-    <w:p>
-      <w:pPr>
-        <w:spacing w:line="336" w:lineRule="auto" w:after="180"/>
-        <w:shd w:fill="F1F6F8"/>
-      </w:pPr>
-      <w:r>
-        <w:rPr>
-          <w:b w:val="0"/>
-        </w:rPr>
-        <w:t>Hint if needed: Read the steps in the pictorial case. Match the supplied detail to the stage that performs or records it.</w:t>
-      </w:r>
-    </w:p>
-    <w:p>
-      <w:pPr>
-        <w:pStyle w:val="Heading3"/>
-      </w:pPr>
-      <w:r>
-        <w:t>Feedback · compare after trying</w:t>
-      </w:r>
-    </w:p>
-    <w:p>
-      <w:pPr>
-        <w:spacing w:line="336" w:lineRule="auto" w:after="180"/>
-        <w:shd w:fill="F1F6FC"/>
-      </w:pPr>
-      <w:r>
-        <w:rPr>
-          <w:b w:val="0"/>
-        </w:rPr>
-        <w:t xml:space="preserve">After your attempt, compare with the supported explanation: Avoid cancellation Mean </w:t>
-      </w:r>
-      <w:r>
-        <w:rPr>
-          <w:b/>
-        </w:rPr>
-        <w:t>residual</w:t>
-      </w:r>
-      <w:r>
-        <w:rPr>
-          <w:b w:val="0"/>
-        </w:rPr>
-        <w:t xml:space="preserve"> is 1/3 cm; MAE is 5/3 cm, so small signed mean does not imply small errors. Read the picture in order.</w:t>
-      </w:r>
-    </w:p>
-    <w:p>
-      <w:pPr>
-        <w:spacing w:line="336" w:lineRule="auto" w:after="180"/>
-        <w:shd w:fill="F1F6FC"/>
-      </w:pPr>
-      <w:r>
-        <w:rPr>
-          <w:b w:val="0"/>
-        </w:rPr>
-        <w:t xml:space="preserve">Mean </w:t>
-      </w:r>
-      <w:r>
-        <w:rPr>
-          <w:b/>
-        </w:rPr>
-        <w:t>residual</w:t>
-      </w:r>
-      <w:r>
-        <w:rPr>
-          <w:b w:val="0"/>
-        </w:rPr>
-        <w:t xml:space="preserve"> is 1/3 cm; MAE is 5/3 cm, so small signed mean does not imply small errors. The arrows show which recorded </w:t>
-      </w:r>
-      <w:r>
-        <w:rPr>
-          <w:b/>
-        </w:rPr>
-        <w:t>input</w:t>
-      </w:r>
-      <w:r>
-        <w:rPr>
-          <w:b w:val="0"/>
-        </w:rPr>
-        <w:t xml:space="preserve"> or intermediate result each decision uses.</w:t>
-      </w:r>
-    </w:p>
-    <w:p>
-      <w:pPr>
-        <w:spacing w:line="336" w:lineRule="auto" w:after="180"/>
-        <w:shd w:fill="F1F6FC"/>
-      </w:pPr>
-      <w:r>
-        <w:rPr>
-          <w:b w:val="0"/>
-        </w:rPr>
-        <w:t>Explain the deciding step aloud before checking the changed case; pointing to the final answer alone does not show how it follows.</w:t>
-      </w:r>
-    </w:p>
-    <w:p>
-      <w:pPr>
-        <w:pStyle w:val="Heading3"/>
-      </w:pPr>
-      <w:r>
-        <w:t>Practice 2: explain the deciding evidence</w:t>
-      </w:r>
-    </w:p>
-    <w:p>
-      <w:pPr>
-        <w:pStyle w:val="Heading3"/>
-      </w:pPr>
-      <w:r>
-        <w:t>Changed case · predict first</w:t>
-      </w:r>
-    </w:p>
-    <w:p>
-      <w:pPr>
-        <w:spacing w:line="336" w:lineRule="auto" w:after="180"/>
-        <w:shd w:fill="F5F1FB"/>
-      </w:pPr>
-      <w:r>
-        <w:rPr>
-          <w:b w:val="0"/>
-        </w:rPr>
-        <w:t xml:space="preserve">Changed-case practice: Raise all </w:t>
-      </w:r>
-      <w:r>
-        <w:rPr>
-          <w:b/>
-        </w:rPr>
-        <w:t>prediction</w:t>
-      </w:r>
-      <w:r>
-        <w:rPr>
-          <w:b w:val="0"/>
-        </w:rPr>
-        <w:t>s by1 cm. Which conclusion is supported by the supplied facts?</w:t>
-      </w:r>
-    </w:p>
-    <w:p>
-      <w:pPr>
-        <w:spacing w:line="336" w:lineRule="auto" w:after="180"/>
-        <w:shd w:fill="F4F9FC"/>
-      </w:pPr>
-      <w:r>
-        <w:rPr>
-          <w:b w:val="0"/>
-        </w:rPr>
-        <w:t xml:space="preserve">1. This one example guarantees correct results for every future </w:t>
-      </w:r>
-      <w:r>
-        <w:rPr>
-          <w:b/>
-        </w:rPr>
-        <w:t>input</w:t>
-      </w:r>
-      <w:r>
-        <w:rPr>
-          <w:b w:val="0"/>
-        </w:rPr>
-        <w:t>.</w:t>
-      </w:r>
-    </w:p>
-    <w:p>
-      <w:pPr>
-        <w:spacing w:line="336" w:lineRule="auto" w:after="180"/>
-        <w:shd w:fill="F4F9FC"/>
-      </w:pPr>
-      <w:r>
-        <w:rPr>
-          <w:b w:val="0"/>
-        </w:rPr>
-        <w:t xml:space="preserve">2. We can decide the result without examining the changed </w:t>
-      </w:r>
-      <w:r>
-        <w:rPr>
-          <w:b/>
-        </w:rPr>
-        <w:t>input</w:t>
-      </w:r>
-      <w:r>
-        <w:rPr>
-          <w:b w:val="0"/>
-        </w:rPr>
-        <w:t xml:space="preserve"> or the procedure.</w:t>
-      </w:r>
-    </w:p>
-    <w:p>
-      <w:pPr>
-        <w:spacing w:line="336" w:lineRule="auto" w:after="180"/>
-        <w:shd w:fill="F4F9FC"/>
-      </w:pPr>
-      <w:r>
-        <w:rPr>
-          <w:b w:val="0"/>
-        </w:rPr>
-        <w:t xml:space="preserve">3. </w:t>
-      </w:r>
-      <w:r>
-        <w:rPr>
-          <w:b/>
-        </w:rPr>
-        <w:t>Residual</w:t>
-      </w:r>
-      <w:r>
-        <w:rPr>
-          <w:b w:val="0"/>
-        </w:rPr>
-        <w:t>s become [-3, 0, 1]; mean=-2/3 cm and MAE=4/3 cm.</w:t>
-      </w:r>
-    </w:p>
-    <w:p>
-      <w:pPr>
-        <w:pStyle w:val="Heading3"/>
-      </w:pPr>
-      <w:r>
-        <w:t>My selected conclusion, deciding fact and explanation</w:t>
-      </w:r>
-    </w:p>
-    <w:p>
-      <w:r>
-        <w:t>________________________________________________________________</w:t>
-      </w:r>
-    </w:p>
-    <w:p>
-      <w:r>
-        <w:t>________________________________________________________________</w:t>
-      </w:r>
-    </w:p>
-    <w:p>
-      <w:r>
-        <w:t>________________________________________________________________</w:t>
-      </w:r>
-    </w:p>
-    <w:p>
-      <w:r>
-        <w:t>________________________________________________________________</w:t>
-      </w:r>
-    </w:p>
-    <w:p>
-      <w:r>
-        <w:t>________________________________________________________________</w:t>
-      </w:r>
-    </w:p>
-    <w:p>
-      <w:pPr>
-        <w:pStyle w:val="Heading3"/>
-      </w:pPr>
-      <w:r>
-        <w:t>Hint · try first</w:t>
-      </w:r>
-    </w:p>
-    <w:p>
-      <w:pPr>
-        <w:spacing w:line="336" w:lineRule="auto" w:after="180"/>
-        <w:shd w:fill="F1F6F8"/>
-      </w:pPr>
-      <w:r>
-        <w:rPr>
-          <w:b w:val="0"/>
-        </w:rPr>
-        <w:t>Hint if needed: Use the changed condition and the deciding step in the pictorial trace. The answer must say what follows from those facts.</w:t>
-      </w:r>
-    </w:p>
-    <w:p>
-      <w:pPr>
-        <w:pStyle w:val="Heading3"/>
-      </w:pPr>
-      <w:r>
-        <w:t>Feedback · compare after trying</w:t>
-      </w:r>
-    </w:p>
-    <w:p>
-      <w:pPr>
-        <w:spacing w:line="336" w:lineRule="auto" w:after="180"/>
-        <w:shd w:fill="F1F6FC"/>
-      </w:pPr>
-      <w:r>
-        <w:rPr>
-          <w:b w:val="0"/>
-        </w:rPr>
-        <w:t xml:space="preserve">After your attempt, compare with the supported explanation: </w:t>
-      </w:r>
-      <w:r>
-        <w:rPr>
-          <w:b/>
-        </w:rPr>
-        <w:t>Residual</w:t>
-      </w:r>
-      <w:r>
-        <w:rPr>
-          <w:b w:val="0"/>
-        </w:rPr>
-        <w:t xml:space="preserve">s become [-3, 0, 1]; mean=-2/3 cm and MAE=4/3 cm. Each </w:t>
-      </w:r>
-      <w:r>
-        <w:rPr>
-          <w:b/>
-        </w:rPr>
-        <w:t>residual</w:t>
-      </w:r>
-      <w:r>
-        <w:rPr>
-          <w:b w:val="0"/>
-        </w:rPr>
-        <w:t xml:space="preserve"> decreases by1 under the observed-minus-predicted convention.</w:t>
-      </w:r>
-    </w:p>
-    <w:p>
-      <w:pPr>
-        <w:pStyle w:val="Heading3"/>
-      </w:pPr>
-      <w:r>
-        <w:t>Repair a missing building block</w:t>
-      </w:r>
-    </w:p>
-    <w:p>
-      <w:pPr>
-        <w:spacing w:line="336" w:lineRule="auto" w:after="180"/>
-      </w:pPr>
-      <w:r>
-        <w:rPr>
-          <w:b w:val="0"/>
-        </w:rPr>
-        <w:t xml:space="preserve">Review Error Analysis (ai-4/18). Goal: Categorize development errors using </w:t>
-      </w:r>
-      <w:r>
-        <w:rPr>
-          <w:b/>
-        </w:rPr>
-        <w:t>evidence</w:t>
-      </w:r>
-      <w:r>
-        <w:rPr>
-          <w:b w:val="0"/>
-        </w:rPr>
-        <w:t xml:space="preserve">. Short practice: What </w:t>
-      </w:r>
-      <w:r>
-        <w:rPr>
-          <w:b/>
-        </w:rPr>
-        <w:t>evidence</w:t>
-      </w:r>
-      <w:r>
-        <w:rPr>
-          <w:b w:val="0"/>
-        </w:rPr>
-        <w:t xml:space="preserve"> would support the claim that a change helps fresh dim-light images?</w:t>
-      </w:r>
-    </w:p>
-    <w:p>
-      <w:pPr>
-        <w:spacing w:line="336" w:lineRule="auto" w:after="180"/>
-      </w:pPr>
-      <w:r>
-        <w:rPr>
-          <w:b w:val="0"/>
-        </w:rPr>
-        <w:t xml:space="preserve">Point to the relevant step in the picture, then write the changed result and the rule or </w:t>
-      </w:r>
-      <w:r>
-        <w:rPr>
-          <w:b/>
-        </w:rPr>
-        <w:t>evidence</w:t>
-      </w:r>
-      <w:r>
-        <w:rPr>
-          <w:b w:val="0"/>
-        </w:rPr>
-        <w:t xml:space="preserve"> that supports it.. Return to this week and explain what you changed.</w:t>
-      </w:r>
-    </w:p>
-    <w:p>
-      <w:pPr>
-        <w:spacing w:line="336" w:lineRule="auto" w:after="180"/>
-      </w:pPr>
-      <w:r>
-        <w:rPr>
-          <w:b w:val="0"/>
-        </w:rPr>
-        <w:t>Review Accuracy and Imbalance (ai-4/16). Goal: Explain why overall accuracy can hide failure on a less common class. Short practice: Why can the 90% baseline still be unsuitable for a detection task?</w:t>
-      </w:r>
-    </w:p>
-    <w:p>
-      <w:pPr>
-        <w:spacing w:line="336" w:lineRule="auto" w:after="180"/>
-      </w:pPr>
-      <w:r>
-        <w:rPr>
-          <w:b w:val="0"/>
-        </w:rPr>
-        <w:t xml:space="preserve">Point to the relevant step in the picture, then write the changed result and the rule or </w:t>
-      </w:r>
-      <w:r>
-        <w:rPr>
-          <w:b/>
-        </w:rPr>
-        <w:t>evidence</w:t>
-      </w:r>
-      <w:r>
-        <w:rPr>
-          <w:b w:val="0"/>
-        </w:rPr>
-        <w:t xml:space="preserve"> that supports it.. Return to this week and explain what you changed.</w:t>
-      </w:r>
-    </w:p>
-    <w:p>
-      <w:pPr>
-        <w:spacing w:line="336" w:lineRule="auto" w:after="180"/>
-      </w:pPr>
-      <w:r>
-        <w:rPr>
-          <w:b w:val="0"/>
-        </w:rPr>
-        <w:t xml:space="preserve">Review Train a Classifier (ai-4/13). Goal: Connect </w:t>
-      </w:r>
-      <w:r>
-        <w:rPr>
-          <w:b/>
-        </w:rPr>
-        <w:t>training</w:t>
-      </w:r>
-      <w:r>
-        <w:rPr>
-          <w:b w:val="0"/>
-        </w:rPr>
-        <w:t xml:space="preserve">-only scaling and neighbour </w:t>
-      </w:r>
-      <w:r>
-        <w:rPr>
-          <w:b/>
-        </w:rPr>
-        <w:t>prediction</w:t>
-      </w:r>
-      <w:r>
-        <w:rPr>
-          <w:b w:val="0"/>
-        </w:rPr>
-        <w:t xml:space="preserve"> in one pipeline. Short practice: Which pipeline record would help another team reproduce the result?</w:t>
-      </w:r>
-    </w:p>
-    <w:p>
-      <w:pPr>
-        <w:spacing w:line="336" w:lineRule="auto" w:after="180"/>
-      </w:pPr>
-      <w:r>
-        <w:rPr>
-          <w:b w:val="0"/>
-        </w:rPr>
-        <w:t xml:space="preserve">Point to the relevant step in the picture, then write the changed result and the rule or </w:t>
-      </w:r>
-      <w:r>
-        <w:rPr>
-          <w:b/>
-        </w:rPr>
-        <w:t>evidence</w:t>
-      </w:r>
-      <w:r>
-        <w:rPr>
-          <w:b w:val="0"/>
-        </w:rPr>
-        <w:t xml:space="preserve"> that supports it.. Return to this week and explain what you changed.</w:t>
-      </w:r>
-    </w:p>
-    <w:p>
-      <w:pPr>
-        <w:pStyle w:val="Heading3"/>
-      </w:pPr>
-      <w:r>
-        <w:t>Predict, run and debug</w:t>
-      </w:r>
-    </w:p>
-    <w:p>
-      <w:pPr>
-        <w:spacing w:line="336" w:lineRule="auto" w:after="180"/>
-      </w:pPr>
-      <w:r>
-        <w:rPr>
-          <w:b w:val="0"/>
-        </w:rPr>
-        <w:t xml:space="preserve">The browser lab lets you edit the supported Python examples already included in this lesson. Predict first, run, inspect the actual </w:t>
-      </w:r>
-      <w:r>
-        <w:rPr>
-          <w:b/>
-        </w:rPr>
-        <w:t>output</w:t>
-      </w:r>
-      <w:r>
-        <w:rPr>
-          <w:b w:val="0"/>
-        </w:rPr>
-        <w:t xml:space="preserve"> or error, change one </w:t>
-      </w:r>
-      <w:r>
-        <w:rPr>
-          <w:b/>
-        </w:rPr>
-        <w:t>input</w:t>
-      </w:r>
-      <w:r>
-        <w:rPr>
-          <w:b w:val="0"/>
-        </w:rPr>
-        <w:t>, then run again.</w:t>
-      </w:r>
-    </w:p>
-    <w:p>
-      <w:pPr>
-        <w:spacing w:line="336" w:lineRule="auto" w:after="180"/>
-      </w:pPr>
-      <w:r>
-        <w:rPr>
-          <w:b w:val="0"/>
-        </w:rPr>
-        <w:t xml:space="preserve">Keep code, </w:t>
-      </w:r>
-      <w:r>
-        <w:rPr>
-          <w:b/>
-        </w:rPr>
-        <w:t>prediction</w:t>
-      </w:r>
-      <w:r>
-        <w:rPr>
-          <w:b w:val="0"/>
-        </w:rPr>
-        <w:t>s, actual results and a reasoned revision together. On paper, label your result as a trace rather than an execution.</w:t>
-      </w:r>
-    </w:p>
-    <w:p>
-      <w:pPr>
-        <w:pStyle w:val="Heading3"/>
-      </w:pPr>
-      <w:r>
         <w:t>Keep your completed work</w:t>
       </w:r>
     </w:p>
     <w:p>
       <w:pPr>
-        <w:spacing w:line="336" w:lineRule="auto" w:after="180"/>
-      </w:pPr>
-      <w:r>
-        <w:rPr>
-          <w:b w:val="0"/>
-        </w:rPr>
-        <w:t xml:space="preserve">Use Download completed work in the hosted lesson to export your answers, reflections, practice feedback and code-run </w:t>
-      </w:r>
-      <w:r>
-        <w:rPr>
-          <w:b/>
-        </w:rPr>
-        <w:t>evidence</w:t>
-      </w:r>
-      <w:r>
-        <w:rPr>
-          <w:b w:val="0"/>
-        </w:rPr>
-        <w:t>. Open the HTML copy to read or print it.</w:t>
-      </w:r>
-    </w:p>
-    <w:p>
-      <w:pPr>
-        <w:spacing w:line="336" w:lineRule="auto" w:after="180"/>
-      </w:pPr>
-      <w:r>
-        <w:rPr>
-          <w:b w:val="0"/>
-        </w:rPr>
-        <w:t>Drafts stay in this browser when storage is available; clear drafts on a shared device.</w:t>
-      </w:r>
-    </w:p>
-    <w:p>
-      <w:pPr>
-        <w:pStyle w:val="Heading3"/>
-      </w:pPr>
-      <w:r>
-        <w:t>What I repaired, the evidence I kept and the next test</w:t>
-      </w:r>
-    </w:p>
-    <w:p>
-      <w:r>
-        <w:t>________________________________________________________________</w:t>
-      </w:r>
-    </w:p>
-    <w:p>
-      <w:r>
-        <w:t>________________________________________________________________</w:t>
-      </w:r>
-    </w:p>
-    <w:p>
-      <w:r>
-        <w:t>________________________________________________________________</w:t>
-      </w:r>
-    </w:p>
-    <w:p>
-      <w:r>
-        <w:t>________________________________________________________________</w:t>
-      </w:r>
-    </w:p>
-    <w:p>
-      <w:r>
-        <w:t>________________________________________________________________</w:t>
-      </w:r>
-    </w:p>
-    <w:p>
-      <w:pPr>
         <w:pStyle w:val="Heading1"/>
       </w:pPr>
       <w:r>
-        <w:t>21. Visual concept journey</w:t>
-      </w:r>
-    </w:p>
-    <w:p>
-      <w:r>
-        <w:t>Explain each Regression and Residuals picture from its labels, then record a relevant limit.</w:t>
-      </w:r>
-    </w:p>
-    <w:p>
-      <w:pPr>
-        <w:pStyle w:val="Heading3"/>
+        <w:t>21. Reference · Six-picture response sheets</w:t>
+      </w:r>
+    </w:p>
+    <w:p>
+      <w:r>
+        <w:t>Choose the relevant picture instead of repeating every task.</w:t>
+      </w:r>
+    </w:p>
+    <w:p>
+      <w:pPr>
+        <w:pStyle w:val="Heading2"/>
       </w:pPr>
       <w:r>
         <w:t>01. Regression and Residuals: the case</w:t>
@@ -3194,7 +2692,6 @@
     <w:p>
       <w:pPr>
         <w:spacing w:line="336" w:lineRule="auto" w:after="180"/>
-        <w:shd w:fill="F5F1FB"/>
       </w:pPr>
       <w:r>
         <w:rPr>
@@ -3233,7 +2730,7 @@
     </w:p>
     <w:p>
       <w:pPr>
-        <w:pStyle w:val="Heading3"/>
+        <w:pStyle w:val="Heading2"/>
       </w:pPr>
       <w:r>
         <w:t>02. Follow the deciding steps</w:t>
@@ -3325,7 +2822,6 @@
     <w:p>
       <w:pPr>
         <w:spacing w:line="336" w:lineRule="auto" w:after="180"/>
-        <w:shd w:fill="F5F1FB"/>
       </w:pPr>
       <w:r>
         <w:rPr>
@@ -3376,7 +2872,7 @@
     </w:p>
     <w:p>
       <w:pPr>
-        <w:pStyle w:val="Heading3"/>
+        <w:pStyle w:val="Heading2"/>
       </w:pPr>
       <w:r>
         <w:t>03. Observed minus predicted height</w:t>
@@ -3432,7 +2928,6 @@
     <w:p>
       <w:pPr>
         <w:spacing w:line="336" w:lineRule="auto" w:after="180"/>
-        <w:shd w:fill="F5F1FB"/>
       </w:pPr>
       <w:r>
         <w:rPr>
@@ -3471,7 +2966,7 @@
     </w:p>
     <w:p>
       <w:pPr>
-        <w:pStyle w:val="Heading3"/>
+        <w:pStyle w:val="Heading2"/>
       </w:pPr>
       <w:r>
         <w:t>04. Change one thing. Trace what follows.</w:t>
@@ -3586,7 +3081,6 @@
     <w:p>
       <w:pPr>
         <w:spacing w:line="336" w:lineRule="auto" w:after="180"/>
-        <w:shd w:fill="F5F1FB"/>
       </w:pPr>
       <w:r>
         <w:rPr>
@@ -3625,7 +3119,7 @@
     </w:p>
     <w:p>
       <w:pPr>
-        <w:pStyle w:val="Heading3"/>
+        <w:pStyle w:val="Heading2"/>
       </w:pPr>
       <w:r>
         <w:t>05. Connect the explanation to its limit</w:t>
@@ -3739,7 +3233,6 @@
     <w:p>
       <w:pPr>
         <w:spacing w:line="336" w:lineRule="auto" w:after="180"/>
-        <w:shd w:fill="F5F1FB"/>
       </w:pPr>
       <w:r>
         <w:rPr>
@@ -3778,7 +3271,7 @@
     </w:p>
     <w:p>
       <w:pPr>
-        <w:pStyle w:val="Heading3"/>
+        <w:pStyle w:val="Heading2"/>
       </w:pPr>
       <w:r>
         <w:t>06. Make the idea visible in your project</w:t>
@@ -3892,7 +3385,6 @@
     <w:p>
       <w:pPr>
         <w:spacing w:line="336" w:lineRule="auto" w:after="180"/>
-        <w:shd w:fill="F5F1FB"/>
       </w:pPr>
       <w:r>
         <w:rPr>
@@ -3939,6 +3431,62 @@
     <w:p>
       <w:r>
         <w:t>________________________________________________________________</w:t>
+      </w:r>
+    </w:p>
+    <w:p>
+      <w:pPr>
+        <w:pStyle w:val="Heading2"/>
+      </w:pPr>
+      <w:r>
+        <w:t>Earlier wording, alternatives and picture transcripts · reference / check after trying</w:t>
+      </w:r>
+    </w:p>
+    <w:p>
+      <w:pPr>
+        <w:pStyle w:val="Heading3"/>
+      </w:pPr>
+      <w:r>
+        <w:t>01. Regression and Residuals: the case</w:t>
+      </w:r>
+    </w:p>
+    <w:p>
+      <w:pPr>
+        <w:pStyle w:val="Heading3"/>
+      </w:pPr>
+      <w:r>
+        <w:t>02. Follow the deciding steps</w:t>
+      </w:r>
+    </w:p>
+    <w:p>
+      <w:pPr>
+        <w:pStyle w:val="Heading3"/>
+      </w:pPr>
+      <w:r>
+        <w:t>03. Observed minus predicted height</w:t>
+      </w:r>
+    </w:p>
+    <w:p>
+      <w:pPr>
+        <w:pStyle w:val="Heading3"/>
+      </w:pPr>
+      <w:r>
+        <w:t>04. Change one thing. Trace what follows.</w:t>
+      </w:r>
+    </w:p>
+    <w:p>
+      <w:pPr>
+        <w:pStyle w:val="Heading3"/>
+      </w:pPr>
+      <w:r>
+        <w:t>05. Connect the explanation to its limit</w:t>
+      </w:r>
+    </w:p>
+    <w:p>
+      <w:pPr>
+        <w:pStyle w:val="Heading3"/>
+      </w:pPr>
+      <w:r>
+        <w:t>06. Make the idea visible in your project</w:t>
       </w:r>
     </w:p>
     <w:sectPr>
